--- a/dist/秩父ファミリー旅行しおり_ver02.docx
+++ b/dist/秩父ファミリー旅行しおり_ver02.docx
@@ -2324,7 +2324,7 @@
                 <w:sz w:val="17"/>
                 <w:szCs w:val="17"/>
               </w:rPr>
-              <w:t xml:space="preserve">川あそび・虫とり・すべり台の主役。特急の席はまだ確保していません</w:t>
+              <w:t xml:space="preserve">川あそび・虫とり・すべり台の主役。特急は小児券で1席確保済み</w:t>
             </w:r>
           </w:p>
         </w:tc>
@@ -2443,7 +2443,7 @@
                 <w:sz w:val="17"/>
                 <w:szCs w:val="17"/>
               </w:rPr>
-              <w:t xml:space="preserve">おむつが取れていないと湯船に入れません。特急の席も未確保</w:t>
+              <w:t xml:space="preserve">おむつが取れていないと湯船に入れません。特急は小児券で1席確保済み</w:t>
             </w:r>
           </w:p>
         </w:tc>
@@ -2567,7 +2567,7 @@
                 <w:sz w:val="17"/>
                 <w:szCs w:val="17"/>
               </w:rPr>
-              <w:t xml:space="preserve">列車・座席</w:t>
+              <w:t xml:space="preserve">列車</w:t>
             </w:r>
           </w:p>
         </w:tc>
@@ -2605,7 +2605,7 @@
                 <w:sz w:val="17"/>
                 <w:szCs w:val="17"/>
               </w:rPr>
-              <w:t xml:space="preserve">人数</w:t>
+              <w:t xml:space="preserve">号車・座席</w:t>
             </w:r>
           </w:p>
         </w:tc>
@@ -2724,7 +2724,7 @@
                 <w:sz w:val="17"/>
                 <w:szCs w:val="17"/>
               </w:rPr>
-              <w:t xml:space="preserve">ちちぶ65号　池袋 9:00発 → 横瀬 10:16着／4号車 1C・1D・2C・2D</w:t>
+              <w:t xml:space="preserve">ちちぶ65号　池袋 9:00発 → 横瀬 10:16着</w:t>
             </w:r>
           </w:p>
         </w:tc>
@@ -2762,7 +2762,7 @@
                 <w:sz w:val="17"/>
                 <w:szCs w:val="17"/>
               </w:rPr>
-              <w:t xml:space="preserve">大人4名</w:t>
+              <w:t xml:space="preserve">4号車 1C・1D・2C・2D（大人4名）</w:t>
             </w:r>
           </w:p>
         </w:tc>
@@ -2800,7 +2800,7 @@
                 <w:sz w:val="17"/>
                 <w:szCs w:val="17"/>
               </w:rPr>
-              <w:t xml:space="preserve">購入済（3,600円・購入番号6696-6568-2505）</w:t>
+              <w:t xml:space="preserve">購入済 3,600円</w:t>
             </w:r>
           </w:p>
         </w:tc>
@@ -2843,7 +2843,7 @@
                 <w:sz w:val="17"/>
                 <w:szCs w:val="17"/>
               </w:rPr>
-              <w:t xml:space="preserve">往路 9/21（子ども）</w:t>
+              <w:t xml:space="preserve">往路 9/21</w:t>
             </w:r>
           </w:p>
         </w:tc>
@@ -2881,7 +2881,7 @@
                 <w:sz w:val="17"/>
                 <w:szCs w:val="17"/>
               </w:rPr>
-              <w:t xml:space="preserve">同じ列車の空席</w:t>
+              <w:t xml:space="preserve">同上</w:t>
             </w:r>
           </w:p>
         </w:tc>
@@ -2919,7 +2919,7 @@
                 <w:sz w:val="17"/>
                 <w:szCs w:val="17"/>
               </w:rPr>
-              <w:t xml:space="preserve">和希・浩希</w:t>
+              <w:t xml:space="preserve">4号車 2A・2B（小児2名）</w:t>
             </w:r>
           </w:p>
         </w:tc>
@@ -2957,7 +2957,7 @@
                 <w:sz w:val="17"/>
                 <w:szCs w:val="17"/>
               </w:rPr>
-              <w:t xml:space="preserve">未購入。1A・1B・2A・2Bが空いていれば通路をはさんで隣</w:t>
+              <w:t xml:space="preserve">購入済 900円</w:t>
             </w:r>
           </w:p>
         </w:tc>
@@ -3038,7 +3038,7 @@
                 <w:sz w:val="17"/>
                 <w:szCs w:val="17"/>
               </w:rPr>
-              <w:t xml:space="preserve">西武秩父 14:49発 → 池袋 16:15着（予定）</w:t>
+              <w:t xml:space="preserve">ちちぶ80号　西武秩父 14:49発 → 池袋 16:15着</w:t>
             </w:r>
           </w:p>
         </w:tc>
@@ -3076,7 +3076,7 @@
                 <w:sz w:val="17"/>
                 <w:szCs w:val="17"/>
               </w:rPr>
-              <w:t xml:space="preserve">大人4名＋子ども2名</w:t>
+              <w:t xml:space="preserve">5号車 1C・1D・2C・2D（大人4名）</w:t>
             </w:r>
           </w:p>
         </w:tc>
@@ -3114,7 +3114,164 @@
                 <w:sz w:val="17"/>
                 <w:szCs w:val="17"/>
               </w:rPr>
-              <w:t xml:space="preserve">未購入</w:t>
+              <w:t xml:space="preserve">購入済 3,600円</w:t>
+            </w:r>
+          </w:p>
+        </w:tc>
+      </w:tr>
+      <w:tr>
+        <w:trPr>
+          <w:cantSplit/>
+        </w:trPr>
+        <w:tc>
+          <w:tcPr>
+            <w:tcW w:type="dxa" w:w="1900"/>
+            <w:tcBorders>
+              <w:top w:val="none" w:color="FFFFFF" w:sz="0"/>
+              <w:left w:val="none" w:color="FFFFFF" w:sz="0"/>
+              <w:bottom w:val="single" w:color="EDF1F3" w:sz="4"/>
+              <w:right w:val="none" w:color="FFFFFF" w:sz="0"/>
+            </w:tcBorders>
+            <w:shd w:fill="FCEFE6" w:color="auto" w:val="clear"/>
+            <w:tcMar>
+              <w:top w:type="dxa" w:w="76"/>
+              <w:left w:type="dxa" w:w="130"/>
+              <w:bottom w:type="dxa" w:w="76"/>
+              <w:right w:type="dxa" w:w="130"/>
+            </w:tcMar>
+            <w:vAlign w:val="center"/>
+          </w:tcPr>
+          <w:p>
+            <w:pPr>
+              <w:spacing w:after="0" w:before="0" w:line="250" w:lineRule="auto"/>
+              <w:jc w:val="left"/>
+            </w:pPr>
+            <w:r>
+              <w:rPr>
+                <w:rFonts w:ascii="Yu Gothic" w:cs="Yu Gothic" w:eastAsia="Yu Gothic" w:hAnsi="Yu Gothic"/>
+                <w:b/>
+                <w:bCs/>
+                <w:i w:val="false"/>
+                <w:iCs w:val="false"/>
+                <w:color w:val="22303A"/>
+                <w:sz w:val="17"/>
+                <w:szCs w:val="17"/>
+              </w:rPr>
+              <w:t xml:space="preserve">復路 9/22</w:t>
+            </w:r>
+          </w:p>
+        </w:tc>
+        <w:tc>
+          <w:tcPr>
+            <w:tcW w:type="dxa" w:w="4200"/>
+            <w:tcBorders>
+              <w:top w:val="none" w:color="FFFFFF" w:sz="0"/>
+              <w:left w:val="none" w:color="FFFFFF" w:sz="0"/>
+              <w:bottom w:val="single" w:color="EDF1F3" w:sz="4"/>
+              <w:right w:val="none" w:color="FFFFFF" w:sz="0"/>
+            </w:tcBorders>
+            <w:shd w:fill="FAFBFA" w:color="auto" w:val="clear"/>
+            <w:tcMar>
+              <w:top w:type="dxa" w:w="76"/>
+              <w:left w:type="dxa" w:w="130"/>
+              <w:bottom w:type="dxa" w:w="76"/>
+              <w:right w:type="dxa" w:w="130"/>
+            </w:tcMar>
+            <w:vAlign w:val="center"/>
+          </w:tcPr>
+          <w:p>
+            <w:pPr>
+              <w:spacing w:after="0" w:before="0" w:line="250" w:lineRule="auto"/>
+              <w:jc w:val="left"/>
+            </w:pPr>
+            <w:r>
+              <w:rPr>
+                <w:rFonts w:ascii="Yu Gothic" w:cs="Yu Gothic" w:eastAsia="Yu Gothic" w:hAnsi="Yu Gothic"/>
+                <w:b w:val="false"/>
+                <w:bCs w:val="false"/>
+                <w:i w:val="false"/>
+                <w:iCs w:val="false"/>
+                <w:color w:val="46565F"/>
+                <w:sz w:val="17"/>
+                <w:szCs w:val="17"/>
+              </w:rPr>
+              <w:t xml:space="preserve">同上</w:t>
+            </w:r>
+          </w:p>
+        </w:tc>
+        <w:tc>
+          <w:tcPr>
+            <w:tcW w:type="dxa" w:w="1500"/>
+            <w:tcBorders>
+              <w:top w:val="none" w:color="FFFFFF" w:sz="0"/>
+              <w:left w:val="none" w:color="FFFFFF" w:sz="0"/>
+              <w:bottom w:val="single" w:color="EDF1F3" w:sz="4"/>
+              <w:right w:val="none" w:color="FFFFFF" w:sz="0"/>
+            </w:tcBorders>
+            <w:shd w:fill="FAFBFA" w:color="auto" w:val="clear"/>
+            <w:tcMar>
+              <w:top w:type="dxa" w:w="76"/>
+              <w:left w:type="dxa" w:w="130"/>
+              <w:bottom w:type="dxa" w:w="76"/>
+              <w:right w:type="dxa" w:w="130"/>
+            </w:tcMar>
+            <w:vAlign w:val="center"/>
+          </w:tcPr>
+          <w:p>
+            <w:pPr>
+              <w:spacing w:after="0" w:before="0" w:line="250" w:lineRule="auto"/>
+              <w:jc w:val="left"/>
+            </w:pPr>
+            <w:r>
+              <w:rPr>
+                <w:rFonts w:ascii="Yu Gothic" w:cs="Yu Gothic" w:eastAsia="Yu Gothic" w:hAnsi="Yu Gothic"/>
+                <w:b w:val="false"/>
+                <w:bCs w:val="false"/>
+                <w:i w:val="false"/>
+                <w:iCs w:val="false"/>
+                <w:color w:val="46565F"/>
+                <w:sz w:val="17"/>
+                <w:szCs w:val="17"/>
+              </w:rPr>
+              <w:t xml:space="preserve">5号車 1A・1B（小児2名）</w:t>
+            </w:r>
+          </w:p>
+        </w:tc>
+        <w:tc>
+          <w:tcPr>
+            <w:tcW w:type="dxa" w:w="2146"/>
+            <w:tcBorders>
+              <w:top w:val="none" w:color="FFFFFF" w:sz="0"/>
+              <w:left w:val="none" w:color="FFFFFF" w:sz="0"/>
+              <w:bottom w:val="single" w:color="EDF1F3" w:sz="4"/>
+              <w:right w:val="none" w:color="FFFFFF" w:sz="0"/>
+            </w:tcBorders>
+            <w:shd w:fill="FAFBFA" w:color="auto" w:val="clear"/>
+            <w:tcMar>
+              <w:top w:type="dxa" w:w="76"/>
+              <w:left w:type="dxa" w:w="130"/>
+              <w:bottom w:type="dxa" w:w="76"/>
+              <w:right w:type="dxa" w:w="130"/>
+            </w:tcMar>
+            <w:vAlign w:val="center"/>
+          </w:tcPr>
+          <w:p>
+            <w:pPr>
+              <w:spacing w:after="0" w:before="0" w:line="250" w:lineRule="auto"/>
+              <w:jc w:val="left"/>
+            </w:pPr>
+            <w:r>
+              <w:rPr>
+                <w:rFonts w:ascii="Yu Gothic" w:cs="Yu Gothic" w:eastAsia="Yu Gothic" w:hAnsi="Yu Gothic"/>
+                <w:b w:val="false"/>
+                <w:bCs w:val="false"/>
+                <w:i w:val="false"/>
+                <w:iCs w:val="false"/>
+                <w:color w:val="46565F"/>
+                <w:sz w:val="17"/>
+                <w:szCs w:val="17"/>
+              </w:rPr>
+              <w:t xml:space="preserve">購入済 900円</w:t>
             </w:r>
           </w:p>
         </w:tc>
@@ -3190,7 +3347,7 @@
                 <w:sz w:val="17"/>
                 <w:szCs w:val="17"/>
               </w:rPr>
-              <w:t xml:space="preserve">Smoozの「乗車変更」では人数を変更できません。子どもの席を足すには、同じ列車をもう1件購入することになります。</w:t>
+              <w:t xml:space="preserve">往復とも6名ぶんの席が確保できました。特急券の合計は9,000円です。</w:t>
             </w:r>
           </w:p>
           <w:p>
@@ -3223,7 +3380,106 @@
                 <w:sz w:val="17"/>
                 <w:szCs w:val="17"/>
               </w:rPr>
-              <w:t xml:space="preserve">空席は日に日に減るので、席を取るなら早い方が確実です。</w:t>
+              <w:t xml:space="preserve">往路は4号車、復路は5号車です。号車が違うので乗り間違えないこと。</w:t>
+            </w:r>
+          </w:p>
+          <w:p>
+            <w:pPr>
+              <w:spacing w:after="55" w:before="0" w:line="255" w:lineRule="auto"/>
+              <w:ind w:left="120" w:hanging="190"/>
+              <w:jc w:val="left"/>
+            </w:pPr>
+            <w:r>
+              <w:rPr>
+                <w:rFonts w:ascii="Yu Gothic" w:cs="Yu Gothic" w:eastAsia="Yu Gothic" w:hAnsi="Yu Gothic"/>
+                <w:b/>
+                <w:bCs/>
+                <w:i w:val="false"/>
+                <w:iCs w:val="false"/>
+                <w:color w:val="B4552A"/>
+                <w:sz w:val="17"/>
+                <w:szCs w:val="17"/>
+              </w:rPr>
+              <w:t xml:space="preserve">・</w:t>
+            </w:r>
+            <w:r>
+              <w:rPr>
+                <w:rFonts w:ascii="Yu Gothic" w:cs="Yu Gothic" w:eastAsia="Yu Gothic" w:hAnsi="Yu Gothic"/>
+                <w:b w:val="false"/>
+                <w:bCs w:val="false"/>
+                <w:i w:val="false"/>
+                <w:iCs w:val="false"/>
+                <w:color w:val="46565F"/>
+                <w:sz w:val="17"/>
+                <w:szCs w:val="17"/>
+              </w:rPr>
+              <w:t xml:space="preserve">復路のちちぶ80号は、土休日ダイヤで14時台に2本ある増発のほうです（14:24ではなく14:49発）。</w:t>
+            </w:r>
+          </w:p>
+          <w:p>
+            <w:pPr>
+              <w:spacing w:after="55" w:before="0" w:line="255" w:lineRule="auto"/>
+              <w:ind w:left="120" w:hanging="190"/>
+              <w:jc w:val="left"/>
+            </w:pPr>
+            <w:r>
+              <w:rPr>
+                <w:rFonts w:ascii="Yu Gothic" w:cs="Yu Gothic" w:eastAsia="Yu Gothic" w:hAnsi="Yu Gothic"/>
+                <w:b/>
+                <w:bCs/>
+                <w:i w:val="false"/>
+                <w:iCs w:val="false"/>
+                <w:color w:val="B4552A"/>
+                <w:sz w:val="17"/>
+                <w:szCs w:val="17"/>
+              </w:rPr>
+              <w:t xml:space="preserve">・</w:t>
+            </w:r>
+            <w:r>
+              <w:rPr>
+                <w:rFonts w:ascii="Yu Gothic" w:cs="Yu Gothic" w:eastAsia="Yu Gothic" w:hAnsi="Yu Gothic"/>
+                <w:b w:val="false"/>
+                <w:bCs w:val="false"/>
+                <w:i w:val="false"/>
+                <w:iCs w:val="false"/>
+                <w:color w:val="46565F"/>
+                <w:sz w:val="17"/>
+                <w:szCs w:val="17"/>
+              </w:rPr>
+              <w:t xml:space="preserve">Smoozで買ったのは特急券だけです。乗車券（大人 池袋⇔西武秩父 800円）は別に必要です。</w:t>
+            </w:r>
+          </w:p>
+          <w:p>
+            <w:pPr>
+              <w:spacing w:after="55" w:before="0" w:line="255" w:lineRule="auto"/>
+              <w:ind w:left="120" w:hanging="190"/>
+              <w:jc w:val="left"/>
+            </w:pPr>
+            <w:r>
+              <w:rPr>
+                <w:rFonts w:ascii="Yu Gothic" w:cs="Yu Gothic" w:eastAsia="Yu Gothic" w:hAnsi="Yu Gothic"/>
+                <w:b/>
+                <w:bCs/>
+                <w:i w:val="false"/>
+                <w:iCs w:val="false"/>
+                <w:color w:val="B4552A"/>
+                <w:sz w:val="17"/>
+                <w:szCs w:val="17"/>
+              </w:rPr>
+              <w:t xml:space="preserve">・</w:t>
+            </w:r>
+            <w:r>
+              <w:rPr>
+                <w:rFonts w:ascii="Yu Gothic" w:cs="Yu Gothic" w:eastAsia="Yu Gothic" w:hAnsi="Yu Gothic"/>
+                <w:b w:val="false"/>
+                <w:bCs w:val="false"/>
+                <w:i w:val="false"/>
+                <w:iCs w:val="false"/>
+                <w:color w:val="46565F"/>
+                <w:sz w:val="17"/>
+                <w:szCs w:val="17"/>
+              </w:rPr>
+              <w:t xml:space="preserve">車内で購入の確認を求められることがあります。そのときはSmoozの「購入内容の確認」画面を見せてください。購入完了メールの画面や、それを印刷したものでは乗れません。</w:t>
             </w:r>
           </w:p>
           <w:p>
@@ -3256,7 +3512,7 @@
                 <w:sz w:val="17"/>
                 <w:szCs w:val="17"/>
               </w:rPr>
-              <w:t xml:space="preserve">Smoozで買えるのは特急券だけです。乗車券（大人 池袋⇔西武秩父 800円）は別に必要です。</w:t>
+              <w:t xml:space="preserve">大人2名のスマホから「購入内容の確認」を開けるようにしておくと、席が離れても対応できます。</w:t>
             </w:r>
           </w:p>
         </w:tc>
@@ -3379,7 +3635,7 @@
                 <w:sz w:val="17"/>
                 <w:szCs w:val="17"/>
               </w:rPr>
-              <w:t xml:space="preserve">和希（4歳8ヶ月）・浩希（2歳5ヶ月）</w:t>
+              <w:t xml:space="preserve">内容</w:t>
             </w:r>
           </w:p>
         </w:tc>
@@ -3422,7 +3678,7 @@
                 <w:sz w:val="17"/>
                 <w:szCs w:val="17"/>
               </w:rPr>
-              <w:t xml:space="preserve">席を使わない（膝の上）</w:t>
+              <w:t xml:space="preserve">席が要るかどうかの基準</w:t>
             </w:r>
           </w:p>
         </w:tc>
@@ -3460,7 +3716,7 @@
                 <w:sz w:val="17"/>
                 <w:szCs w:val="17"/>
               </w:rPr>
-              <w:t xml:space="preserve">特急券・乗車券とも不要。0円</w:t>
+              <w:t xml:space="preserve">年齢ではなく「席を使うかどうか」。膝の上なら0円、席を1つ使うなら小児料金</w:t>
             </w:r>
           </w:p>
         </w:tc>
@@ -3503,7 +3759,7 @@
                 <w:sz w:val="17"/>
                 <w:szCs w:val="17"/>
               </w:rPr>
-              <w:t xml:space="preserve">席を1つ使う</w:t>
+              <w:t xml:space="preserve">小児の特急料金</w:t>
             </w:r>
           </w:p>
         </w:tc>
@@ -3541,7 +3797,7 @@
                 <w:sz w:val="17"/>
                 <w:szCs w:val="17"/>
               </w:rPr>
-              <w:t xml:space="preserve">小児の特急券と乗車券が必要（年齢ではなく「席を使うかどうか」で決まります）</w:t>
+              <w:t xml:space="preserve">大人900円の半額で450円（片道・1人）。今回はこれを4枚購入済み</w:t>
             </w:r>
           </w:p>
         </w:tc>
@@ -3584,7 +3840,7 @@
                 <w:sz w:val="17"/>
                 <w:szCs w:val="17"/>
               </w:rPr>
-              <w:t xml:space="preserve">小児の特急料金</w:t>
+              <w:t xml:space="preserve">小児の乗車券</w:t>
             </w:r>
           </w:p>
         </w:tc>
@@ -3622,7 +3878,7 @@
                 <w:sz w:val="17"/>
                 <w:szCs w:val="17"/>
               </w:rPr>
-              <w:t xml:space="preserve">大人900円の半額で450円（片道・1人）</w:t>
+              <w:t xml:space="preserve">2026年3月から西武線のIC小児運賃は1乗車50円均一。きっぷだと400円</w:t>
             </w:r>
           </w:p>
         </w:tc>
@@ -3665,7 +3921,7 @@
                 <w:sz w:val="17"/>
                 <w:szCs w:val="17"/>
               </w:rPr>
-              <w:t xml:space="preserve">小児の乗車券</w:t>
+              <w:t xml:space="preserve">注意</w:t>
             </w:r>
           </w:p>
         </w:tc>
@@ -3703,7 +3959,351 @@
                 <w:sz w:val="17"/>
                 <w:szCs w:val="17"/>
               </w:rPr>
-              <w:t xml:space="preserve">2026年3月から西武線はIC小児運賃が1乗車50円均一。きっぷだと400円</w:t>
+              <w:t xml:space="preserve">幼児は小児用PASMOを作れないため、IC50円がそのまま使えるかは駅で確認を</w:t>
+            </w:r>
+          </w:p>
+        </w:tc>
+      </w:tr>
+    </w:tbl>
+    <w:p>
+      <w:pPr>
+        <w:pageBreakBefore/>
+        <w:spacing w:after="0" w:before="0" w:line="20"/>
+      </w:pPr>
+    </w:p>
+    <w:p>
+      <w:pPr>
+        <w:keepNext/>
+        <w:pBdr>
+          <w:bottom w:val="single" w:color="DCE3E6" w:sz="6" w:space="4"/>
+        </w:pBdr>
+        <w:spacing w:after="90" w:before="190" w:line="264" w:lineRule="auto"/>
+        <w:jc w:val="left"/>
+      </w:pPr>
+      <w:r>
+        <w:rPr>
+          <w:rFonts w:ascii="Yu Gothic" w:cs="Yu Gothic" w:eastAsia="Yu Gothic" w:hAnsi="Yu Gothic"/>
+          <w:b/>
+          <w:bCs/>
+          <w:i w:val="false"/>
+          <w:iCs w:val="false"/>
+          <w:color w:val="3E7D55"/>
+          <w:sz w:val="21"/>
+          <w:szCs w:val="21"/>
+        </w:rPr>
+        <w:t xml:space="preserve">(4) 座席の並び</w:t>
+      </w:r>
+    </w:p>
+    <w:p>
+      <w:pPr>
+        <w:spacing w:after="130" w:before="0" w:line="265" w:lineRule="auto"/>
+        <w:jc w:val="left"/>
+      </w:pPr>
+      <w:r>
+        <w:rPr>
+          <w:rFonts w:ascii="Yu Gothic" w:cs="Yu Gothic" w:eastAsia="Yu Gothic" w:hAnsi="Yu Gothic"/>
+          <w:b w:val="false"/>
+          <w:bCs w:val="false"/>
+          <w:i w:val="false"/>
+          <w:iCs w:val="false"/>
+          <w:color w:val="46565F"/>
+          <w:sz w:val="18"/>
+          <w:szCs w:val="18"/>
+        </w:rPr>
+        <w:t xml:space="preserve">席番はA・B・C・Dが、進行方向に向かって左から順に並びます。Aが左の窓側、Dが右の窓側です。</w:t>
+      </w:r>
+    </w:p>
+    <w:p>
+      <w:pPr>
+        <w:keepNext/>
+        <w:spacing w:after="70" w:before="0" w:line="260" w:lineRule="auto"/>
+        <w:jc w:val="left"/>
+      </w:pPr>
+      <w:r>
+        <w:rPr>
+          <w:rFonts w:ascii="Yu Gothic" w:cs="Yu Gothic" w:eastAsia="Yu Gothic" w:hAnsi="Yu Gothic"/>
+          <w:b/>
+          <w:bCs/>
+          <w:i w:val="false"/>
+          <w:iCs w:val="false"/>
+          <w:color w:val="2C5F3F"/>
+          <w:sz w:val="19"/>
+          <w:szCs w:val="19"/>
+        </w:rPr>
+        <w:t xml:space="preserve">往路 9/21　ちちぶ65号　4号車</w:t>
+      </w:r>
+    </w:p>
+    <w:p>
+      <w:pPr>
+        <w:keepNext/>
+        <w:spacing w:after="40" w:before="0" w:line="230" w:lineRule="auto"/>
+        <w:jc w:val="center"/>
+      </w:pPr>
+      <w:r>
+        <w:rPr>
+          <w:rFonts w:ascii="Yu Gothic" w:cs="Yu Gothic" w:eastAsia="Yu Gothic" w:hAnsi="Yu Gothic"/>
+          <w:b/>
+          <w:bCs/>
+          <w:i w:val="false"/>
+          <w:iCs w:val="false"/>
+          <w:color w:val="78878F"/>
+          <w:sz w:val="16"/>
+          <w:szCs w:val="16"/>
+        </w:rPr>
+        <w:t xml:space="preserve">↑ 進行方向</w:t>
+      </w:r>
+    </w:p>
+    <w:tbl>
+      <w:tblPr>
+        <w:tblW w:type="dxa" w:w="9746"/>
+        <w:tblBorders>
+          <w:top w:val="none" w:color="FFFFFF" w:sz="0"/>
+          <w:left w:val="none" w:color="FFFFFF" w:sz="0"/>
+          <w:bottom w:val="none" w:color="FFFFFF" w:sz="0"/>
+          <w:right w:val="none" w:color="FFFFFF" w:sz="0"/>
+          <w:insideH w:val="none" w:color="FFFFFF" w:sz="0"/>
+          <w:insideV w:val="none" w:color="FFFFFF" w:sz="0"/>
+        </w:tblBorders>
+        <w:tblLayout w:type="fixed"/>
+      </w:tblPr>
+      <w:tblGrid>
+        <w:gridCol w:w="1146"/>
+        <w:gridCol w:w="1975"/>
+        <w:gridCol w:w="1975"/>
+        <w:gridCol w:w="700"/>
+        <w:gridCol w:w="1975"/>
+        <w:gridCol w:w="1975"/>
+      </w:tblGrid>
+      <w:tr>
+        <w:trPr>
+          <w:cantSplit/>
+          <w:tblHeader/>
+        </w:trPr>
+        <w:tc>
+          <w:tcPr>
+            <w:tcW w:type="dxa" w:w="1146"/>
+            <w:tcBorders>
+              <w:top w:val="none" w:color="FFFFFF" w:sz="0"/>
+              <w:left w:val="none" w:color="FFFFFF" w:sz="0"/>
+              <w:bottom w:val="none" w:color="FFFFFF" w:sz="0"/>
+              <w:right w:val="none" w:color="FFFFFF" w:sz="0"/>
+            </w:tcBorders>
+            <w:shd w:fill="3E7D55" w:color="auto" w:val="clear"/>
+            <w:tcMar>
+              <w:top w:type="dxa" w:w="70"/>
+              <w:left w:type="dxa" w:w="130"/>
+              <w:bottom w:type="dxa" w:w="70"/>
+              <w:right w:type="dxa" w:w="130"/>
+            </w:tcMar>
+            <w:vAlign w:val="center"/>
+          </w:tcPr>
+          <w:p>
+            <w:pPr>
+              <w:spacing w:after="0" w:before="0" w:line="220" w:lineRule="auto"/>
+              <w:jc w:val="center"/>
+            </w:pPr>
+            <w:r>
+              <w:rPr>
+                <w:rFonts w:ascii="Yu Gothic" w:cs="Yu Gothic" w:eastAsia="Yu Gothic" w:hAnsi="Yu Gothic"/>
+                <w:b/>
+                <w:bCs/>
+                <w:i w:val="false"/>
+                <w:iCs w:val="false"/>
+                <w:color w:val="FFFFFF"/>
+                <w:sz w:val="15"/>
+                <w:szCs w:val="15"/>
+              </w:rPr>
+              <w:t xml:space="preserve"/>
+            </w:r>
+          </w:p>
+        </w:tc>
+        <w:tc>
+          <w:tcPr>
+            <w:tcW w:type="dxa" w:w="1975"/>
+            <w:tcBorders>
+              <w:top w:val="none" w:color="FFFFFF" w:sz="0"/>
+              <w:left w:val="none" w:color="FFFFFF" w:sz="0"/>
+              <w:bottom w:val="none" w:color="FFFFFF" w:sz="0"/>
+              <w:right w:val="none" w:color="FFFFFF" w:sz="0"/>
+            </w:tcBorders>
+            <w:shd w:fill="3E7D55" w:color="auto" w:val="clear"/>
+            <w:tcMar>
+              <w:top w:type="dxa" w:w="70"/>
+              <w:left w:type="dxa" w:w="130"/>
+              <w:bottom w:type="dxa" w:w="70"/>
+              <w:right w:type="dxa" w:w="130"/>
+            </w:tcMar>
+            <w:vAlign w:val="center"/>
+          </w:tcPr>
+          <w:p>
+            <w:pPr>
+              <w:spacing w:after="0" w:before="0" w:line="220" w:lineRule="auto"/>
+              <w:jc w:val="center"/>
+            </w:pPr>
+            <w:r>
+              <w:rPr>
+                <w:rFonts w:ascii="Yu Gothic" w:cs="Yu Gothic" w:eastAsia="Yu Gothic" w:hAnsi="Yu Gothic"/>
+                <w:b/>
+                <w:bCs/>
+                <w:i w:val="false"/>
+                <w:iCs w:val="false"/>
+                <w:color w:val="FFFFFF"/>
+                <w:sz w:val="15"/>
+                <w:szCs w:val="15"/>
+              </w:rPr>
+              <w:t xml:space="preserve">A（左・窓）</w:t>
+            </w:r>
+          </w:p>
+        </w:tc>
+        <w:tc>
+          <w:tcPr>
+            <w:tcW w:type="dxa" w:w="1975"/>
+            <w:tcBorders>
+              <w:top w:val="none" w:color="FFFFFF" w:sz="0"/>
+              <w:left w:val="none" w:color="FFFFFF" w:sz="0"/>
+              <w:bottom w:val="none" w:color="FFFFFF" w:sz="0"/>
+              <w:right w:val="none" w:color="FFFFFF" w:sz="0"/>
+            </w:tcBorders>
+            <w:shd w:fill="3E7D55" w:color="auto" w:val="clear"/>
+            <w:tcMar>
+              <w:top w:type="dxa" w:w="70"/>
+              <w:left w:type="dxa" w:w="130"/>
+              <w:bottom w:type="dxa" w:w="70"/>
+              <w:right w:type="dxa" w:w="130"/>
+            </w:tcMar>
+            <w:vAlign w:val="center"/>
+          </w:tcPr>
+          <w:p>
+            <w:pPr>
+              <w:spacing w:after="0" w:before="0" w:line="220" w:lineRule="auto"/>
+              <w:jc w:val="center"/>
+            </w:pPr>
+            <w:r>
+              <w:rPr>
+                <w:rFonts w:ascii="Yu Gothic" w:cs="Yu Gothic" w:eastAsia="Yu Gothic" w:hAnsi="Yu Gothic"/>
+                <w:b/>
+                <w:bCs/>
+                <w:i w:val="false"/>
+                <w:iCs w:val="false"/>
+                <w:color w:val="FFFFFF"/>
+                <w:sz w:val="15"/>
+                <w:szCs w:val="15"/>
+              </w:rPr>
+              <w:t xml:space="preserve">B（左・通路）</w:t>
+            </w:r>
+          </w:p>
+        </w:tc>
+        <w:tc>
+          <w:tcPr>
+            <w:tcW w:type="dxa" w:w="700"/>
+            <w:tcBorders>
+              <w:top w:val="none" w:color="FFFFFF" w:sz="0"/>
+              <w:left w:val="none" w:color="FFFFFF" w:sz="0"/>
+              <w:bottom w:val="none" w:color="FFFFFF" w:sz="0"/>
+              <w:right w:val="none" w:color="FFFFFF" w:sz="0"/>
+            </w:tcBorders>
+            <w:shd w:fill="3E7D55" w:color="auto" w:val="clear"/>
+            <w:tcMar>
+              <w:top w:type="dxa" w:w="70"/>
+              <w:left w:type="dxa" w:w="130"/>
+              <w:bottom w:type="dxa" w:w="70"/>
+              <w:right w:type="dxa" w:w="130"/>
+            </w:tcMar>
+            <w:vAlign w:val="center"/>
+          </w:tcPr>
+          <w:p>
+            <w:pPr>
+              <w:spacing w:after="0" w:before="0" w:line="220" w:lineRule="auto"/>
+              <w:jc w:val="center"/>
+            </w:pPr>
+            <w:r>
+              <w:rPr>
+                <w:rFonts w:ascii="Yu Gothic" w:cs="Yu Gothic" w:eastAsia="Yu Gothic" w:hAnsi="Yu Gothic"/>
+                <w:b/>
+                <w:bCs/>
+                <w:i w:val="false"/>
+                <w:iCs w:val="false"/>
+                <w:color w:val="FFFFFF"/>
+                <w:sz w:val="15"/>
+                <w:szCs w:val="15"/>
+              </w:rPr>
+              <w:t xml:space="preserve">通路</w:t>
+            </w:r>
+          </w:p>
+        </w:tc>
+        <w:tc>
+          <w:tcPr>
+            <w:tcW w:type="dxa" w:w="1975"/>
+            <w:tcBorders>
+              <w:top w:val="none" w:color="FFFFFF" w:sz="0"/>
+              <w:left w:val="none" w:color="FFFFFF" w:sz="0"/>
+              <w:bottom w:val="none" w:color="FFFFFF" w:sz="0"/>
+              <w:right w:val="none" w:color="FFFFFF" w:sz="0"/>
+            </w:tcBorders>
+            <w:shd w:fill="3E7D55" w:color="auto" w:val="clear"/>
+            <w:tcMar>
+              <w:top w:type="dxa" w:w="70"/>
+              <w:left w:type="dxa" w:w="130"/>
+              <w:bottom w:type="dxa" w:w="70"/>
+              <w:right w:type="dxa" w:w="130"/>
+            </w:tcMar>
+            <w:vAlign w:val="center"/>
+          </w:tcPr>
+          <w:p>
+            <w:pPr>
+              <w:spacing w:after="0" w:before="0" w:line="220" w:lineRule="auto"/>
+              <w:jc w:val="center"/>
+            </w:pPr>
+            <w:r>
+              <w:rPr>
+                <w:rFonts w:ascii="Yu Gothic" w:cs="Yu Gothic" w:eastAsia="Yu Gothic" w:hAnsi="Yu Gothic"/>
+                <w:b/>
+                <w:bCs/>
+                <w:i w:val="false"/>
+                <w:iCs w:val="false"/>
+                <w:color w:val="FFFFFF"/>
+                <w:sz w:val="15"/>
+                <w:szCs w:val="15"/>
+              </w:rPr>
+              <w:t xml:space="preserve">C（右・通路）</w:t>
+            </w:r>
+          </w:p>
+        </w:tc>
+        <w:tc>
+          <w:tcPr>
+            <w:tcW w:type="dxa" w:w="1975"/>
+            <w:tcBorders>
+              <w:top w:val="none" w:color="FFFFFF" w:sz="0"/>
+              <w:left w:val="none" w:color="FFFFFF" w:sz="0"/>
+              <w:bottom w:val="none" w:color="FFFFFF" w:sz="0"/>
+              <w:right w:val="none" w:color="FFFFFF" w:sz="0"/>
+            </w:tcBorders>
+            <w:shd w:fill="3E7D55" w:color="auto" w:val="clear"/>
+            <w:tcMar>
+              <w:top w:type="dxa" w:w="70"/>
+              <w:left w:type="dxa" w:w="130"/>
+              <w:bottom w:type="dxa" w:w="70"/>
+              <w:right w:type="dxa" w:w="130"/>
+            </w:tcMar>
+            <w:vAlign w:val="center"/>
+          </w:tcPr>
+          <w:p>
+            <w:pPr>
+              <w:spacing w:after="0" w:before="0" w:line="220" w:lineRule="auto"/>
+              <w:jc w:val="center"/>
+            </w:pPr>
+            <w:r>
+              <w:rPr>
+                <w:rFonts w:ascii="Yu Gothic" w:cs="Yu Gothic" w:eastAsia="Yu Gothic" w:hAnsi="Yu Gothic"/>
+                <w:b/>
+                <w:bCs/>
+                <w:i w:val="false"/>
+                <w:iCs w:val="false"/>
+                <w:color w:val="FFFFFF"/>
+                <w:sz w:val="15"/>
+                <w:szCs w:val="15"/>
+              </w:rPr>
+              <w:t xml:space="preserve">D（右・窓）</w:t>
             </w:r>
           </w:p>
         </w:tc>
@@ -3714,26 +4314,26 @@
         </w:trPr>
         <w:tc>
           <w:tcPr>
-            <w:tcW w:type="dxa" w:w="2600"/>
-            <w:tcBorders>
-              <w:top w:val="none" w:color="FFFFFF" w:sz="0"/>
-              <w:left w:val="none" w:color="FFFFFF" w:sz="0"/>
-              <w:bottom w:val="single" w:color="EDF1F3" w:sz="4"/>
+            <w:tcW w:type="dxa" w:w="1146"/>
+            <w:tcBorders>
+              <w:top w:val="none" w:color="FFFFFF" w:sz="0"/>
+              <w:left w:val="none" w:color="FFFFFF" w:sz="0"/>
+              <w:bottom w:val="none" w:color="FFFFFF" w:sz="0"/>
               <w:right w:val="none" w:color="FFFFFF" w:sz="0"/>
             </w:tcBorders>
             <w:shd w:fill="F7F3E9" w:color="auto" w:val="clear"/>
             <w:tcMar>
-              <w:top w:type="dxa" w:w="76"/>
-              <w:left w:type="dxa" w:w="130"/>
-              <w:bottom w:type="dxa" w:w="76"/>
-              <w:right w:type="dxa" w:w="130"/>
-            </w:tcMar>
-            <w:vAlign w:val="center"/>
-          </w:tcPr>
-          <w:p>
-            <w:pPr>
-              <w:spacing w:after="0" w:before="0" w:line="250" w:lineRule="auto"/>
-              <w:jc w:val="left"/>
+              <w:top w:type="dxa" w:w="110"/>
+              <w:left w:type="dxa" w:w="130"/>
+              <w:bottom w:type="dxa" w:w="110"/>
+              <w:right w:type="dxa" w:w="130"/>
+            </w:tcMar>
+            <w:vAlign w:val="center"/>
+          </w:tcPr>
+          <w:p>
+            <w:pPr>
+              <w:spacing w:after="0" w:before="0" w:line="230" w:lineRule="auto"/>
+              <w:jc w:val="center"/>
             </w:pPr>
             <w:r>
               <w:rPr>
@@ -3743,48 +4343,1375 @@
                 <w:i w:val="false"/>
                 <w:iCs w:val="false"/>
                 <w:color w:val="22303A"/>
-                <w:sz w:val="17"/>
-                <w:szCs w:val="17"/>
-              </w:rPr>
-              <w:t xml:space="preserve">2人分・往復の目安</w:t>
-            </w:r>
-          </w:p>
-        </w:tc>
-        <w:tc>
-          <w:tcPr>
-            <w:tcW w:type="dxa" w:w="7146"/>
-            <w:tcBorders>
-              <w:top w:val="none" w:color="FFFFFF" w:sz="0"/>
-              <w:left w:val="none" w:color="FFFFFF" w:sz="0"/>
-              <w:bottom w:val="single" w:color="EDF1F3" w:sz="4"/>
-              <w:right w:val="none" w:color="FFFFFF" w:sz="0"/>
-            </w:tcBorders>
-            <w:shd w:fill="FFFFFF" w:color="auto" w:val="clear"/>
-            <w:tcMar>
-              <w:top w:type="dxa" w:w="76"/>
-              <w:left w:type="dxa" w:w="130"/>
-              <w:bottom w:type="dxa" w:w="76"/>
-              <w:right w:type="dxa" w:w="130"/>
-            </w:tcMar>
-            <w:vAlign w:val="center"/>
-          </w:tcPr>
-          <w:p>
-            <w:pPr>
-              <w:spacing w:after="0" w:before="0" w:line="250" w:lineRule="auto"/>
-              <w:jc w:val="left"/>
-            </w:pPr>
-            <w:r>
-              <w:rPr>
-                <w:rFonts w:ascii="Yu Gothic" w:cs="Yu Gothic" w:eastAsia="Yu Gothic" w:hAnsi="Yu Gothic"/>
-                <w:b w:val="false"/>
-                <w:bCs w:val="false"/>
-                <w:i w:val="false"/>
-                <w:iCs w:val="false"/>
-                <w:color w:val="46565F"/>
-                <w:sz w:val="17"/>
-                <w:szCs w:val="17"/>
-              </w:rPr>
-              <w:t xml:space="preserve">特急券 450円×2人×2回＝1,800円。乗車券は別途</w:t>
+                <w:sz w:val="16"/>
+                <w:szCs w:val="16"/>
+              </w:rPr>
+              <w:t xml:space="preserve">1列目</w:t>
+            </w:r>
+          </w:p>
+        </w:tc>
+        <w:tc>
+          <w:tcPr>
+            <w:tcW w:type="dxa" w:w="1975"/>
+            <w:tcBorders>
+              <w:top w:val="none" w:color="FFFFFF" w:sz="0"/>
+              <w:left w:val="none" w:color="FFFFFF" w:sz="0"/>
+              <w:bottom w:val="none" w:color="FFFFFF" w:sz="0"/>
+              <w:right w:val="none" w:color="FFFFFF" w:sz="0"/>
+            </w:tcBorders>
+            <w:shd w:fill="FAFBFA" w:color="auto" w:val="clear"/>
+            <w:tcMar>
+              <w:top w:type="dxa" w:w="110"/>
+              <w:left w:type="dxa" w:w="130"/>
+              <w:bottom w:type="dxa" w:w="110"/>
+              <w:right w:type="dxa" w:w="130"/>
+            </w:tcMar>
+            <w:vAlign w:val="center"/>
+          </w:tcPr>
+          <w:p>
+            <w:pPr>
+              <w:spacing w:after="0" w:before="0" w:line="230" w:lineRule="auto"/>
+              <w:jc w:val="center"/>
+            </w:pPr>
+            <w:r>
+              <w:rPr>
+                <w:rFonts w:ascii="Yu Gothic" w:cs="Yu Gothic" w:eastAsia="Yu Gothic" w:hAnsi="Yu Gothic"/>
+                <w:b w:val="false"/>
+                <w:bCs w:val="false"/>
+                <w:i w:val="false"/>
+                <w:iCs w:val="false"/>
+                <w:color w:val="78878F"/>
+                <w:sz w:val="14"/>
+                <w:szCs w:val="14"/>
+              </w:rPr>
+              <w:t xml:space="preserve">（他のお客さま）</w:t>
+            </w:r>
+          </w:p>
+        </w:tc>
+        <w:tc>
+          <w:tcPr>
+            <w:tcW w:type="dxa" w:w="1975"/>
+            <w:tcBorders>
+              <w:top w:val="none" w:color="FFFFFF" w:sz="0"/>
+              <w:left w:val="none" w:color="FFFFFF" w:sz="0"/>
+              <w:bottom w:val="none" w:color="FFFFFF" w:sz="0"/>
+              <w:right w:val="none" w:color="FFFFFF" w:sz="0"/>
+            </w:tcBorders>
+            <w:shd w:fill="FAFBFA" w:color="auto" w:val="clear"/>
+            <w:tcMar>
+              <w:top w:type="dxa" w:w="110"/>
+              <w:left w:type="dxa" w:w="130"/>
+              <w:bottom w:type="dxa" w:w="110"/>
+              <w:right w:type="dxa" w:w="130"/>
+            </w:tcMar>
+            <w:vAlign w:val="center"/>
+          </w:tcPr>
+          <w:p>
+            <w:pPr>
+              <w:spacing w:after="0" w:before="0" w:line="230" w:lineRule="auto"/>
+              <w:jc w:val="center"/>
+            </w:pPr>
+            <w:r>
+              <w:rPr>
+                <w:rFonts w:ascii="Yu Gothic" w:cs="Yu Gothic" w:eastAsia="Yu Gothic" w:hAnsi="Yu Gothic"/>
+                <w:b w:val="false"/>
+                <w:bCs w:val="false"/>
+                <w:i w:val="false"/>
+                <w:iCs w:val="false"/>
+                <w:color w:val="78878F"/>
+                <w:sz w:val="14"/>
+                <w:szCs w:val="14"/>
+              </w:rPr>
+              <w:t xml:space="preserve">（他のお客さま）</w:t>
+            </w:r>
+          </w:p>
+        </w:tc>
+        <w:tc>
+          <w:tcPr>
+            <w:tcW w:type="dxa" w:w="700"/>
+            <w:tcBorders>
+              <w:top w:val="none" w:color="FFFFFF" w:sz="0"/>
+              <w:left w:val="none" w:color="FFFFFF" w:sz="0"/>
+              <w:bottom w:val="none" w:color="FFFFFF" w:sz="0"/>
+              <w:right w:val="none" w:color="FFFFFF" w:sz="0"/>
+            </w:tcBorders>
+            <w:shd w:fill="EDF1F3" w:color="auto" w:val="clear"/>
+            <w:tcMar>
+              <w:top w:type="dxa" w:w="110"/>
+              <w:left w:type="dxa" w:w="130"/>
+              <w:bottom w:type="dxa" w:w="110"/>
+              <w:right w:type="dxa" w:w="130"/>
+            </w:tcMar>
+            <w:vAlign w:val="center"/>
+          </w:tcPr>
+          <w:p>
+            <w:pPr>
+              <w:spacing w:after="0" w:before="0" w:line="230" w:lineRule="auto"/>
+              <w:jc w:val="center"/>
+            </w:pPr>
+            <w:r>
+              <w:rPr>
+                <w:rFonts w:ascii="Yu Gothic" w:cs="Yu Gothic" w:eastAsia="Yu Gothic" w:hAnsi="Yu Gothic"/>
+                <w:b w:val="false"/>
+                <w:bCs w:val="false"/>
+                <w:i w:val="false"/>
+                <w:iCs w:val="false"/>
+                <w:color w:val="78878F"/>
+                <w:sz w:val="14"/>
+                <w:szCs w:val="14"/>
+              </w:rPr>
+              <w:t xml:space="preserve"/>
+            </w:r>
+          </w:p>
+        </w:tc>
+        <w:tc>
+          <w:tcPr>
+            <w:tcW w:type="dxa" w:w="1975"/>
+            <w:tcBorders>
+              <w:top w:val="none" w:color="FFFFFF" w:sz="0"/>
+              <w:left w:val="none" w:color="FFFFFF" w:sz="0"/>
+              <w:bottom w:val="none" w:color="FFFFFF" w:sz="0"/>
+              <w:right w:val="none" w:color="FFFFFF" w:sz="0"/>
+            </w:tcBorders>
+            <w:shd w:fill="EAF3ED" w:color="auto" w:val="clear"/>
+            <w:tcMar>
+              <w:top w:type="dxa" w:w="110"/>
+              <w:left w:type="dxa" w:w="130"/>
+              <w:bottom w:type="dxa" w:w="110"/>
+              <w:right w:type="dxa" w:w="130"/>
+            </w:tcMar>
+            <w:vAlign w:val="center"/>
+          </w:tcPr>
+          <w:p>
+            <w:pPr>
+              <w:spacing w:after="0" w:before="0" w:line="230" w:lineRule="auto"/>
+              <w:jc w:val="center"/>
+            </w:pPr>
+            <w:r>
+              <w:rPr>
+                <w:rFonts w:ascii="Yu Gothic" w:cs="Yu Gothic" w:eastAsia="Yu Gothic" w:hAnsi="Yu Gothic"/>
+                <w:b/>
+                <w:bCs/>
+                <w:i w:val="false"/>
+                <w:iCs w:val="false"/>
+                <w:color w:val="2C5F3F"/>
+                <w:sz w:val="19"/>
+                <w:szCs w:val="19"/>
+              </w:rPr>
+              <w:t xml:space="preserve">大人</w:t>
+            </w:r>
+          </w:p>
+        </w:tc>
+        <w:tc>
+          <w:tcPr>
+            <w:tcW w:type="dxa" w:w="1975"/>
+            <w:tcBorders>
+              <w:top w:val="none" w:color="FFFFFF" w:sz="0"/>
+              <w:left w:val="none" w:color="FFFFFF" w:sz="0"/>
+              <w:bottom w:val="none" w:color="FFFFFF" w:sz="0"/>
+              <w:right w:val="none" w:color="FFFFFF" w:sz="0"/>
+            </w:tcBorders>
+            <w:shd w:fill="EAF3ED" w:color="auto" w:val="clear"/>
+            <w:tcMar>
+              <w:top w:type="dxa" w:w="110"/>
+              <w:left w:type="dxa" w:w="130"/>
+              <w:bottom w:type="dxa" w:w="110"/>
+              <w:right w:type="dxa" w:w="130"/>
+            </w:tcMar>
+            <w:vAlign w:val="center"/>
+          </w:tcPr>
+          <w:p>
+            <w:pPr>
+              <w:spacing w:after="0" w:before="0" w:line="230" w:lineRule="auto"/>
+              <w:jc w:val="center"/>
+            </w:pPr>
+            <w:r>
+              <w:rPr>
+                <w:rFonts w:ascii="Yu Gothic" w:cs="Yu Gothic" w:eastAsia="Yu Gothic" w:hAnsi="Yu Gothic"/>
+                <w:b/>
+                <w:bCs/>
+                <w:i w:val="false"/>
+                <w:iCs w:val="false"/>
+                <w:color w:val="2C5F3F"/>
+                <w:sz w:val="19"/>
+                <w:szCs w:val="19"/>
+              </w:rPr>
+              <w:t xml:space="preserve">大人</w:t>
+            </w:r>
+          </w:p>
+        </w:tc>
+      </w:tr>
+      <w:tr>
+        <w:trPr>
+          <w:cantSplit/>
+        </w:trPr>
+        <w:tc>
+          <w:tcPr>
+            <w:tcW w:type="dxa" w:w="1146"/>
+            <w:tcBorders>
+              <w:top w:val="none" w:color="FFFFFF" w:sz="0"/>
+              <w:left w:val="none" w:color="FFFFFF" w:sz="0"/>
+              <w:bottom w:val="none" w:color="FFFFFF" w:sz="0"/>
+              <w:right w:val="none" w:color="FFFFFF" w:sz="0"/>
+            </w:tcBorders>
+            <w:shd w:fill="F7F3E9" w:color="auto" w:val="clear"/>
+            <w:tcMar>
+              <w:top w:type="dxa" w:w="110"/>
+              <w:left w:type="dxa" w:w="130"/>
+              <w:bottom w:type="dxa" w:w="110"/>
+              <w:right w:type="dxa" w:w="130"/>
+            </w:tcMar>
+            <w:vAlign w:val="center"/>
+          </w:tcPr>
+          <w:p>
+            <w:pPr>
+              <w:spacing w:after="0" w:before="0" w:line="230" w:lineRule="auto"/>
+              <w:jc w:val="center"/>
+            </w:pPr>
+            <w:r>
+              <w:rPr>
+                <w:rFonts w:ascii="Yu Gothic" w:cs="Yu Gothic" w:eastAsia="Yu Gothic" w:hAnsi="Yu Gothic"/>
+                <w:b/>
+                <w:bCs/>
+                <w:i w:val="false"/>
+                <w:iCs w:val="false"/>
+                <w:color w:val="22303A"/>
+                <w:sz w:val="16"/>
+                <w:szCs w:val="16"/>
+              </w:rPr>
+              <w:t xml:space="preserve">2列目</w:t>
+            </w:r>
+          </w:p>
+        </w:tc>
+        <w:tc>
+          <w:tcPr>
+            <w:tcW w:type="dxa" w:w="1975"/>
+            <w:tcBorders>
+              <w:top w:val="none" w:color="FFFFFF" w:sz="0"/>
+              <w:left w:val="none" w:color="FFFFFF" w:sz="0"/>
+              <w:bottom w:val="none" w:color="FFFFFF" w:sz="0"/>
+              <w:right w:val="none" w:color="FFFFFF" w:sz="0"/>
+            </w:tcBorders>
+            <w:shd w:fill="FCEFE6" w:color="auto" w:val="clear"/>
+            <w:tcMar>
+              <w:top w:type="dxa" w:w="110"/>
+              <w:left w:type="dxa" w:w="130"/>
+              <w:bottom w:type="dxa" w:w="110"/>
+              <w:right w:type="dxa" w:w="130"/>
+            </w:tcMar>
+            <w:vAlign w:val="center"/>
+          </w:tcPr>
+          <w:p>
+            <w:pPr>
+              <w:spacing w:after="0" w:before="0" w:line="230" w:lineRule="auto"/>
+              <w:jc w:val="center"/>
+            </w:pPr>
+            <w:r>
+              <w:rPr>
+                <w:rFonts w:ascii="Yu Gothic" w:cs="Yu Gothic" w:eastAsia="Yu Gothic" w:hAnsi="Yu Gothic"/>
+                <w:b/>
+                <w:bCs/>
+                <w:i w:val="false"/>
+                <w:iCs w:val="false"/>
+                <w:color w:val="B4552A"/>
+                <w:sz w:val="19"/>
+                <w:szCs w:val="19"/>
+              </w:rPr>
+              <w:t xml:space="preserve">子ども</w:t>
+            </w:r>
+          </w:p>
+        </w:tc>
+        <w:tc>
+          <w:tcPr>
+            <w:tcW w:type="dxa" w:w="1975"/>
+            <w:tcBorders>
+              <w:top w:val="none" w:color="FFFFFF" w:sz="0"/>
+              <w:left w:val="none" w:color="FFFFFF" w:sz="0"/>
+              <w:bottom w:val="none" w:color="FFFFFF" w:sz="0"/>
+              <w:right w:val="none" w:color="FFFFFF" w:sz="0"/>
+            </w:tcBorders>
+            <w:shd w:fill="FCEFE6" w:color="auto" w:val="clear"/>
+            <w:tcMar>
+              <w:top w:type="dxa" w:w="110"/>
+              <w:left w:type="dxa" w:w="130"/>
+              <w:bottom w:type="dxa" w:w="110"/>
+              <w:right w:type="dxa" w:w="130"/>
+            </w:tcMar>
+            <w:vAlign w:val="center"/>
+          </w:tcPr>
+          <w:p>
+            <w:pPr>
+              <w:spacing w:after="0" w:before="0" w:line="230" w:lineRule="auto"/>
+              <w:jc w:val="center"/>
+            </w:pPr>
+            <w:r>
+              <w:rPr>
+                <w:rFonts w:ascii="Yu Gothic" w:cs="Yu Gothic" w:eastAsia="Yu Gothic" w:hAnsi="Yu Gothic"/>
+                <w:b/>
+                <w:bCs/>
+                <w:i w:val="false"/>
+                <w:iCs w:val="false"/>
+                <w:color w:val="B4552A"/>
+                <w:sz w:val="19"/>
+                <w:szCs w:val="19"/>
+              </w:rPr>
+              <w:t xml:space="preserve">子ども</w:t>
+            </w:r>
+          </w:p>
+        </w:tc>
+        <w:tc>
+          <w:tcPr>
+            <w:tcW w:type="dxa" w:w="700"/>
+            <w:tcBorders>
+              <w:top w:val="none" w:color="FFFFFF" w:sz="0"/>
+              <w:left w:val="none" w:color="FFFFFF" w:sz="0"/>
+              <w:bottom w:val="none" w:color="FFFFFF" w:sz="0"/>
+              <w:right w:val="none" w:color="FFFFFF" w:sz="0"/>
+            </w:tcBorders>
+            <w:shd w:fill="EDF1F3" w:color="auto" w:val="clear"/>
+            <w:tcMar>
+              <w:top w:type="dxa" w:w="110"/>
+              <w:left w:type="dxa" w:w="130"/>
+              <w:bottom w:type="dxa" w:w="110"/>
+              <w:right w:type="dxa" w:w="130"/>
+            </w:tcMar>
+            <w:vAlign w:val="center"/>
+          </w:tcPr>
+          <w:p>
+            <w:pPr>
+              <w:spacing w:after="0" w:before="0" w:line="230" w:lineRule="auto"/>
+              <w:jc w:val="center"/>
+            </w:pPr>
+            <w:r>
+              <w:rPr>
+                <w:rFonts w:ascii="Yu Gothic" w:cs="Yu Gothic" w:eastAsia="Yu Gothic" w:hAnsi="Yu Gothic"/>
+                <w:b w:val="false"/>
+                <w:bCs w:val="false"/>
+                <w:i w:val="false"/>
+                <w:iCs w:val="false"/>
+                <w:color w:val="78878F"/>
+                <w:sz w:val="14"/>
+                <w:szCs w:val="14"/>
+              </w:rPr>
+              <w:t xml:space="preserve"/>
+            </w:r>
+          </w:p>
+        </w:tc>
+        <w:tc>
+          <w:tcPr>
+            <w:tcW w:type="dxa" w:w="1975"/>
+            <w:tcBorders>
+              <w:top w:val="none" w:color="FFFFFF" w:sz="0"/>
+              <w:left w:val="none" w:color="FFFFFF" w:sz="0"/>
+              <w:bottom w:val="none" w:color="FFFFFF" w:sz="0"/>
+              <w:right w:val="none" w:color="FFFFFF" w:sz="0"/>
+            </w:tcBorders>
+            <w:shd w:fill="EAF3ED" w:color="auto" w:val="clear"/>
+            <w:tcMar>
+              <w:top w:type="dxa" w:w="110"/>
+              <w:left w:type="dxa" w:w="130"/>
+              <w:bottom w:type="dxa" w:w="110"/>
+              <w:right w:type="dxa" w:w="130"/>
+            </w:tcMar>
+            <w:vAlign w:val="center"/>
+          </w:tcPr>
+          <w:p>
+            <w:pPr>
+              <w:spacing w:after="0" w:before="0" w:line="230" w:lineRule="auto"/>
+              <w:jc w:val="center"/>
+            </w:pPr>
+            <w:r>
+              <w:rPr>
+                <w:rFonts w:ascii="Yu Gothic" w:cs="Yu Gothic" w:eastAsia="Yu Gothic" w:hAnsi="Yu Gothic"/>
+                <w:b/>
+                <w:bCs/>
+                <w:i w:val="false"/>
+                <w:iCs w:val="false"/>
+                <w:color w:val="2C5F3F"/>
+                <w:sz w:val="19"/>
+                <w:szCs w:val="19"/>
+              </w:rPr>
+              <w:t xml:space="preserve">大人</w:t>
+            </w:r>
+          </w:p>
+        </w:tc>
+        <w:tc>
+          <w:tcPr>
+            <w:tcW w:type="dxa" w:w="1975"/>
+            <w:tcBorders>
+              <w:top w:val="none" w:color="FFFFFF" w:sz="0"/>
+              <w:left w:val="none" w:color="FFFFFF" w:sz="0"/>
+              <w:bottom w:val="none" w:color="FFFFFF" w:sz="0"/>
+              <w:right w:val="none" w:color="FFFFFF" w:sz="0"/>
+            </w:tcBorders>
+            <w:shd w:fill="EAF3ED" w:color="auto" w:val="clear"/>
+            <w:tcMar>
+              <w:top w:type="dxa" w:w="110"/>
+              <w:left w:type="dxa" w:w="130"/>
+              <w:bottom w:type="dxa" w:w="110"/>
+              <w:right w:type="dxa" w:w="130"/>
+            </w:tcMar>
+            <w:vAlign w:val="center"/>
+          </w:tcPr>
+          <w:p>
+            <w:pPr>
+              <w:spacing w:after="0" w:before="0" w:line="230" w:lineRule="auto"/>
+              <w:jc w:val="center"/>
+            </w:pPr>
+            <w:r>
+              <w:rPr>
+                <w:rFonts w:ascii="Yu Gothic" w:cs="Yu Gothic" w:eastAsia="Yu Gothic" w:hAnsi="Yu Gothic"/>
+                <w:b/>
+                <w:bCs/>
+                <w:i w:val="false"/>
+                <w:iCs w:val="false"/>
+                <w:color w:val="2C5F3F"/>
+                <w:sz w:val="19"/>
+                <w:szCs w:val="19"/>
+              </w:rPr>
+              <w:t xml:space="preserve">大人</w:t>
+            </w:r>
+          </w:p>
+        </w:tc>
+      </w:tr>
+    </w:tbl>
+    <w:p>
+      <w:pPr>
+        <w:spacing w:after="190" w:before="0" w:line="20"/>
+      </w:pPr>
+    </w:p>
+    <w:p>
+      <w:pPr>
+        <w:keepNext/>
+        <w:spacing w:after="70" w:before="0" w:line="260" w:lineRule="auto"/>
+        <w:jc w:val="left"/>
+      </w:pPr>
+      <w:r>
+        <w:rPr>
+          <w:rFonts w:ascii="Yu Gothic" w:cs="Yu Gothic" w:eastAsia="Yu Gothic" w:hAnsi="Yu Gothic"/>
+          <w:b/>
+          <w:bCs/>
+          <w:i w:val="false"/>
+          <w:iCs w:val="false"/>
+          <w:color w:val="2C5F3F"/>
+          <w:sz w:val="19"/>
+          <w:szCs w:val="19"/>
+        </w:rPr>
+        <w:t xml:space="preserve">復路 9/22　ちちぶ80号　5号車</w:t>
+      </w:r>
+    </w:p>
+    <w:p>
+      <w:pPr>
+        <w:keepNext/>
+        <w:spacing w:after="40" w:before="0" w:line="230" w:lineRule="auto"/>
+        <w:jc w:val="center"/>
+      </w:pPr>
+      <w:r>
+        <w:rPr>
+          <w:rFonts w:ascii="Yu Gothic" w:cs="Yu Gothic" w:eastAsia="Yu Gothic" w:hAnsi="Yu Gothic"/>
+          <w:b/>
+          <w:bCs/>
+          <w:i w:val="false"/>
+          <w:iCs w:val="false"/>
+          <w:color w:val="78878F"/>
+          <w:sz w:val="16"/>
+          <w:szCs w:val="16"/>
+        </w:rPr>
+        <w:t xml:space="preserve">↑ 進行方向</w:t>
+      </w:r>
+    </w:p>
+    <w:tbl>
+      <w:tblPr>
+        <w:tblW w:type="dxa" w:w="9746"/>
+        <w:tblBorders>
+          <w:top w:val="none" w:color="FFFFFF" w:sz="0"/>
+          <w:left w:val="none" w:color="FFFFFF" w:sz="0"/>
+          <w:bottom w:val="none" w:color="FFFFFF" w:sz="0"/>
+          <w:right w:val="none" w:color="FFFFFF" w:sz="0"/>
+          <w:insideH w:val="none" w:color="FFFFFF" w:sz="0"/>
+          <w:insideV w:val="none" w:color="FFFFFF" w:sz="0"/>
+        </w:tblBorders>
+        <w:tblLayout w:type="fixed"/>
+      </w:tblPr>
+      <w:tblGrid>
+        <w:gridCol w:w="1146"/>
+        <w:gridCol w:w="1975"/>
+        <w:gridCol w:w="1975"/>
+        <w:gridCol w:w="700"/>
+        <w:gridCol w:w="1975"/>
+        <w:gridCol w:w="1975"/>
+      </w:tblGrid>
+      <w:tr>
+        <w:trPr>
+          <w:cantSplit/>
+          <w:tblHeader/>
+        </w:trPr>
+        <w:tc>
+          <w:tcPr>
+            <w:tcW w:type="dxa" w:w="1146"/>
+            <w:tcBorders>
+              <w:top w:val="none" w:color="FFFFFF" w:sz="0"/>
+              <w:left w:val="none" w:color="FFFFFF" w:sz="0"/>
+              <w:bottom w:val="none" w:color="FFFFFF" w:sz="0"/>
+              <w:right w:val="none" w:color="FFFFFF" w:sz="0"/>
+            </w:tcBorders>
+            <w:shd w:fill="3E7D55" w:color="auto" w:val="clear"/>
+            <w:tcMar>
+              <w:top w:type="dxa" w:w="70"/>
+              <w:left w:type="dxa" w:w="130"/>
+              <w:bottom w:type="dxa" w:w="70"/>
+              <w:right w:type="dxa" w:w="130"/>
+            </w:tcMar>
+            <w:vAlign w:val="center"/>
+          </w:tcPr>
+          <w:p>
+            <w:pPr>
+              <w:spacing w:after="0" w:before="0" w:line="220" w:lineRule="auto"/>
+              <w:jc w:val="center"/>
+            </w:pPr>
+            <w:r>
+              <w:rPr>
+                <w:rFonts w:ascii="Yu Gothic" w:cs="Yu Gothic" w:eastAsia="Yu Gothic" w:hAnsi="Yu Gothic"/>
+                <w:b/>
+                <w:bCs/>
+                <w:i w:val="false"/>
+                <w:iCs w:val="false"/>
+                <w:color w:val="FFFFFF"/>
+                <w:sz w:val="15"/>
+                <w:szCs w:val="15"/>
+              </w:rPr>
+              <w:t xml:space="preserve"/>
+            </w:r>
+          </w:p>
+        </w:tc>
+        <w:tc>
+          <w:tcPr>
+            <w:tcW w:type="dxa" w:w="1975"/>
+            <w:tcBorders>
+              <w:top w:val="none" w:color="FFFFFF" w:sz="0"/>
+              <w:left w:val="none" w:color="FFFFFF" w:sz="0"/>
+              <w:bottom w:val="none" w:color="FFFFFF" w:sz="0"/>
+              <w:right w:val="none" w:color="FFFFFF" w:sz="0"/>
+            </w:tcBorders>
+            <w:shd w:fill="3E7D55" w:color="auto" w:val="clear"/>
+            <w:tcMar>
+              <w:top w:type="dxa" w:w="70"/>
+              <w:left w:type="dxa" w:w="130"/>
+              <w:bottom w:type="dxa" w:w="70"/>
+              <w:right w:type="dxa" w:w="130"/>
+            </w:tcMar>
+            <w:vAlign w:val="center"/>
+          </w:tcPr>
+          <w:p>
+            <w:pPr>
+              <w:spacing w:after="0" w:before="0" w:line="220" w:lineRule="auto"/>
+              <w:jc w:val="center"/>
+            </w:pPr>
+            <w:r>
+              <w:rPr>
+                <w:rFonts w:ascii="Yu Gothic" w:cs="Yu Gothic" w:eastAsia="Yu Gothic" w:hAnsi="Yu Gothic"/>
+                <w:b/>
+                <w:bCs/>
+                <w:i w:val="false"/>
+                <w:iCs w:val="false"/>
+                <w:color w:val="FFFFFF"/>
+                <w:sz w:val="15"/>
+                <w:szCs w:val="15"/>
+              </w:rPr>
+              <w:t xml:space="preserve">A（左・窓）</w:t>
+            </w:r>
+          </w:p>
+        </w:tc>
+        <w:tc>
+          <w:tcPr>
+            <w:tcW w:type="dxa" w:w="1975"/>
+            <w:tcBorders>
+              <w:top w:val="none" w:color="FFFFFF" w:sz="0"/>
+              <w:left w:val="none" w:color="FFFFFF" w:sz="0"/>
+              <w:bottom w:val="none" w:color="FFFFFF" w:sz="0"/>
+              <w:right w:val="none" w:color="FFFFFF" w:sz="0"/>
+            </w:tcBorders>
+            <w:shd w:fill="3E7D55" w:color="auto" w:val="clear"/>
+            <w:tcMar>
+              <w:top w:type="dxa" w:w="70"/>
+              <w:left w:type="dxa" w:w="130"/>
+              <w:bottom w:type="dxa" w:w="70"/>
+              <w:right w:type="dxa" w:w="130"/>
+            </w:tcMar>
+            <w:vAlign w:val="center"/>
+          </w:tcPr>
+          <w:p>
+            <w:pPr>
+              <w:spacing w:after="0" w:before="0" w:line="220" w:lineRule="auto"/>
+              <w:jc w:val="center"/>
+            </w:pPr>
+            <w:r>
+              <w:rPr>
+                <w:rFonts w:ascii="Yu Gothic" w:cs="Yu Gothic" w:eastAsia="Yu Gothic" w:hAnsi="Yu Gothic"/>
+                <w:b/>
+                <w:bCs/>
+                <w:i w:val="false"/>
+                <w:iCs w:val="false"/>
+                <w:color w:val="FFFFFF"/>
+                <w:sz w:val="15"/>
+                <w:szCs w:val="15"/>
+              </w:rPr>
+              <w:t xml:space="preserve">B（左・通路）</w:t>
+            </w:r>
+          </w:p>
+        </w:tc>
+        <w:tc>
+          <w:tcPr>
+            <w:tcW w:type="dxa" w:w="700"/>
+            <w:tcBorders>
+              <w:top w:val="none" w:color="FFFFFF" w:sz="0"/>
+              <w:left w:val="none" w:color="FFFFFF" w:sz="0"/>
+              <w:bottom w:val="none" w:color="FFFFFF" w:sz="0"/>
+              <w:right w:val="none" w:color="FFFFFF" w:sz="0"/>
+            </w:tcBorders>
+            <w:shd w:fill="3E7D55" w:color="auto" w:val="clear"/>
+            <w:tcMar>
+              <w:top w:type="dxa" w:w="70"/>
+              <w:left w:type="dxa" w:w="130"/>
+              <w:bottom w:type="dxa" w:w="70"/>
+              <w:right w:type="dxa" w:w="130"/>
+            </w:tcMar>
+            <w:vAlign w:val="center"/>
+          </w:tcPr>
+          <w:p>
+            <w:pPr>
+              <w:spacing w:after="0" w:before="0" w:line="220" w:lineRule="auto"/>
+              <w:jc w:val="center"/>
+            </w:pPr>
+            <w:r>
+              <w:rPr>
+                <w:rFonts w:ascii="Yu Gothic" w:cs="Yu Gothic" w:eastAsia="Yu Gothic" w:hAnsi="Yu Gothic"/>
+                <w:b/>
+                <w:bCs/>
+                <w:i w:val="false"/>
+                <w:iCs w:val="false"/>
+                <w:color w:val="FFFFFF"/>
+                <w:sz w:val="15"/>
+                <w:szCs w:val="15"/>
+              </w:rPr>
+              <w:t xml:space="preserve">通路</w:t>
+            </w:r>
+          </w:p>
+        </w:tc>
+        <w:tc>
+          <w:tcPr>
+            <w:tcW w:type="dxa" w:w="1975"/>
+            <w:tcBorders>
+              <w:top w:val="none" w:color="FFFFFF" w:sz="0"/>
+              <w:left w:val="none" w:color="FFFFFF" w:sz="0"/>
+              <w:bottom w:val="none" w:color="FFFFFF" w:sz="0"/>
+              <w:right w:val="none" w:color="FFFFFF" w:sz="0"/>
+            </w:tcBorders>
+            <w:shd w:fill="3E7D55" w:color="auto" w:val="clear"/>
+            <w:tcMar>
+              <w:top w:type="dxa" w:w="70"/>
+              <w:left w:type="dxa" w:w="130"/>
+              <w:bottom w:type="dxa" w:w="70"/>
+              <w:right w:type="dxa" w:w="130"/>
+            </w:tcMar>
+            <w:vAlign w:val="center"/>
+          </w:tcPr>
+          <w:p>
+            <w:pPr>
+              <w:spacing w:after="0" w:before="0" w:line="220" w:lineRule="auto"/>
+              <w:jc w:val="center"/>
+            </w:pPr>
+            <w:r>
+              <w:rPr>
+                <w:rFonts w:ascii="Yu Gothic" w:cs="Yu Gothic" w:eastAsia="Yu Gothic" w:hAnsi="Yu Gothic"/>
+                <w:b/>
+                <w:bCs/>
+                <w:i w:val="false"/>
+                <w:iCs w:val="false"/>
+                <w:color w:val="FFFFFF"/>
+                <w:sz w:val="15"/>
+                <w:szCs w:val="15"/>
+              </w:rPr>
+              <w:t xml:space="preserve">C（右・通路）</w:t>
+            </w:r>
+          </w:p>
+        </w:tc>
+        <w:tc>
+          <w:tcPr>
+            <w:tcW w:type="dxa" w:w="1975"/>
+            <w:tcBorders>
+              <w:top w:val="none" w:color="FFFFFF" w:sz="0"/>
+              <w:left w:val="none" w:color="FFFFFF" w:sz="0"/>
+              <w:bottom w:val="none" w:color="FFFFFF" w:sz="0"/>
+              <w:right w:val="none" w:color="FFFFFF" w:sz="0"/>
+            </w:tcBorders>
+            <w:shd w:fill="3E7D55" w:color="auto" w:val="clear"/>
+            <w:tcMar>
+              <w:top w:type="dxa" w:w="70"/>
+              <w:left w:type="dxa" w:w="130"/>
+              <w:bottom w:type="dxa" w:w="70"/>
+              <w:right w:type="dxa" w:w="130"/>
+            </w:tcMar>
+            <w:vAlign w:val="center"/>
+          </w:tcPr>
+          <w:p>
+            <w:pPr>
+              <w:spacing w:after="0" w:before="0" w:line="220" w:lineRule="auto"/>
+              <w:jc w:val="center"/>
+            </w:pPr>
+            <w:r>
+              <w:rPr>
+                <w:rFonts w:ascii="Yu Gothic" w:cs="Yu Gothic" w:eastAsia="Yu Gothic" w:hAnsi="Yu Gothic"/>
+                <w:b/>
+                <w:bCs/>
+                <w:i w:val="false"/>
+                <w:iCs w:val="false"/>
+                <w:color w:val="FFFFFF"/>
+                <w:sz w:val="15"/>
+                <w:szCs w:val="15"/>
+              </w:rPr>
+              <w:t xml:space="preserve">D（右・窓）</w:t>
+            </w:r>
+          </w:p>
+        </w:tc>
+      </w:tr>
+      <w:tr>
+        <w:trPr>
+          <w:cantSplit/>
+        </w:trPr>
+        <w:tc>
+          <w:tcPr>
+            <w:tcW w:type="dxa" w:w="1146"/>
+            <w:tcBorders>
+              <w:top w:val="none" w:color="FFFFFF" w:sz="0"/>
+              <w:left w:val="none" w:color="FFFFFF" w:sz="0"/>
+              <w:bottom w:val="none" w:color="FFFFFF" w:sz="0"/>
+              <w:right w:val="none" w:color="FFFFFF" w:sz="0"/>
+            </w:tcBorders>
+            <w:shd w:fill="F7F3E9" w:color="auto" w:val="clear"/>
+            <w:tcMar>
+              <w:top w:type="dxa" w:w="110"/>
+              <w:left w:type="dxa" w:w="130"/>
+              <w:bottom w:type="dxa" w:w="110"/>
+              <w:right w:type="dxa" w:w="130"/>
+            </w:tcMar>
+            <w:vAlign w:val="center"/>
+          </w:tcPr>
+          <w:p>
+            <w:pPr>
+              <w:spacing w:after="0" w:before="0" w:line="230" w:lineRule="auto"/>
+              <w:jc w:val="center"/>
+            </w:pPr>
+            <w:r>
+              <w:rPr>
+                <w:rFonts w:ascii="Yu Gothic" w:cs="Yu Gothic" w:eastAsia="Yu Gothic" w:hAnsi="Yu Gothic"/>
+                <w:b/>
+                <w:bCs/>
+                <w:i w:val="false"/>
+                <w:iCs w:val="false"/>
+                <w:color w:val="22303A"/>
+                <w:sz w:val="16"/>
+                <w:szCs w:val="16"/>
+              </w:rPr>
+              <w:t xml:space="preserve">1列目</w:t>
+            </w:r>
+          </w:p>
+        </w:tc>
+        <w:tc>
+          <w:tcPr>
+            <w:tcW w:type="dxa" w:w="1975"/>
+            <w:tcBorders>
+              <w:top w:val="none" w:color="FFFFFF" w:sz="0"/>
+              <w:left w:val="none" w:color="FFFFFF" w:sz="0"/>
+              <w:bottom w:val="none" w:color="FFFFFF" w:sz="0"/>
+              <w:right w:val="none" w:color="FFFFFF" w:sz="0"/>
+            </w:tcBorders>
+            <w:shd w:fill="FCEFE6" w:color="auto" w:val="clear"/>
+            <w:tcMar>
+              <w:top w:type="dxa" w:w="110"/>
+              <w:left w:type="dxa" w:w="130"/>
+              <w:bottom w:type="dxa" w:w="110"/>
+              <w:right w:type="dxa" w:w="130"/>
+            </w:tcMar>
+            <w:vAlign w:val="center"/>
+          </w:tcPr>
+          <w:p>
+            <w:pPr>
+              <w:spacing w:after="0" w:before="0" w:line="230" w:lineRule="auto"/>
+              <w:jc w:val="center"/>
+            </w:pPr>
+            <w:r>
+              <w:rPr>
+                <w:rFonts w:ascii="Yu Gothic" w:cs="Yu Gothic" w:eastAsia="Yu Gothic" w:hAnsi="Yu Gothic"/>
+                <w:b/>
+                <w:bCs/>
+                <w:i w:val="false"/>
+                <w:iCs w:val="false"/>
+                <w:color w:val="B4552A"/>
+                <w:sz w:val="19"/>
+                <w:szCs w:val="19"/>
+              </w:rPr>
+              <w:t xml:space="preserve">子ども</w:t>
+            </w:r>
+          </w:p>
+        </w:tc>
+        <w:tc>
+          <w:tcPr>
+            <w:tcW w:type="dxa" w:w="1975"/>
+            <w:tcBorders>
+              <w:top w:val="none" w:color="FFFFFF" w:sz="0"/>
+              <w:left w:val="none" w:color="FFFFFF" w:sz="0"/>
+              <w:bottom w:val="none" w:color="FFFFFF" w:sz="0"/>
+              <w:right w:val="none" w:color="FFFFFF" w:sz="0"/>
+            </w:tcBorders>
+            <w:shd w:fill="FCEFE6" w:color="auto" w:val="clear"/>
+            <w:tcMar>
+              <w:top w:type="dxa" w:w="110"/>
+              <w:left w:type="dxa" w:w="130"/>
+              <w:bottom w:type="dxa" w:w="110"/>
+              <w:right w:type="dxa" w:w="130"/>
+            </w:tcMar>
+            <w:vAlign w:val="center"/>
+          </w:tcPr>
+          <w:p>
+            <w:pPr>
+              <w:spacing w:after="0" w:before="0" w:line="230" w:lineRule="auto"/>
+              <w:jc w:val="center"/>
+            </w:pPr>
+            <w:r>
+              <w:rPr>
+                <w:rFonts w:ascii="Yu Gothic" w:cs="Yu Gothic" w:eastAsia="Yu Gothic" w:hAnsi="Yu Gothic"/>
+                <w:b/>
+                <w:bCs/>
+                <w:i w:val="false"/>
+                <w:iCs w:val="false"/>
+                <w:color w:val="B4552A"/>
+                <w:sz w:val="19"/>
+                <w:szCs w:val="19"/>
+              </w:rPr>
+              <w:t xml:space="preserve">子ども</w:t>
+            </w:r>
+          </w:p>
+        </w:tc>
+        <w:tc>
+          <w:tcPr>
+            <w:tcW w:type="dxa" w:w="700"/>
+            <w:tcBorders>
+              <w:top w:val="none" w:color="FFFFFF" w:sz="0"/>
+              <w:left w:val="none" w:color="FFFFFF" w:sz="0"/>
+              <w:bottom w:val="none" w:color="FFFFFF" w:sz="0"/>
+              <w:right w:val="none" w:color="FFFFFF" w:sz="0"/>
+            </w:tcBorders>
+            <w:shd w:fill="EDF1F3" w:color="auto" w:val="clear"/>
+            <w:tcMar>
+              <w:top w:type="dxa" w:w="110"/>
+              <w:left w:type="dxa" w:w="130"/>
+              <w:bottom w:type="dxa" w:w="110"/>
+              <w:right w:type="dxa" w:w="130"/>
+            </w:tcMar>
+            <w:vAlign w:val="center"/>
+          </w:tcPr>
+          <w:p>
+            <w:pPr>
+              <w:spacing w:after="0" w:before="0" w:line="230" w:lineRule="auto"/>
+              <w:jc w:val="center"/>
+            </w:pPr>
+            <w:r>
+              <w:rPr>
+                <w:rFonts w:ascii="Yu Gothic" w:cs="Yu Gothic" w:eastAsia="Yu Gothic" w:hAnsi="Yu Gothic"/>
+                <w:b w:val="false"/>
+                <w:bCs w:val="false"/>
+                <w:i w:val="false"/>
+                <w:iCs w:val="false"/>
+                <w:color w:val="78878F"/>
+                <w:sz w:val="14"/>
+                <w:szCs w:val="14"/>
+              </w:rPr>
+              <w:t xml:space="preserve"/>
+            </w:r>
+          </w:p>
+        </w:tc>
+        <w:tc>
+          <w:tcPr>
+            <w:tcW w:type="dxa" w:w="1975"/>
+            <w:tcBorders>
+              <w:top w:val="none" w:color="FFFFFF" w:sz="0"/>
+              <w:left w:val="none" w:color="FFFFFF" w:sz="0"/>
+              <w:bottom w:val="none" w:color="FFFFFF" w:sz="0"/>
+              <w:right w:val="none" w:color="FFFFFF" w:sz="0"/>
+            </w:tcBorders>
+            <w:shd w:fill="EAF3ED" w:color="auto" w:val="clear"/>
+            <w:tcMar>
+              <w:top w:type="dxa" w:w="110"/>
+              <w:left w:type="dxa" w:w="130"/>
+              <w:bottom w:type="dxa" w:w="110"/>
+              <w:right w:type="dxa" w:w="130"/>
+            </w:tcMar>
+            <w:vAlign w:val="center"/>
+          </w:tcPr>
+          <w:p>
+            <w:pPr>
+              <w:spacing w:after="0" w:before="0" w:line="230" w:lineRule="auto"/>
+              <w:jc w:val="center"/>
+            </w:pPr>
+            <w:r>
+              <w:rPr>
+                <w:rFonts w:ascii="Yu Gothic" w:cs="Yu Gothic" w:eastAsia="Yu Gothic" w:hAnsi="Yu Gothic"/>
+                <w:b/>
+                <w:bCs/>
+                <w:i w:val="false"/>
+                <w:iCs w:val="false"/>
+                <w:color w:val="2C5F3F"/>
+                <w:sz w:val="19"/>
+                <w:szCs w:val="19"/>
+              </w:rPr>
+              <w:t xml:space="preserve">大人</w:t>
+            </w:r>
+          </w:p>
+        </w:tc>
+        <w:tc>
+          <w:tcPr>
+            <w:tcW w:type="dxa" w:w="1975"/>
+            <w:tcBorders>
+              <w:top w:val="none" w:color="FFFFFF" w:sz="0"/>
+              <w:left w:val="none" w:color="FFFFFF" w:sz="0"/>
+              <w:bottom w:val="none" w:color="FFFFFF" w:sz="0"/>
+              <w:right w:val="none" w:color="FFFFFF" w:sz="0"/>
+            </w:tcBorders>
+            <w:shd w:fill="EAF3ED" w:color="auto" w:val="clear"/>
+            <w:tcMar>
+              <w:top w:type="dxa" w:w="110"/>
+              <w:left w:type="dxa" w:w="130"/>
+              <w:bottom w:type="dxa" w:w="110"/>
+              <w:right w:type="dxa" w:w="130"/>
+            </w:tcMar>
+            <w:vAlign w:val="center"/>
+          </w:tcPr>
+          <w:p>
+            <w:pPr>
+              <w:spacing w:after="0" w:before="0" w:line="230" w:lineRule="auto"/>
+              <w:jc w:val="center"/>
+            </w:pPr>
+            <w:r>
+              <w:rPr>
+                <w:rFonts w:ascii="Yu Gothic" w:cs="Yu Gothic" w:eastAsia="Yu Gothic" w:hAnsi="Yu Gothic"/>
+                <w:b/>
+                <w:bCs/>
+                <w:i w:val="false"/>
+                <w:iCs w:val="false"/>
+                <w:color w:val="2C5F3F"/>
+                <w:sz w:val="19"/>
+                <w:szCs w:val="19"/>
+              </w:rPr>
+              <w:t xml:space="preserve">大人</w:t>
+            </w:r>
+          </w:p>
+        </w:tc>
+      </w:tr>
+      <w:tr>
+        <w:trPr>
+          <w:cantSplit/>
+        </w:trPr>
+        <w:tc>
+          <w:tcPr>
+            <w:tcW w:type="dxa" w:w="1146"/>
+            <w:tcBorders>
+              <w:top w:val="none" w:color="FFFFFF" w:sz="0"/>
+              <w:left w:val="none" w:color="FFFFFF" w:sz="0"/>
+              <w:bottom w:val="none" w:color="FFFFFF" w:sz="0"/>
+              <w:right w:val="none" w:color="FFFFFF" w:sz="0"/>
+            </w:tcBorders>
+            <w:shd w:fill="F7F3E9" w:color="auto" w:val="clear"/>
+            <w:tcMar>
+              <w:top w:type="dxa" w:w="110"/>
+              <w:left w:type="dxa" w:w="130"/>
+              <w:bottom w:type="dxa" w:w="110"/>
+              <w:right w:type="dxa" w:w="130"/>
+            </w:tcMar>
+            <w:vAlign w:val="center"/>
+          </w:tcPr>
+          <w:p>
+            <w:pPr>
+              <w:spacing w:after="0" w:before="0" w:line="230" w:lineRule="auto"/>
+              <w:jc w:val="center"/>
+            </w:pPr>
+            <w:r>
+              <w:rPr>
+                <w:rFonts w:ascii="Yu Gothic" w:cs="Yu Gothic" w:eastAsia="Yu Gothic" w:hAnsi="Yu Gothic"/>
+                <w:b/>
+                <w:bCs/>
+                <w:i w:val="false"/>
+                <w:iCs w:val="false"/>
+                <w:color w:val="22303A"/>
+                <w:sz w:val="16"/>
+                <w:szCs w:val="16"/>
+              </w:rPr>
+              <w:t xml:space="preserve">2列目</w:t>
+            </w:r>
+          </w:p>
+        </w:tc>
+        <w:tc>
+          <w:tcPr>
+            <w:tcW w:type="dxa" w:w="1975"/>
+            <w:tcBorders>
+              <w:top w:val="none" w:color="FFFFFF" w:sz="0"/>
+              <w:left w:val="none" w:color="FFFFFF" w:sz="0"/>
+              <w:bottom w:val="none" w:color="FFFFFF" w:sz="0"/>
+              <w:right w:val="none" w:color="FFFFFF" w:sz="0"/>
+            </w:tcBorders>
+            <w:shd w:fill="FAFBFA" w:color="auto" w:val="clear"/>
+            <w:tcMar>
+              <w:top w:type="dxa" w:w="110"/>
+              <w:left w:type="dxa" w:w="130"/>
+              <w:bottom w:type="dxa" w:w="110"/>
+              <w:right w:type="dxa" w:w="130"/>
+            </w:tcMar>
+            <w:vAlign w:val="center"/>
+          </w:tcPr>
+          <w:p>
+            <w:pPr>
+              <w:spacing w:after="0" w:before="0" w:line="230" w:lineRule="auto"/>
+              <w:jc w:val="center"/>
+            </w:pPr>
+            <w:r>
+              <w:rPr>
+                <w:rFonts w:ascii="Yu Gothic" w:cs="Yu Gothic" w:eastAsia="Yu Gothic" w:hAnsi="Yu Gothic"/>
+                <w:b w:val="false"/>
+                <w:bCs w:val="false"/>
+                <w:i w:val="false"/>
+                <w:iCs w:val="false"/>
+                <w:color w:val="78878F"/>
+                <w:sz w:val="14"/>
+                <w:szCs w:val="14"/>
+              </w:rPr>
+              <w:t xml:space="preserve">（他のお客さま）</w:t>
+            </w:r>
+          </w:p>
+        </w:tc>
+        <w:tc>
+          <w:tcPr>
+            <w:tcW w:type="dxa" w:w="1975"/>
+            <w:tcBorders>
+              <w:top w:val="none" w:color="FFFFFF" w:sz="0"/>
+              <w:left w:val="none" w:color="FFFFFF" w:sz="0"/>
+              <w:bottom w:val="none" w:color="FFFFFF" w:sz="0"/>
+              <w:right w:val="none" w:color="FFFFFF" w:sz="0"/>
+            </w:tcBorders>
+            <w:shd w:fill="FAFBFA" w:color="auto" w:val="clear"/>
+            <w:tcMar>
+              <w:top w:type="dxa" w:w="110"/>
+              <w:left w:type="dxa" w:w="130"/>
+              <w:bottom w:type="dxa" w:w="110"/>
+              <w:right w:type="dxa" w:w="130"/>
+            </w:tcMar>
+            <w:vAlign w:val="center"/>
+          </w:tcPr>
+          <w:p>
+            <w:pPr>
+              <w:spacing w:after="0" w:before="0" w:line="230" w:lineRule="auto"/>
+              <w:jc w:val="center"/>
+            </w:pPr>
+            <w:r>
+              <w:rPr>
+                <w:rFonts w:ascii="Yu Gothic" w:cs="Yu Gothic" w:eastAsia="Yu Gothic" w:hAnsi="Yu Gothic"/>
+                <w:b w:val="false"/>
+                <w:bCs w:val="false"/>
+                <w:i w:val="false"/>
+                <w:iCs w:val="false"/>
+                <w:color w:val="78878F"/>
+                <w:sz w:val="14"/>
+                <w:szCs w:val="14"/>
+              </w:rPr>
+              <w:t xml:space="preserve">（他のお客さま）</w:t>
+            </w:r>
+          </w:p>
+        </w:tc>
+        <w:tc>
+          <w:tcPr>
+            <w:tcW w:type="dxa" w:w="700"/>
+            <w:tcBorders>
+              <w:top w:val="none" w:color="FFFFFF" w:sz="0"/>
+              <w:left w:val="none" w:color="FFFFFF" w:sz="0"/>
+              <w:bottom w:val="none" w:color="FFFFFF" w:sz="0"/>
+              <w:right w:val="none" w:color="FFFFFF" w:sz="0"/>
+            </w:tcBorders>
+            <w:shd w:fill="EDF1F3" w:color="auto" w:val="clear"/>
+            <w:tcMar>
+              <w:top w:type="dxa" w:w="110"/>
+              <w:left w:type="dxa" w:w="130"/>
+              <w:bottom w:type="dxa" w:w="110"/>
+              <w:right w:type="dxa" w:w="130"/>
+            </w:tcMar>
+            <w:vAlign w:val="center"/>
+          </w:tcPr>
+          <w:p>
+            <w:pPr>
+              <w:spacing w:after="0" w:before="0" w:line="230" w:lineRule="auto"/>
+              <w:jc w:val="center"/>
+            </w:pPr>
+            <w:r>
+              <w:rPr>
+                <w:rFonts w:ascii="Yu Gothic" w:cs="Yu Gothic" w:eastAsia="Yu Gothic" w:hAnsi="Yu Gothic"/>
+                <w:b w:val="false"/>
+                <w:bCs w:val="false"/>
+                <w:i w:val="false"/>
+                <w:iCs w:val="false"/>
+                <w:color w:val="78878F"/>
+                <w:sz w:val="14"/>
+                <w:szCs w:val="14"/>
+              </w:rPr>
+              <w:t xml:space="preserve"/>
+            </w:r>
+          </w:p>
+        </w:tc>
+        <w:tc>
+          <w:tcPr>
+            <w:tcW w:type="dxa" w:w="1975"/>
+            <w:tcBorders>
+              <w:top w:val="none" w:color="FFFFFF" w:sz="0"/>
+              <w:left w:val="none" w:color="FFFFFF" w:sz="0"/>
+              <w:bottom w:val="none" w:color="FFFFFF" w:sz="0"/>
+              <w:right w:val="none" w:color="FFFFFF" w:sz="0"/>
+            </w:tcBorders>
+            <w:shd w:fill="EAF3ED" w:color="auto" w:val="clear"/>
+            <w:tcMar>
+              <w:top w:type="dxa" w:w="110"/>
+              <w:left w:type="dxa" w:w="130"/>
+              <w:bottom w:type="dxa" w:w="110"/>
+              <w:right w:type="dxa" w:w="130"/>
+            </w:tcMar>
+            <w:vAlign w:val="center"/>
+          </w:tcPr>
+          <w:p>
+            <w:pPr>
+              <w:spacing w:after="0" w:before="0" w:line="230" w:lineRule="auto"/>
+              <w:jc w:val="center"/>
+            </w:pPr>
+            <w:r>
+              <w:rPr>
+                <w:rFonts w:ascii="Yu Gothic" w:cs="Yu Gothic" w:eastAsia="Yu Gothic" w:hAnsi="Yu Gothic"/>
+                <w:b/>
+                <w:bCs/>
+                <w:i w:val="false"/>
+                <w:iCs w:val="false"/>
+                <w:color w:val="2C5F3F"/>
+                <w:sz w:val="19"/>
+                <w:szCs w:val="19"/>
+              </w:rPr>
+              <w:t xml:space="preserve">大人</w:t>
+            </w:r>
+          </w:p>
+        </w:tc>
+        <w:tc>
+          <w:tcPr>
+            <w:tcW w:type="dxa" w:w="1975"/>
+            <w:tcBorders>
+              <w:top w:val="none" w:color="FFFFFF" w:sz="0"/>
+              <w:left w:val="none" w:color="FFFFFF" w:sz="0"/>
+              <w:bottom w:val="none" w:color="FFFFFF" w:sz="0"/>
+              <w:right w:val="none" w:color="FFFFFF" w:sz="0"/>
+            </w:tcBorders>
+            <w:shd w:fill="EAF3ED" w:color="auto" w:val="clear"/>
+            <w:tcMar>
+              <w:top w:type="dxa" w:w="110"/>
+              <w:left w:type="dxa" w:w="130"/>
+              <w:bottom w:type="dxa" w:w="110"/>
+              <w:right w:type="dxa" w:w="130"/>
+            </w:tcMar>
+            <w:vAlign w:val="center"/>
+          </w:tcPr>
+          <w:p>
+            <w:pPr>
+              <w:spacing w:after="0" w:before="0" w:line="230" w:lineRule="auto"/>
+              <w:jc w:val="center"/>
+            </w:pPr>
+            <w:r>
+              <w:rPr>
+                <w:rFonts w:ascii="Yu Gothic" w:cs="Yu Gothic" w:eastAsia="Yu Gothic" w:hAnsi="Yu Gothic"/>
+                <w:b/>
+                <w:bCs/>
+                <w:i w:val="false"/>
+                <w:iCs w:val="false"/>
+                <w:color w:val="2C5F3F"/>
+                <w:sz w:val="19"/>
+                <w:szCs w:val="19"/>
+              </w:rPr>
+              <w:t xml:space="preserve">大人</w:t>
+            </w:r>
+          </w:p>
+        </w:tc>
+      </w:tr>
+    </w:tbl>
+    <w:p>
+      <w:pPr>
+        <w:spacing w:after="150" w:before="0" w:line="20"/>
+      </w:pPr>
+    </w:p>
+    <w:tbl>
+      <w:tblPr>
+        <w:tblW w:type="dxa" w:w="9746"/>
+        <w:tblBorders>
+          <w:top w:val="none" w:color="FFFFFF" w:sz="0"/>
+          <w:left w:val="none" w:color="FFFFFF" w:sz="0"/>
+          <w:bottom w:val="none" w:color="FFFFFF" w:sz="0"/>
+          <w:right w:val="none" w:color="FFFFFF" w:sz="0"/>
+          <w:insideH w:val="none" w:color="FFFFFF" w:sz="0"/>
+          <w:insideV w:val="none" w:color="FFFFFF" w:sz="0"/>
+        </w:tblBorders>
+        <w:tblLayout w:type="fixed"/>
+      </w:tblPr>
+      <w:tblGrid>
+        <w:gridCol w:w="9746"/>
+      </w:tblGrid>
+      <w:tr>
+        <w:tc>
+          <w:tcPr>
+            <w:tcW w:type="dxa" w:w="9746"/>
+            <w:tcBorders>
+              <w:top w:val="none" w:color="FFFFFF" w:sz="0"/>
+              <w:left w:val="single" w:color="3E7D55" w:sz="18"/>
+              <w:bottom w:val="none" w:color="FFFFFF" w:sz="0"/>
+              <w:right w:val="none" w:color="FFFFFF" w:sz="0"/>
+            </w:tcBorders>
+            <w:shd w:fill="EAF3ED" w:color="auto" w:val="clear"/>
+            <w:tcMar>
+              <w:top w:type="dxa" w:w="130"/>
+              <w:left w:type="dxa" w:w="200"/>
+              <w:bottom w:type="dxa" w:w="130"/>
+              <w:right w:type="dxa" w:w="200"/>
+            </w:tcMar>
+            <w:vAlign w:val="top"/>
+          </w:tcPr>
+          <w:p>
+            <w:pPr>
+              <w:spacing w:after="55" w:before="0" w:line="255" w:lineRule="auto"/>
+              <w:ind w:left="120" w:hanging="190"/>
+              <w:jc w:val="left"/>
+            </w:pPr>
+            <w:r>
+              <w:rPr>
+                <w:rFonts w:ascii="Yu Gothic" w:cs="Yu Gothic" w:eastAsia="Yu Gothic" w:hAnsi="Yu Gothic"/>
+                <w:b/>
+                <w:bCs/>
+                <w:i w:val="false"/>
+                <w:iCs w:val="false"/>
+                <w:color w:val="3E7D55"/>
+                <w:sz w:val="17"/>
+                <w:szCs w:val="17"/>
+              </w:rPr>
+              <w:t xml:space="preserve">・</w:t>
+            </w:r>
+            <w:r>
+              <w:rPr>
+                <w:rFonts w:ascii="Yu Gothic" w:cs="Yu Gothic" w:eastAsia="Yu Gothic" w:hAnsi="Yu Gothic"/>
+                <w:b w:val="false"/>
+                <w:bCs w:val="false"/>
+                <w:i w:val="false"/>
+                <w:iCs w:val="false"/>
+                <w:color w:val="46565F"/>
+                <w:sz w:val="17"/>
+                <w:szCs w:val="17"/>
+              </w:rPr>
+              <w:t xml:space="preserve">座席は回転式です。C・D列の2列目を後ろ向きに回せば、右側の4席が向かい合わせになります。</w:t>
+            </w:r>
+          </w:p>
+          <w:p>
+            <w:pPr>
+              <w:spacing w:after="55" w:before="0" w:line="255" w:lineRule="auto"/>
+              <w:ind w:left="120" w:hanging="190"/>
+              <w:jc w:val="left"/>
+            </w:pPr>
+            <w:r>
+              <w:rPr>
+                <w:rFonts w:ascii="Yu Gothic" w:cs="Yu Gothic" w:eastAsia="Yu Gothic" w:hAnsi="Yu Gothic"/>
+                <w:b/>
+                <w:bCs/>
+                <w:i w:val="false"/>
+                <w:iCs w:val="false"/>
+                <w:color w:val="3E7D55"/>
+                <w:sz w:val="17"/>
+                <w:szCs w:val="17"/>
+              </w:rPr>
+              <w:t xml:space="preserve">・</w:t>
+            </w:r>
+            <w:r>
+              <w:rPr>
+                <w:rFonts w:ascii="Yu Gothic" w:cs="Yu Gothic" w:eastAsia="Yu Gothic" w:hAnsi="Yu Gothic"/>
+                <w:b w:val="false"/>
+                <w:bCs w:val="false"/>
+                <w:i w:val="false"/>
+                <w:iCs w:val="false"/>
+                <w:color w:val="46565F"/>
+                <w:sz w:val="17"/>
+                <w:szCs w:val="17"/>
+              </w:rPr>
+              <w:t xml:space="preserve">シートピッチは1,070mmで新幹線の普通車より広いので、向かい合わせでも足元は窮屈になりません。</w:t>
+            </w:r>
+          </w:p>
+          <w:p>
+            <w:pPr>
+              <w:spacing w:after="55" w:before="0" w:line="255" w:lineRule="auto"/>
+              <w:ind w:left="120" w:hanging="190"/>
+              <w:jc w:val="left"/>
+            </w:pPr>
+            <w:r>
+              <w:rPr>
+                <w:rFonts w:ascii="Yu Gothic" w:cs="Yu Gothic" w:eastAsia="Yu Gothic" w:hAnsi="Yu Gothic"/>
+                <w:b/>
+                <w:bCs/>
+                <w:i w:val="false"/>
+                <w:iCs w:val="false"/>
+                <w:color w:val="3E7D55"/>
+                <w:sz w:val="17"/>
+                <w:szCs w:val="17"/>
+              </w:rPr>
+              <w:t xml:space="preserve">・</w:t>
+            </w:r>
+            <w:r>
+              <w:rPr>
+                <w:rFonts w:ascii="Yu Gothic" w:cs="Yu Gothic" w:eastAsia="Yu Gothic" w:hAnsi="Yu Gothic"/>
+                <w:b w:val="false"/>
+                <w:bCs w:val="false"/>
+                <w:i w:val="false"/>
+                <w:iCs w:val="false"/>
+                <w:color w:val="46565F"/>
+                <w:sz w:val="17"/>
+                <w:szCs w:val="17"/>
+              </w:rPr>
+              <w:t xml:space="preserve">通路をはさんだ B席とC席は隣どうしです。子どもの隣にはかならず大人がいる並びになっています。</w:t>
+            </w:r>
+          </w:p>
+          <w:p>
+            <w:pPr>
+              <w:spacing w:after="0" w:before="0" w:line="255" w:lineRule="auto"/>
+              <w:ind w:left="120" w:hanging="190"/>
+              <w:jc w:val="left"/>
+            </w:pPr>
+            <w:r>
+              <w:rPr>
+                <w:rFonts w:ascii="Yu Gothic" w:cs="Yu Gothic" w:eastAsia="Yu Gothic" w:hAnsi="Yu Gothic"/>
+                <w:b/>
+                <w:bCs/>
+                <w:i w:val="false"/>
+                <w:iCs w:val="false"/>
+                <w:color w:val="3E7D55"/>
+                <w:sz w:val="17"/>
+                <w:szCs w:val="17"/>
+              </w:rPr>
+              <w:t xml:space="preserve">・</w:t>
+            </w:r>
+            <w:r>
+              <w:rPr>
+                <w:rFonts w:ascii="Yu Gothic" w:cs="Yu Gothic" w:eastAsia="Yu Gothic" w:hAnsi="Yu Gothic"/>
+                <w:b w:val="false"/>
+                <w:bCs w:val="false"/>
+                <w:i w:val="false"/>
+                <w:iCs w:val="false"/>
+                <w:color w:val="46565F"/>
+                <w:sz w:val="17"/>
+                <w:szCs w:val="17"/>
+              </w:rPr>
+              <w:t xml:space="preserve">同じグループ内なら、誰がどの席に座っても構いません。当日ラクなように入れ替えてください。</w:t>
             </w:r>
           </w:p>
         </w:tc>
@@ -3810,7 +5737,7 @@
           <w:sz w:val="21"/>
           <w:szCs w:val="21"/>
         </w:rPr>
-        <w:t xml:space="preserve">(4) 9月下旬の秩父</w:t>
+        <w:t xml:space="preserve">(5) 9月下旬の秩父</w:t>
       </w:r>
     </w:p>
     <w:tbl>
@@ -4256,7 +6183,7 @@
           <w:sz w:val="21"/>
           <w:szCs w:val="21"/>
         </w:rPr>
-        <w:t xml:space="preserve">(5) どこに何があるか</w:t>
+        <w:t xml:space="preserve">(6) どこに何があるか</w:t>
       </w:r>
     </w:p>
     <w:p>
@@ -4268,7 +6195,7 @@
       <w:r>
         <w:drawing>
           <wp:inline distT="0" distB="0" distL="0" distR="0">
-            <wp:extent cx="5895975" cy="3933825"/>
+            <wp:extent cx="5210175" cy="3476625"/>
             <wp:effectExtent t="0" r="0" b="0" l="0"/>
             <wp:docPr id="1" name="" descr="" title=""/>
             <wp:cNvGraphicFramePr>
@@ -4293,7 +6220,7 @@
                   <pic:spPr bwMode="auto">
                     <a:xfrm>
                       <a:off x="0" y="0"/>
-                      <a:ext cx="5895975" cy="3933825"/>
+                      <a:ext cx="5210175" cy="3476625"/>
                     </a:xfrm>
                     <a:prstGeom prst="rect">
                       <a:avLst/>
@@ -4339,7 +6266,7 @@
       <w:r>
         <w:drawing>
           <wp:inline distT="0" distB="0" distL="0" distR="0">
-            <wp:extent cx="5257800" cy="4210050"/>
+            <wp:extent cx="4686300" cy="3752850"/>
             <wp:effectExtent t="0" r="0" b="0" l="0"/>
             <wp:docPr id="1" name="" descr="" title=""/>
             <wp:cNvGraphicFramePr>
@@ -4364,7 +6291,7 @@
                   <pic:spPr bwMode="auto">
                     <a:xfrm>
                       <a:off x="0" y="0"/>
-                      <a:ext cx="5257800" cy="4210050"/>
+                      <a:ext cx="4686300" cy="3752850"/>
                     </a:xfrm>
                     <a:prstGeom prst="rect">
                       <a:avLst/>
@@ -5310,7 +7237,7 @@
                 <w:sz w:val="18"/>
                 <w:szCs w:val="18"/>
               </w:rPr>
-              <w:t xml:space="preserve">池袋 9:00発 → 横瀬 10:16着。4号車 1C・1D・2C・2D（大人4名分）は購入済みです。</w:t>
+              <w:t xml:space="preserve">池袋 9:00発 → 横瀬 10:16着。4号車に6名ぶん（大人1C・1D・2C・2D／子ども2A・2B）購入済みです。</w:t>
             </w:r>
           </w:p>
           <w:p>
@@ -13270,8 +15197,8 @@
                 <w:i w:val="false"/>
                 <w:iCs w:val="false"/>
                 <w:color w:val="2F6C8E"/>
-                <w:sz w:val="20"/>
-                <w:szCs w:val="20"/>
+                <w:sz w:val="22"/>
+                <w:szCs w:val="22"/>
               </w:rPr>
               <w:t xml:space="preserve">14:49</w:t>
             </w:r>
@@ -13326,11 +15253,49 @@
                 <w:bCs/>
                 <w:i w:val="false"/>
                 <w:iCs w:val="false"/>
-                <w:color w:val="22303A"/>
-                <w:sz w:val="20"/>
-                <w:szCs w:val="20"/>
-              </w:rPr>
-              <w:t xml:space="preserve">西武秩父発／特急ラビュー</w:t>
+                <w:color w:val="2F6C8E"/>
+                <w:sz w:val="21"/>
+                <w:szCs w:val="21"/>
+              </w:rPr>
+              <w:t xml:space="preserve">西武秩父発／特急ラビュー ちちぶ80号</w:t>
+            </w:r>
+          </w:p>
+          <w:p>
+            <w:pPr>
+              <w:spacing w:after="46" w:before="0" w:line="240" w:lineRule="auto"/>
+              <w:jc w:val="left"/>
+            </w:pPr>
+            <w:r>
+              <w:rPr>
+                <w:rFonts w:ascii="Yu Gothic" w:cs="Yu Gothic" w:eastAsia="Yu Gothic" w:hAnsi="Yu Gothic"/>
+                <w:b w:val="false"/>
+                <w:bCs w:val="false"/>
+                <w:i w:val="false"/>
+                <w:iCs w:val="false"/>
+                <w:color w:val="78878F"/>
+                <w:sz w:val="16"/>
+                <w:szCs w:val="16"/>
+              </w:rPr>
+              <w:t xml:space="preserve">5号車　大人 1C・1D・2C・2D ／ 子ども 1A・1B　※往路の4号車とは号車が違います</w:t>
+            </w:r>
+          </w:p>
+          <w:p>
+            <w:pPr>
+              <w:spacing w:after="26" w:before="0" w:line="258" w:lineRule="auto"/>
+              <w:jc w:val="left"/>
+            </w:pPr>
+            <w:r>
+              <w:rPr>
+                <w:rFonts w:ascii="Yu Gothic" w:cs="Yu Gothic" w:eastAsia="Yu Gothic" w:hAnsi="Yu Gothic"/>
+                <w:b w:val="false"/>
+                <w:bCs w:val="false"/>
+                <w:i w:val="false"/>
+                <w:iCs w:val="false"/>
+                <w:color w:val="46565F"/>
+                <w:sz w:val="17"/>
+                <w:szCs w:val="17"/>
+              </w:rPr>
+              <w:t xml:space="preserve">14時台は14:24発と14:49発の2本あります。乗るのは あとの14:49発 です。</w:t>
             </w:r>
           </w:p>
           <w:p>
@@ -13349,7 +15314,7 @@
                 <w:sz w:val="17"/>
                 <w:szCs w:val="17"/>
               </w:rPr>
-              <w:t xml:space="preserve">※時刻は2025年3月時点の土休日ダイヤ。出発前に必ず再確認してください（要確認）</w:t>
+              <w:t xml:space="preserve">西武秩父駅は始発なので、発車の15分前くらいからホームに入れます。</w:t>
             </w:r>
           </w:p>
         </w:tc>
@@ -19250,7 +21215,7 @@
                 <w:sz w:val="17"/>
                 <w:szCs w:val="17"/>
               </w:rPr>
-              <w:t xml:space="preserve">特急ラビュー 往路（池袋9:00発）</w:t>
+              <w:t xml:space="preserve">特急ラビュー 往路（ちちぶ65号 池袋9:00発）</w:t>
             </w:r>
           </w:p>
         </w:tc>
@@ -19288,7 +21253,7 @@
                 <w:sz w:val="17"/>
                 <w:szCs w:val="17"/>
               </w:rPr>
-              <w:t xml:space="preserve">早めに購入</w:t>
+              <w:t xml:space="preserve">購入済</w:t>
             </w:r>
           </w:p>
         </w:tc>
@@ -19326,7 +21291,7 @@
                 <w:sz w:val="17"/>
                 <w:szCs w:val="17"/>
               </w:rPr>
-              <w:t xml:space="preserve">Smoozで。全席指定。和希くんの席も取ること</w:t>
+              <w:t xml:space="preserve">Smoozで6名ぶん。4号車1C・1D・2C・2D＋2A・2B</w:t>
             </w:r>
           </w:p>
         </w:tc>
@@ -19369,7 +21334,7 @@
                 <w:sz w:val="17"/>
                 <w:szCs w:val="17"/>
               </w:rPr>
-              <w:t xml:space="preserve">特急ラビュー 復路（西武秩父14:49発）</w:t>
+              <w:t xml:space="preserve">特急ラビュー 復路（ちちぶ80号 西武秩父14:49発）</w:t>
             </w:r>
           </w:p>
         </w:tc>
@@ -19407,7 +21372,7 @@
                 <w:sz w:val="17"/>
                 <w:szCs w:val="17"/>
               </w:rPr>
-              <w:t xml:space="preserve">同上</w:t>
+              <w:t xml:space="preserve">購入済</w:t>
             </w:r>
           </w:p>
         </w:tc>
@@ -19445,7 +21410,7 @@
                 <w:sz w:val="17"/>
                 <w:szCs w:val="17"/>
               </w:rPr>
-              <w:t xml:space="preserve">時刻は出発前に再確認</w:t>
+              <w:t xml:space="preserve">Smoozで6名ぶん。5号車1C・1D・2C・2D＋1A・1B</w:t>
             </w:r>
           </w:p>
         </w:tc>
@@ -19488,7 +21453,7 @@
                 <w:sz w:val="17"/>
                 <w:szCs w:val="17"/>
               </w:rPr>
-              <w:t xml:space="preserve">タクシー（小松沢 → PICA）</w:t>
+              <w:t xml:space="preserve">乗車券（池袋⇔西武秩父）</w:t>
             </w:r>
           </w:p>
         </w:tc>
@@ -19526,7 +21491,7 @@
                 <w:sz w:val="17"/>
                 <w:szCs w:val="17"/>
               </w:rPr>
-              <w:t xml:space="preserve">事前予約必須</w:t>
+              <w:t xml:space="preserve">未手配</w:t>
             </w:r>
           </w:p>
         </w:tc>
@@ -19564,7 +21529,7 @@
                 <w:sz w:val="17"/>
                 <w:szCs w:val="17"/>
               </w:rPr>
-              <w:t xml:space="preserve">農園に常駐していない。受付で相談。約24分</w:t>
+              <w:t xml:space="preserve">Smoozは特急券のみ。大人はIC、子どもは駅で相談</w:t>
             </w:r>
           </w:p>
         </w:tc>
@@ -19607,7 +21572,7 @@
                 <w:sz w:val="17"/>
                 <w:szCs w:val="17"/>
               </w:rPr>
-              <w:t xml:space="preserve">PICA秩父</w:t>
+              <w:t xml:space="preserve">タクシー（小松沢 → PICA）</w:t>
             </w:r>
           </w:p>
         </w:tc>
@@ -19645,7 +21610,7 @@
                 <w:sz w:val="17"/>
                 <w:szCs w:val="17"/>
               </w:rPr>
-              <w:t xml:space="preserve">予約済・支払済</w:t>
+              <w:t xml:space="preserve">事前予約必須</w:t>
             </w:r>
           </w:p>
         </w:tc>
@@ -19683,7 +21648,7 @@
                 <w:sz w:val="17"/>
                 <w:szCs w:val="17"/>
               </w:rPr>
-              <w:t xml:space="preserve">キャンセル無料は9月17日まで</w:t>
+              <w:t xml:space="preserve">6名なのでジャンボ。農園に常駐していないので事前に。約24分</w:t>
             </w:r>
           </w:p>
         </w:tc>
@@ -19726,7 +21691,7 @@
                 <w:sz w:val="17"/>
                 <w:szCs w:val="17"/>
               </w:rPr>
-              <w:t xml:space="preserve">小松沢の各体験</w:t>
+              <w:t xml:space="preserve">PICA秩父</w:t>
             </w:r>
           </w:p>
         </w:tc>
@@ -19764,7 +21729,7 @@
                 <w:sz w:val="17"/>
                 <w:szCs w:val="17"/>
               </w:rPr>
-              <w:t xml:space="preserve">予約不要</w:t>
+              <w:t xml:space="preserve">予約済・支払済</w:t>
             </w:r>
           </w:p>
         </w:tc>
@@ -19802,7 +21767,7 @@
                 <w:sz w:val="17"/>
                 <w:szCs w:val="17"/>
               </w:rPr>
-              <w:t xml:space="preserve">当日受付。ただし そば・うどん打ちは平日のみ要予約</w:t>
+              <w:t xml:space="preserve">キャンセル無料は9月17日まで</w:t>
             </w:r>
           </w:p>
         </w:tc>
@@ -19845,7 +21810,7 @@
                 <w:sz w:val="17"/>
                 <w:szCs w:val="17"/>
               </w:rPr>
-              <w:t xml:space="preserve">ビッグトランポリン</w:t>
+              <w:t xml:space="preserve">小松沢の各体験</w:t>
             </w:r>
           </w:p>
         </w:tc>
@@ -19921,7 +21886,7 @@
                 <w:sz w:val="17"/>
                 <w:szCs w:val="17"/>
               </w:rPr>
-              <w:t xml:space="preserve">500円／15分</w:t>
+              <w:t xml:space="preserve">当日受付。ただし そば・うどん打ちは平日のみ要予約</w:t>
             </w:r>
           </w:p>
         </w:tc>
@@ -19964,6 +21929,125 @@
                 <w:sz w:val="17"/>
                 <w:szCs w:val="17"/>
               </w:rPr>
+              <w:t xml:space="preserve">ビッグトランポリン</w:t>
+            </w:r>
+          </w:p>
+        </w:tc>
+        <w:tc>
+          <w:tcPr>
+            <w:tcW w:type="dxa" w:w="2000"/>
+            <w:tcBorders>
+              <w:top w:val="none" w:color="FFFFFF" w:sz="0"/>
+              <w:left w:val="none" w:color="FFFFFF" w:sz="0"/>
+              <w:bottom w:val="single" w:color="EDF1F3" w:sz="4"/>
+              <w:right w:val="none" w:color="FFFFFF" w:sz="0"/>
+            </w:tcBorders>
+            <w:shd w:fill="FFFFFF" w:color="auto" w:val="clear"/>
+            <w:tcMar>
+              <w:top w:type="dxa" w:w="76"/>
+              <w:left w:type="dxa" w:w="130"/>
+              <w:bottom w:type="dxa" w:w="76"/>
+              <w:right w:type="dxa" w:w="130"/>
+            </w:tcMar>
+            <w:vAlign w:val="center"/>
+          </w:tcPr>
+          <w:p>
+            <w:pPr>
+              <w:spacing w:after="0" w:before="0" w:line="250" w:lineRule="auto"/>
+              <w:jc w:val="left"/>
+            </w:pPr>
+            <w:r>
+              <w:rPr>
+                <w:rFonts w:ascii="Yu Gothic" w:cs="Yu Gothic" w:eastAsia="Yu Gothic" w:hAnsi="Yu Gothic"/>
+                <w:b w:val="false"/>
+                <w:bCs w:val="false"/>
+                <w:i w:val="false"/>
+                <w:iCs w:val="false"/>
+                <w:color w:val="46565F"/>
+                <w:sz w:val="17"/>
+                <w:szCs w:val="17"/>
+              </w:rPr>
+              <w:t xml:space="preserve">予約不要</w:t>
+            </w:r>
+          </w:p>
+        </w:tc>
+        <w:tc>
+          <w:tcPr>
+            <w:tcW w:type="dxa" w:w="4546"/>
+            <w:tcBorders>
+              <w:top w:val="none" w:color="FFFFFF" w:sz="0"/>
+              <w:left w:val="none" w:color="FFFFFF" w:sz="0"/>
+              <w:bottom w:val="single" w:color="EDF1F3" w:sz="4"/>
+              <w:right w:val="none" w:color="FFFFFF" w:sz="0"/>
+            </w:tcBorders>
+            <w:shd w:fill="FFFFFF" w:color="auto" w:val="clear"/>
+            <w:tcMar>
+              <w:top w:type="dxa" w:w="76"/>
+              <w:left w:type="dxa" w:w="130"/>
+              <w:bottom w:type="dxa" w:w="76"/>
+              <w:right w:type="dxa" w:w="130"/>
+            </w:tcMar>
+            <w:vAlign w:val="center"/>
+          </w:tcPr>
+          <w:p>
+            <w:pPr>
+              <w:spacing w:after="0" w:before="0" w:line="250" w:lineRule="auto"/>
+              <w:jc w:val="left"/>
+            </w:pPr>
+            <w:r>
+              <w:rPr>
+                <w:rFonts w:ascii="Yu Gothic" w:cs="Yu Gothic" w:eastAsia="Yu Gothic" w:hAnsi="Yu Gothic"/>
+                <w:b w:val="false"/>
+                <w:bCs w:val="false"/>
+                <w:i w:val="false"/>
+                <w:iCs w:val="false"/>
+                <w:color w:val="46565F"/>
+                <w:sz w:val="17"/>
+                <w:szCs w:val="17"/>
+              </w:rPr>
+              <w:t xml:space="preserve">500円／15分</w:t>
+            </w:r>
+          </w:p>
+        </w:tc>
+      </w:tr>
+      <w:tr>
+        <w:trPr>
+          <w:cantSplit/>
+        </w:trPr>
+        <w:tc>
+          <w:tcPr>
+            <w:tcW w:type="dxa" w:w="3200"/>
+            <w:tcBorders>
+              <w:top w:val="none" w:color="FFFFFF" w:sz="0"/>
+              <w:left w:val="none" w:color="FFFFFF" w:sz="0"/>
+              <w:bottom w:val="single" w:color="EDF1F3" w:sz="4"/>
+              <w:right w:val="none" w:color="FFFFFF" w:sz="0"/>
+            </w:tcBorders>
+            <w:shd w:fill="F7F3E9" w:color="auto" w:val="clear"/>
+            <w:tcMar>
+              <w:top w:type="dxa" w:w="76"/>
+              <w:left w:type="dxa" w:w="130"/>
+              <w:bottom w:type="dxa" w:w="76"/>
+              <w:right w:type="dxa" w:w="130"/>
+            </w:tcMar>
+            <w:vAlign w:val="center"/>
+          </w:tcPr>
+          <w:p>
+            <w:pPr>
+              <w:spacing w:after="0" w:before="0" w:line="250" w:lineRule="auto"/>
+              <w:jc w:val="left"/>
+            </w:pPr>
+            <w:r>
+              <w:rPr>
+                <w:rFonts w:ascii="Yu Gothic" w:cs="Yu Gothic" w:eastAsia="Yu Gothic" w:hAnsi="Yu Gothic"/>
+                <w:b/>
+                <w:bCs/>
+                <w:i w:val="false"/>
+                <w:iCs w:val="false"/>
+                <w:color w:val="22303A"/>
+                <w:sz w:val="17"/>
+                <w:szCs w:val="17"/>
+              </w:rPr>
               <w:t xml:space="preserve">ぐるりん号</w:t>
             </w:r>
           </w:p>
@@ -19977,7 +22061,7 @@
               <w:bottom w:val="single" w:color="EDF1F3" w:sz="4"/>
               <w:right w:val="none" w:color="FFFFFF" w:sz="0"/>
             </w:tcBorders>
-            <w:shd w:fill="FFFFFF" w:color="auto" w:val="clear"/>
+            <w:shd w:fill="FAFBFA" w:color="auto" w:val="clear"/>
             <w:tcMar>
               <w:top w:type="dxa" w:w="76"/>
               <w:left w:type="dxa" w:w="130"/>
@@ -20015,7 +22099,7 @@
               <w:bottom w:val="single" w:color="EDF1F3" w:sz="4"/>
               <w:right w:val="none" w:color="FFFFFF" w:sz="0"/>
             </w:tcBorders>
-            <w:shd w:fill="FFFFFF" w:color="auto" w:val="clear"/>
+            <w:shd w:fill="FAFBFA" w:color="auto" w:val="clear"/>
             <w:tcMar>
               <w:top w:type="dxa" w:w="76"/>
               <w:left w:type="dxa" w:w="130"/>
@@ -20446,7 +22530,7 @@
                 <w:sz w:val="17"/>
                 <w:szCs w:val="17"/>
               </w:rPr>
-              <w:t xml:space="preserve">特急ラビュー 往路（大人4名）</w:t>
+              <w:t xml:space="preserve">特急ラビュー 特急券（6名・往復）</w:t>
             </w:r>
           </w:p>
         </w:tc>
@@ -20484,7 +22568,7 @@
                 <w:sz w:val="17"/>
                 <w:szCs w:val="17"/>
               </w:rPr>
-              <w:t xml:space="preserve">3,600円</w:t>
+              <w:t xml:space="preserve">9,000円</w:t>
             </w:r>
           </w:p>
         </w:tc>
@@ -20522,7 +22606,7 @@
                 <w:sz w:val="17"/>
                 <w:szCs w:val="17"/>
               </w:rPr>
-              <w:t xml:space="preserve">購入済。900円×4名</w:t>
+              <w:t xml:space="preserve">購入済。往路3,600+900／復路3,600+900</w:t>
             </w:r>
           </w:p>
         </w:tc>
@@ -20565,7 +22649,7 @@
                 <w:sz w:val="17"/>
                 <w:szCs w:val="17"/>
               </w:rPr>
-              <w:t xml:space="preserve">特急ラビュー 復路（大人4名）</w:t>
+              <w:t xml:space="preserve">乗車券 池袋⇔西武秩父（大人4名）</w:t>
             </w:r>
           </w:p>
         </w:tc>
@@ -20603,7 +22687,7 @@
                 <w:sz w:val="17"/>
                 <w:szCs w:val="17"/>
               </w:rPr>
-              <w:t xml:space="preserve">3,600円</w:t>
+              <w:t xml:space="preserve">6,400円</w:t>
             </w:r>
           </w:p>
         </w:tc>
@@ -20641,7 +22725,7 @@
                 <w:sz w:val="17"/>
                 <w:szCs w:val="17"/>
               </w:rPr>
-              <w:t xml:space="preserve">未購入</w:t>
+              <w:t xml:space="preserve">800円×4名×往復。Smoozは特急券のみなので別途</w:t>
             </w:r>
           </w:p>
         </w:tc>
@@ -20684,7 +22768,7 @@
                 <w:sz w:val="17"/>
                 <w:szCs w:val="17"/>
               </w:rPr>
-              <w:t xml:space="preserve">特急ラビュー 子ども2名（往復）</w:t>
+              <w:t xml:space="preserve">乗車券 子ども2名（往復）</w:t>
             </w:r>
           </w:p>
         </w:tc>
@@ -20722,7 +22806,7 @@
                 <w:sz w:val="17"/>
                 <w:szCs w:val="17"/>
               </w:rPr>
-              <w:t xml:space="preserve">1,800円</w:t>
+              <w:t xml:space="preserve">200〜1,600円</w:t>
             </w:r>
           </w:p>
         </w:tc>
@@ -20760,245 +22844,7 @@
                 <w:sz w:val="17"/>
                 <w:szCs w:val="17"/>
               </w:rPr>
-              <w:t xml:space="preserve">席を取る場合。450円×2名×2回</w:t>
-            </w:r>
-          </w:p>
-        </w:tc>
-      </w:tr>
-      <w:tr>
-        <w:trPr>
-          <w:cantSplit/>
-        </w:trPr>
-        <w:tc>
-          <w:tcPr>
-            <w:tcW w:type="dxa" w:w="3700"/>
-            <w:tcBorders>
-              <w:top w:val="none" w:color="FFFFFF" w:sz="0"/>
-              <w:left w:val="none" w:color="FFFFFF" w:sz="0"/>
-              <w:bottom w:val="single" w:color="EDF1F3" w:sz="4"/>
-              <w:right w:val="none" w:color="FFFFFF" w:sz="0"/>
-            </w:tcBorders>
-            <w:shd w:fill="FCF5E4" w:color="auto" w:val="clear"/>
-            <w:tcMar>
-              <w:top w:type="dxa" w:w="76"/>
-              <w:left w:type="dxa" w:w="130"/>
-              <w:bottom w:type="dxa" w:w="76"/>
-              <w:right w:type="dxa" w:w="130"/>
-            </w:tcMar>
-            <w:vAlign w:val="center"/>
-          </w:tcPr>
-          <w:p>
-            <w:pPr>
-              <w:spacing w:after="0" w:before="0" w:line="250" w:lineRule="auto"/>
-              <w:jc w:val="left"/>
-            </w:pPr>
-            <w:r>
-              <w:rPr>
-                <w:rFonts w:ascii="Yu Gothic" w:cs="Yu Gothic" w:eastAsia="Yu Gothic" w:hAnsi="Yu Gothic"/>
-                <w:b/>
-                <w:bCs/>
-                <w:i w:val="false"/>
-                <w:iCs w:val="false"/>
-                <w:color w:val="22303A"/>
-                <w:sz w:val="17"/>
-                <w:szCs w:val="17"/>
-              </w:rPr>
-              <w:t xml:space="preserve">乗車券 池袋⇔西武秩父（大人4名）</w:t>
-            </w:r>
-          </w:p>
-        </w:tc>
-        <w:tc>
-          <w:tcPr>
-            <w:tcW w:type="dxa" w:w="2200"/>
-            <w:tcBorders>
-              <w:top w:val="none" w:color="FFFFFF" w:sz="0"/>
-              <w:left w:val="none" w:color="FFFFFF" w:sz="0"/>
-              <w:bottom w:val="single" w:color="EDF1F3" w:sz="4"/>
-              <w:right w:val="none" w:color="FFFFFF" w:sz="0"/>
-            </w:tcBorders>
-            <w:shd w:fill="FFFFFF" w:color="auto" w:val="clear"/>
-            <w:tcMar>
-              <w:top w:type="dxa" w:w="76"/>
-              <w:left w:type="dxa" w:w="130"/>
-              <w:bottom w:type="dxa" w:w="76"/>
-              <w:right w:type="dxa" w:w="130"/>
-            </w:tcMar>
-            <w:vAlign w:val="center"/>
-          </w:tcPr>
-          <w:p>
-            <w:pPr>
-              <w:spacing w:after="0" w:before="0" w:line="250" w:lineRule="auto"/>
-              <w:jc w:val="left"/>
-            </w:pPr>
-            <w:r>
-              <w:rPr>
-                <w:rFonts w:ascii="Yu Gothic" w:cs="Yu Gothic" w:eastAsia="Yu Gothic" w:hAnsi="Yu Gothic"/>
-                <w:b w:val="false"/>
-                <w:bCs w:val="false"/>
-                <w:i w:val="false"/>
-                <w:iCs w:val="false"/>
-                <w:color w:val="46565F"/>
-                <w:sz w:val="17"/>
-                <w:szCs w:val="17"/>
-              </w:rPr>
-              <w:t xml:space="preserve">6,400円</w:t>
-            </w:r>
-          </w:p>
-        </w:tc>
-        <w:tc>
-          <w:tcPr>
-            <w:tcW w:type="dxa" w:w="3846"/>
-            <w:tcBorders>
-              <w:top w:val="none" w:color="FFFFFF" w:sz="0"/>
-              <w:left w:val="none" w:color="FFFFFF" w:sz="0"/>
-              <w:bottom w:val="single" w:color="EDF1F3" w:sz="4"/>
-              <w:right w:val="none" w:color="FFFFFF" w:sz="0"/>
-            </w:tcBorders>
-            <w:shd w:fill="FFFFFF" w:color="auto" w:val="clear"/>
-            <w:tcMar>
-              <w:top w:type="dxa" w:w="76"/>
-              <w:left w:type="dxa" w:w="130"/>
-              <w:bottom w:type="dxa" w:w="76"/>
-              <w:right w:type="dxa" w:w="130"/>
-            </w:tcMar>
-            <w:vAlign w:val="center"/>
-          </w:tcPr>
-          <w:p>
-            <w:pPr>
-              <w:spacing w:after="0" w:before="0" w:line="250" w:lineRule="auto"/>
-              <w:jc w:val="left"/>
-            </w:pPr>
-            <w:r>
-              <w:rPr>
-                <w:rFonts w:ascii="Yu Gothic" w:cs="Yu Gothic" w:eastAsia="Yu Gothic" w:hAnsi="Yu Gothic"/>
-                <w:b w:val="false"/>
-                <w:bCs w:val="false"/>
-                <w:i w:val="false"/>
-                <w:iCs w:val="false"/>
-                <w:color w:val="46565F"/>
-                <w:sz w:val="17"/>
-                <w:szCs w:val="17"/>
-              </w:rPr>
-              <w:t xml:space="preserve">800円×4名×往復。Smoozは特急券のみなので別途</w:t>
-            </w:r>
-          </w:p>
-        </w:tc>
-      </w:tr>
-      <w:tr>
-        <w:trPr>
-          <w:cantSplit/>
-        </w:trPr>
-        <w:tc>
-          <w:tcPr>
-            <w:tcW w:type="dxa" w:w="3700"/>
-            <w:tcBorders>
-              <w:top w:val="none" w:color="FFFFFF" w:sz="0"/>
-              <w:left w:val="none" w:color="FFFFFF" w:sz="0"/>
-              <w:bottom w:val="single" w:color="EDF1F3" w:sz="4"/>
-              <w:right w:val="none" w:color="FFFFFF" w:sz="0"/>
-            </w:tcBorders>
-            <w:shd w:fill="FCF5E4" w:color="auto" w:val="clear"/>
-            <w:tcMar>
-              <w:top w:type="dxa" w:w="76"/>
-              <w:left w:type="dxa" w:w="130"/>
-              <w:bottom w:type="dxa" w:w="76"/>
-              <w:right w:type="dxa" w:w="130"/>
-            </w:tcMar>
-            <w:vAlign w:val="center"/>
-          </w:tcPr>
-          <w:p>
-            <w:pPr>
-              <w:spacing w:after="0" w:before="0" w:line="250" w:lineRule="auto"/>
-              <w:jc w:val="left"/>
-            </w:pPr>
-            <w:r>
-              <w:rPr>
-                <w:rFonts w:ascii="Yu Gothic" w:cs="Yu Gothic" w:eastAsia="Yu Gothic" w:hAnsi="Yu Gothic"/>
-                <w:b/>
-                <w:bCs/>
-                <w:i w:val="false"/>
-                <w:iCs w:val="false"/>
-                <w:color w:val="22303A"/>
-                <w:sz w:val="17"/>
-                <w:szCs w:val="17"/>
-              </w:rPr>
-              <w:t xml:space="preserve">乗車券 子ども2名（往復）</w:t>
-            </w:r>
-          </w:p>
-        </w:tc>
-        <w:tc>
-          <w:tcPr>
-            <w:tcW w:type="dxa" w:w="2200"/>
-            <w:tcBorders>
-              <w:top w:val="none" w:color="FFFFFF" w:sz="0"/>
-              <w:left w:val="none" w:color="FFFFFF" w:sz="0"/>
-              <w:bottom w:val="single" w:color="EDF1F3" w:sz="4"/>
-              <w:right w:val="none" w:color="FFFFFF" w:sz="0"/>
-            </w:tcBorders>
-            <w:shd w:fill="FAFBFA" w:color="auto" w:val="clear"/>
-            <w:tcMar>
-              <w:top w:type="dxa" w:w="76"/>
-              <w:left w:type="dxa" w:w="130"/>
-              <w:bottom w:type="dxa" w:w="76"/>
-              <w:right w:type="dxa" w:w="130"/>
-            </w:tcMar>
-            <w:vAlign w:val="center"/>
-          </w:tcPr>
-          <w:p>
-            <w:pPr>
-              <w:spacing w:after="0" w:before="0" w:line="250" w:lineRule="auto"/>
-              <w:jc w:val="left"/>
-            </w:pPr>
-            <w:r>
-              <w:rPr>
-                <w:rFonts w:ascii="Yu Gothic" w:cs="Yu Gothic" w:eastAsia="Yu Gothic" w:hAnsi="Yu Gothic"/>
-                <w:b w:val="false"/>
-                <w:bCs w:val="false"/>
-                <w:i w:val="false"/>
-                <w:iCs w:val="false"/>
-                <w:color w:val="46565F"/>
-                <w:sz w:val="17"/>
-                <w:szCs w:val="17"/>
-              </w:rPr>
-              <w:t xml:space="preserve">200〜1,600円</w:t>
-            </w:r>
-          </w:p>
-        </w:tc>
-        <w:tc>
-          <w:tcPr>
-            <w:tcW w:type="dxa" w:w="3846"/>
-            <w:tcBorders>
-              <w:top w:val="none" w:color="FFFFFF" w:sz="0"/>
-              <w:left w:val="none" w:color="FFFFFF" w:sz="0"/>
-              <w:bottom w:val="single" w:color="EDF1F3" w:sz="4"/>
-              <w:right w:val="none" w:color="FFFFFF" w:sz="0"/>
-            </w:tcBorders>
-            <w:shd w:fill="FAFBFA" w:color="auto" w:val="clear"/>
-            <w:tcMar>
-              <w:top w:type="dxa" w:w="76"/>
-              <w:left w:type="dxa" w:w="130"/>
-              <w:bottom w:type="dxa" w:w="76"/>
-              <w:right w:type="dxa" w:w="130"/>
-            </w:tcMar>
-            <w:vAlign w:val="center"/>
-          </w:tcPr>
-          <w:p>
-            <w:pPr>
-              <w:spacing w:after="0" w:before="0" w:line="250" w:lineRule="auto"/>
-              <w:jc w:val="left"/>
-            </w:pPr>
-            <w:r>
-              <w:rPr>
-                <w:rFonts w:ascii="Yu Gothic" w:cs="Yu Gothic" w:eastAsia="Yu Gothic" w:hAnsi="Yu Gothic"/>
-                <w:b w:val="false"/>
-                <w:bCs w:val="false"/>
-                <w:i w:val="false"/>
-                <w:iCs w:val="false"/>
-                <w:color w:val="46565F"/>
-                <w:sz w:val="17"/>
-                <w:szCs w:val="17"/>
-              </w:rPr>
-              <w:t xml:space="preserve">IC小児50円均一なら200円、きっぷなら1,600円</w:t>
+              <w:t xml:space="preserve">IC小児50円均一なら200円、きっぷなら1,600円。要確認</w:t>
             </w:r>
           </w:p>
         </w:tc>
@@ -23607,7 +25453,7 @@
                 <w:sz w:val="26"/>
                 <w:szCs w:val="26"/>
               </w:rPr>
-              <w:t xml:space="preserve">出発前に確認すること</w:t>
+              <w:t xml:space="preserve">出発までにやること</w:t>
             </w:r>
           </w:p>
         </w:tc>
@@ -23617,6 +25463,29 @@
       <w:pPr>
         <w:spacing w:after="140" w:before="0" w:line="20"/>
       </w:pPr>
+    </w:p>
+    <w:p>
+      <w:pPr>
+        <w:keepNext/>
+        <w:pBdr>
+          <w:bottom w:val="single" w:color="A85A11" w:sz="6" w:space="4"/>
+        </w:pBdr>
+        <w:spacing w:after="90" w:before="190" w:line="264" w:lineRule="auto"/>
+        <w:jc w:val="left"/>
+      </w:pPr>
+      <w:r>
+        <w:rPr>
+          <w:rFonts w:ascii="Yu Gothic" w:cs="Yu Gothic" w:eastAsia="Yu Gothic" w:hAnsi="Yu Gothic"/>
+          <w:b/>
+          <w:bCs/>
+          <w:i w:val="false"/>
+          <w:iCs w:val="false"/>
+          <w:color w:val="A85A11"/>
+          <w:sz w:val="21"/>
+          <w:szCs w:val="21"/>
+        </w:rPr>
+        <w:t xml:space="preserve">(1) 日付つきのやることリスト</w:t>
+      </w:r>
     </w:p>
     <w:p>
       <w:pPr>
@@ -23634,7 +25503,1644 @@
           <w:sz w:val="18"/>
           <w:szCs w:val="18"/>
         </w:rPr>
-        <w:t xml:space="preserve">電話で聞けばすぐ済むものばかりです。農園への朝の電話ついでに、まとめて聞いてしまうのが早いです。</w:t>
+        <w:t xml:space="preserve">上から順に片づければ、出発前日には何も残りません。</w:t>
+      </w:r>
+    </w:p>
+    <w:tbl>
+      <w:tblPr>
+        <w:tblW w:type="dxa" w:w="9746"/>
+        <w:tblBorders>
+          <w:top w:val="none" w:color="FFFFFF" w:sz="0"/>
+          <w:left w:val="none" w:color="FFFFFF" w:sz="0"/>
+          <w:bottom w:val="none" w:color="FFFFFF" w:sz="0"/>
+          <w:right w:val="none" w:color="FFFFFF" w:sz="0"/>
+          <w:insideH w:val="none" w:color="FFFFFF" w:sz="0"/>
+          <w:insideV w:val="none" w:color="FFFFFF" w:sz="0"/>
+        </w:tblBorders>
+        <w:tblLayout w:type="fixed"/>
+      </w:tblPr>
+      <w:tblGrid>
+        <w:gridCol w:w="1900"/>
+        <w:gridCol w:w="3300"/>
+        <w:gridCol w:w="4546"/>
+      </w:tblGrid>
+      <w:tr>
+        <w:trPr>
+          <w:tblHeader/>
+        </w:trPr>
+        <w:tc>
+          <w:tcPr>
+            <w:tcW w:type="dxa" w:w="1900"/>
+            <w:tcBorders>
+              <w:top w:val="none" w:color="FFFFFF" w:sz="0"/>
+              <w:left w:val="none" w:color="FFFFFF" w:sz="0"/>
+              <w:bottom w:val="none" w:color="FFFFFF" w:sz="0"/>
+              <w:right w:val="none" w:color="FFFFFF" w:sz="0"/>
+            </w:tcBorders>
+            <w:shd w:fill="A85A11" w:color="auto" w:val="clear"/>
+            <w:tcMar>
+              <w:top w:type="dxa" w:w="80"/>
+              <w:left w:type="dxa" w:w="130"/>
+              <w:bottom w:type="dxa" w:w="80"/>
+              <w:right w:type="dxa" w:w="130"/>
+            </w:tcMar>
+            <w:vAlign w:val="center"/>
+          </w:tcPr>
+          <w:p>
+            <w:pPr>
+              <w:spacing w:after="0" w:before="0" w:line="240" w:lineRule="auto"/>
+              <w:jc w:val="left"/>
+            </w:pPr>
+            <w:r>
+              <w:rPr>
+                <w:rFonts w:ascii="Yu Gothic" w:cs="Yu Gothic" w:eastAsia="Yu Gothic" w:hAnsi="Yu Gothic"/>
+                <w:b/>
+                <w:bCs/>
+                <w:i w:val="false"/>
+                <w:iCs w:val="false"/>
+                <w:color w:val="FFFFFF"/>
+                <w:sz w:val="17"/>
+                <w:szCs w:val="17"/>
+              </w:rPr>
+              <w:t xml:space="preserve">期限</w:t>
+            </w:r>
+          </w:p>
+        </w:tc>
+        <w:tc>
+          <w:tcPr>
+            <w:tcW w:type="dxa" w:w="3300"/>
+            <w:tcBorders>
+              <w:top w:val="none" w:color="FFFFFF" w:sz="0"/>
+              <w:left w:val="none" w:color="FFFFFF" w:sz="0"/>
+              <w:bottom w:val="none" w:color="FFFFFF" w:sz="0"/>
+              <w:right w:val="none" w:color="FFFFFF" w:sz="0"/>
+            </w:tcBorders>
+            <w:shd w:fill="A85A11" w:color="auto" w:val="clear"/>
+            <w:tcMar>
+              <w:top w:type="dxa" w:w="80"/>
+              <w:left w:type="dxa" w:w="130"/>
+              <w:bottom w:type="dxa" w:w="80"/>
+              <w:right w:type="dxa" w:w="130"/>
+            </w:tcMar>
+            <w:vAlign w:val="center"/>
+          </w:tcPr>
+          <w:p>
+            <w:pPr>
+              <w:spacing w:after="0" w:before="0" w:line="240" w:lineRule="auto"/>
+              <w:jc w:val="left"/>
+            </w:pPr>
+            <w:r>
+              <w:rPr>
+                <w:rFonts w:ascii="Yu Gothic" w:cs="Yu Gothic" w:eastAsia="Yu Gothic" w:hAnsi="Yu Gothic"/>
+                <w:b/>
+                <w:bCs/>
+                <w:i w:val="false"/>
+                <w:iCs w:val="false"/>
+                <w:color w:val="FFFFFF"/>
+                <w:sz w:val="17"/>
+                <w:szCs w:val="17"/>
+              </w:rPr>
+              <w:t xml:space="preserve">やること</w:t>
+            </w:r>
+          </w:p>
+        </w:tc>
+        <w:tc>
+          <w:tcPr>
+            <w:tcW w:type="dxa" w:w="4546"/>
+            <w:tcBorders>
+              <w:top w:val="none" w:color="FFFFFF" w:sz="0"/>
+              <w:left w:val="none" w:color="FFFFFF" w:sz="0"/>
+              <w:bottom w:val="none" w:color="FFFFFF" w:sz="0"/>
+              <w:right w:val="none" w:color="FFFFFF" w:sz="0"/>
+            </w:tcBorders>
+            <w:shd w:fill="A85A11" w:color="auto" w:val="clear"/>
+            <w:tcMar>
+              <w:top w:type="dxa" w:w="80"/>
+              <w:left w:type="dxa" w:w="130"/>
+              <w:bottom w:type="dxa" w:w="80"/>
+              <w:right w:type="dxa" w:w="130"/>
+            </w:tcMar>
+            <w:vAlign w:val="center"/>
+          </w:tcPr>
+          <w:p>
+            <w:pPr>
+              <w:spacing w:after="0" w:before="0" w:line="240" w:lineRule="auto"/>
+              <w:jc w:val="left"/>
+            </w:pPr>
+            <w:r>
+              <w:rPr>
+                <w:rFonts w:ascii="Yu Gothic" w:cs="Yu Gothic" w:eastAsia="Yu Gothic" w:hAnsi="Yu Gothic"/>
+                <w:b/>
+                <w:bCs/>
+                <w:i w:val="false"/>
+                <w:iCs w:val="false"/>
+                <w:color w:val="FFFFFF"/>
+                <w:sz w:val="17"/>
+                <w:szCs w:val="17"/>
+              </w:rPr>
+              <w:t xml:space="preserve">内容・連絡先</w:t>
+            </w:r>
+          </w:p>
+        </w:tc>
+      </w:tr>
+      <w:tr>
+        <w:trPr>
+          <w:cantSplit/>
+        </w:trPr>
+        <w:tc>
+          <w:tcPr>
+            <w:tcW w:type="dxa" w:w="1900"/>
+            <w:tcBorders>
+              <w:top w:val="none" w:color="FFFFFF" w:sz="0"/>
+              <w:left w:val="none" w:color="FFFFFF" w:sz="0"/>
+              <w:bottom w:val="single" w:color="EDF1F3" w:sz="4"/>
+              <w:right w:val="none" w:color="FFFFFF" w:sz="0"/>
+            </w:tcBorders>
+            <w:shd w:fill="FDF3E6" w:color="auto" w:val="clear"/>
+            <w:tcMar>
+              <w:top w:type="dxa" w:w="76"/>
+              <w:left w:type="dxa" w:w="130"/>
+              <w:bottom w:type="dxa" w:w="76"/>
+              <w:right w:type="dxa" w:w="130"/>
+            </w:tcMar>
+            <w:vAlign w:val="center"/>
+          </w:tcPr>
+          <w:p>
+            <w:pPr>
+              <w:spacing w:after="0" w:before="0" w:line="250" w:lineRule="auto"/>
+              <w:jc w:val="left"/>
+            </w:pPr>
+            <w:r>
+              <w:rPr>
+                <w:rFonts w:ascii="Yu Gothic" w:cs="Yu Gothic" w:eastAsia="Yu Gothic" w:hAnsi="Yu Gothic"/>
+                <w:b/>
+                <w:bCs/>
+                <w:i w:val="false"/>
+                <w:iCs w:val="false"/>
+                <w:color w:val="22303A"/>
+                <w:sz w:val="17"/>
+                <w:szCs w:val="17"/>
+              </w:rPr>
+              <w:t xml:space="preserve">9月6日(日)まで</w:t>
+            </w:r>
+          </w:p>
+        </w:tc>
+        <w:tc>
+          <w:tcPr>
+            <w:tcW w:type="dxa" w:w="3300"/>
+            <w:tcBorders>
+              <w:top w:val="none" w:color="FFFFFF" w:sz="0"/>
+              <w:left w:val="none" w:color="FFFFFF" w:sz="0"/>
+              <w:bottom w:val="single" w:color="EDF1F3" w:sz="4"/>
+              <w:right w:val="none" w:color="FFFFFF" w:sz="0"/>
+            </w:tcBorders>
+            <w:shd w:fill="FFFFFF" w:color="auto" w:val="clear"/>
+            <w:tcMar>
+              <w:top w:type="dxa" w:w="76"/>
+              <w:left w:type="dxa" w:w="130"/>
+              <w:bottom w:type="dxa" w:w="76"/>
+              <w:right w:type="dxa" w:w="130"/>
+            </w:tcMar>
+            <w:vAlign w:val="center"/>
+          </w:tcPr>
+          <w:p>
+            <w:pPr>
+              <w:spacing w:after="0" w:before="0" w:line="250" w:lineRule="auto"/>
+              <w:jc w:val="left"/>
+            </w:pPr>
+            <w:r>
+              <w:rPr>
+                <w:rFonts w:ascii="Yu Gothic" w:cs="Yu Gothic" w:eastAsia="Yu Gothic" w:hAnsi="Yu Gothic"/>
+                <w:b w:val="false"/>
+                <w:bCs w:val="false"/>
+                <w:i w:val="false"/>
+                <w:iCs w:val="false"/>
+                <w:color w:val="46565F"/>
+                <w:sz w:val="17"/>
+                <w:szCs w:val="17"/>
+              </w:rPr>
+              <w:t xml:space="preserve">ジャンボタクシーを予約する</w:t>
+            </w:r>
+          </w:p>
+        </w:tc>
+        <w:tc>
+          <w:tcPr>
+            <w:tcW w:type="dxa" w:w="4546"/>
+            <w:tcBorders>
+              <w:top w:val="none" w:color="FFFFFF" w:sz="0"/>
+              <w:left w:val="none" w:color="FFFFFF" w:sz="0"/>
+              <w:bottom w:val="single" w:color="EDF1F3" w:sz="4"/>
+              <w:right w:val="none" w:color="FFFFFF" w:sz="0"/>
+            </w:tcBorders>
+            <w:shd w:fill="FFFFFF" w:color="auto" w:val="clear"/>
+            <w:tcMar>
+              <w:top w:type="dxa" w:w="76"/>
+              <w:left w:type="dxa" w:w="130"/>
+              <w:bottom w:type="dxa" w:w="76"/>
+              <w:right w:type="dxa" w:w="130"/>
+            </w:tcMar>
+            <w:vAlign w:val="center"/>
+          </w:tcPr>
+          <w:p>
+            <w:pPr>
+              <w:spacing w:after="0" w:before="0" w:line="250" w:lineRule="auto"/>
+              <w:jc w:val="left"/>
+            </w:pPr>
+            <w:r>
+              <w:rPr>
+                <w:rFonts w:ascii="Yu Gothic" w:cs="Yu Gothic" w:eastAsia="Yu Gothic" w:hAnsi="Yu Gothic"/>
+                <w:b w:val="false"/>
+                <w:bCs w:val="false"/>
+                <w:i w:val="false"/>
+                <w:iCs w:val="false"/>
+                <w:color w:val="46565F"/>
+                <w:sz w:val="17"/>
+                <w:szCs w:val="17"/>
+              </w:rPr>
+              <w:t xml:space="preserve">小松沢 → PICA秩父。6名は普通車に乗り切りません。秩父丸通タクシー 0120-02-3633</w:t>
+            </w:r>
+          </w:p>
+        </w:tc>
+      </w:tr>
+      <w:tr>
+        <w:trPr>
+          <w:cantSplit/>
+        </w:trPr>
+        <w:tc>
+          <w:tcPr>
+            <w:tcW w:type="dxa" w:w="1900"/>
+            <w:tcBorders>
+              <w:top w:val="none" w:color="FFFFFF" w:sz="0"/>
+              <w:left w:val="none" w:color="FFFFFF" w:sz="0"/>
+              <w:bottom w:val="single" w:color="EDF1F3" w:sz="4"/>
+              <w:right w:val="none" w:color="FFFFFF" w:sz="0"/>
+            </w:tcBorders>
+            <w:shd w:fill="FDF3E6" w:color="auto" w:val="clear"/>
+            <w:tcMar>
+              <w:top w:type="dxa" w:w="76"/>
+              <w:left w:type="dxa" w:w="130"/>
+              <w:bottom w:type="dxa" w:w="76"/>
+              <w:right w:type="dxa" w:w="130"/>
+            </w:tcMar>
+            <w:vAlign w:val="center"/>
+          </w:tcPr>
+          <w:p>
+            <w:pPr>
+              <w:spacing w:after="0" w:before="0" w:line="250" w:lineRule="auto"/>
+              <w:jc w:val="left"/>
+            </w:pPr>
+            <w:r>
+              <w:rPr>
+                <w:rFonts w:ascii="Yu Gothic" w:cs="Yu Gothic" w:eastAsia="Yu Gothic" w:hAnsi="Yu Gothic"/>
+                <w:b/>
+                <w:bCs/>
+                <w:i w:val="false"/>
+                <w:iCs w:val="false"/>
+                <w:color w:val="22303A"/>
+                <w:sz w:val="17"/>
+                <w:szCs w:val="17"/>
+              </w:rPr>
+              <w:t xml:space="preserve">9月6日(日)まで</w:t>
+            </w:r>
+          </w:p>
+        </w:tc>
+        <w:tc>
+          <w:tcPr>
+            <w:tcW w:type="dxa" w:w="3300"/>
+            <w:tcBorders>
+              <w:top w:val="none" w:color="FFFFFF" w:sz="0"/>
+              <w:left w:val="none" w:color="FFFFFF" w:sz="0"/>
+              <w:bottom w:val="single" w:color="EDF1F3" w:sz="4"/>
+              <w:right w:val="none" w:color="FFFFFF" w:sz="0"/>
+            </w:tcBorders>
+            <w:shd w:fill="FAFBFA" w:color="auto" w:val="clear"/>
+            <w:tcMar>
+              <w:top w:type="dxa" w:w="76"/>
+              <w:left w:type="dxa" w:w="130"/>
+              <w:bottom w:type="dxa" w:w="76"/>
+              <w:right w:type="dxa" w:w="130"/>
+            </w:tcMar>
+            <w:vAlign w:val="center"/>
+          </w:tcPr>
+          <w:p>
+            <w:pPr>
+              <w:spacing w:after="0" w:before="0" w:line="250" w:lineRule="auto"/>
+              <w:jc w:val="left"/>
+            </w:pPr>
+            <w:r>
+              <w:rPr>
+                <w:rFonts w:ascii="Yu Gothic" w:cs="Yu Gothic" w:eastAsia="Yu Gothic" w:hAnsi="Yu Gothic"/>
+                <w:b w:val="false"/>
+                <w:bCs w:val="false"/>
+                <w:i w:val="false"/>
+                <w:iCs w:val="false"/>
+                <w:color w:val="46565F"/>
+                <w:sz w:val="17"/>
+                <w:szCs w:val="17"/>
+              </w:rPr>
+              <w:t xml:space="preserve">PICAに浩希の食事を相談する</w:t>
+            </w:r>
+          </w:p>
+        </w:tc>
+        <w:tc>
+          <w:tcPr>
+            <w:tcW w:type="dxa" w:w="4546"/>
+            <w:tcBorders>
+              <w:top w:val="none" w:color="FFFFFF" w:sz="0"/>
+              <w:left w:val="none" w:color="FFFFFF" w:sz="0"/>
+              <w:bottom w:val="single" w:color="EDF1F3" w:sz="4"/>
+              <w:right w:val="none" w:color="FFFFFF" w:sz="0"/>
+            </w:tcBorders>
+            <w:shd w:fill="FAFBFA" w:color="auto" w:val="clear"/>
+            <w:tcMar>
+              <w:top w:type="dxa" w:w="76"/>
+              <w:left w:type="dxa" w:w="130"/>
+              <w:bottom w:type="dxa" w:w="76"/>
+              <w:right w:type="dxa" w:w="130"/>
+            </w:tcMar>
+            <w:vAlign w:val="center"/>
+          </w:tcPr>
+          <w:p>
+            <w:pPr>
+              <w:spacing w:after="0" w:before="0" w:line="250" w:lineRule="auto"/>
+              <w:jc w:val="left"/>
+            </w:pPr>
+            <w:r>
+              <w:rPr>
+                <w:rFonts w:ascii="Yu Gothic" w:cs="Yu Gothic" w:eastAsia="Yu Gothic" w:hAnsi="Yu Gothic"/>
+                <w:b w:val="false"/>
+                <w:bCs w:val="false"/>
+                <w:i w:val="false"/>
+                <w:iCs w:val="false"/>
+                <w:color w:val="46565F"/>
+                <w:sz w:val="17"/>
+                <w:szCs w:val="17"/>
+              </w:rPr>
+              <w:t xml:space="preserve">BBQ・朝食とも5名分の予約です。取り分けでよいか、追加できるか。0494-22-8111</w:t>
+            </w:r>
+          </w:p>
+        </w:tc>
+      </w:tr>
+      <w:tr>
+        <w:trPr>
+          <w:cantSplit/>
+        </w:trPr>
+        <w:tc>
+          <w:tcPr>
+            <w:tcW w:type="dxa" w:w="1900"/>
+            <w:tcBorders>
+              <w:top w:val="none" w:color="FFFFFF" w:sz="0"/>
+              <w:left w:val="none" w:color="FFFFFF" w:sz="0"/>
+              <w:bottom w:val="single" w:color="EDF1F3" w:sz="4"/>
+              <w:right w:val="none" w:color="FFFFFF" w:sz="0"/>
+            </w:tcBorders>
+            <w:shd w:fill="FDF3E6" w:color="auto" w:val="clear"/>
+            <w:tcMar>
+              <w:top w:type="dxa" w:w="76"/>
+              <w:left w:type="dxa" w:w="130"/>
+              <w:bottom w:type="dxa" w:w="76"/>
+              <w:right w:type="dxa" w:w="130"/>
+            </w:tcMar>
+            <w:vAlign w:val="center"/>
+          </w:tcPr>
+          <w:p>
+            <w:pPr>
+              <w:spacing w:after="0" w:before="0" w:line="250" w:lineRule="auto"/>
+              <w:jc w:val="left"/>
+            </w:pPr>
+            <w:r>
+              <w:rPr>
+                <w:rFonts w:ascii="Yu Gothic" w:cs="Yu Gothic" w:eastAsia="Yu Gothic" w:hAnsi="Yu Gothic"/>
+                <w:b/>
+                <w:bCs/>
+                <w:i w:val="false"/>
+                <w:iCs w:val="false"/>
+                <w:color w:val="22303A"/>
+                <w:sz w:val="17"/>
+                <w:szCs w:val="17"/>
+              </w:rPr>
+              <w:t xml:space="preserve">9月6日(日)まで</w:t>
+            </w:r>
+          </w:p>
+        </w:tc>
+        <w:tc>
+          <w:tcPr>
+            <w:tcW w:type="dxa" w:w="3300"/>
+            <w:tcBorders>
+              <w:top w:val="none" w:color="FFFFFF" w:sz="0"/>
+              <w:left w:val="none" w:color="FFFFFF" w:sz="0"/>
+              <w:bottom w:val="single" w:color="EDF1F3" w:sz="4"/>
+              <w:right w:val="none" w:color="FFFFFF" w:sz="0"/>
+            </w:tcBorders>
+            <w:shd w:fill="FFFFFF" w:color="auto" w:val="clear"/>
+            <w:tcMar>
+              <w:top w:type="dxa" w:w="76"/>
+              <w:left w:type="dxa" w:w="130"/>
+              <w:bottom w:type="dxa" w:w="76"/>
+              <w:right w:type="dxa" w:w="130"/>
+            </w:tcMar>
+            <w:vAlign w:val="center"/>
+          </w:tcPr>
+          <w:p>
+            <w:pPr>
+              <w:spacing w:after="0" w:before="0" w:line="250" w:lineRule="auto"/>
+              <w:jc w:val="left"/>
+            </w:pPr>
+            <w:r>
+              <w:rPr>
+                <w:rFonts w:ascii="Yu Gothic" w:cs="Yu Gothic" w:eastAsia="Yu Gothic" w:hAnsi="Yu Gothic"/>
+                <w:b w:val="false"/>
+                <w:bCs w:val="false"/>
+                <w:i w:val="false"/>
+                <w:iCs w:val="false"/>
+                <w:color w:val="46565F"/>
+                <w:sz w:val="17"/>
+                <w:szCs w:val="17"/>
+              </w:rPr>
+              <w:t xml:space="preserve">小松沢に3件まとめて電話する</w:t>
+            </w:r>
+          </w:p>
+        </w:tc>
+        <w:tc>
+          <w:tcPr>
+            <w:tcW w:type="dxa" w:w="4546"/>
+            <w:tcBorders>
+              <w:top w:val="none" w:color="FFFFFF" w:sz="0"/>
+              <w:left w:val="none" w:color="FFFFFF" w:sz="0"/>
+              <w:bottom w:val="single" w:color="EDF1F3" w:sz="4"/>
+              <w:right w:val="none" w:color="FFFFFF" w:sz="0"/>
+            </w:tcBorders>
+            <w:shd w:fill="FFFFFF" w:color="auto" w:val="clear"/>
+            <w:tcMar>
+              <w:top w:type="dxa" w:w="76"/>
+              <w:left w:type="dxa" w:w="130"/>
+              <w:bottom w:type="dxa" w:w="76"/>
+              <w:right w:type="dxa" w:w="130"/>
+            </w:tcMar>
+            <w:vAlign w:val="center"/>
+          </w:tcPr>
+          <w:p>
+            <w:pPr>
+              <w:spacing w:after="0" w:before="0" w:line="250" w:lineRule="auto"/>
+              <w:jc w:val="left"/>
+            </w:pPr>
+            <w:r>
+              <w:rPr>
+                <w:rFonts w:ascii="Yu Gothic" w:cs="Yu Gothic" w:eastAsia="Yu Gothic" w:hAnsi="Yu Gothic"/>
+                <w:b w:val="false"/>
+                <w:bCs w:val="false"/>
+                <w:i w:val="false"/>
+                <w:iCs w:val="false"/>
+                <w:color w:val="46565F"/>
+                <w:sz w:val="17"/>
+                <w:szCs w:val="17"/>
+              </w:rPr>
+              <w:t xml:space="preserve">さつまいも掘りの実施可否／送迎バスに6名乗れるか／マスつかみの当日開催。0494-24-0412</w:t>
+            </w:r>
+          </w:p>
+        </w:tc>
+      </w:tr>
+      <w:tr>
+        <w:trPr>
+          <w:cantSplit/>
+        </w:trPr>
+        <w:tc>
+          <w:tcPr>
+            <w:tcW w:type="dxa" w:w="1900"/>
+            <w:tcBorders>
+              <w:top w:val="none" w:color="FFFFFF" w:sz="0"/>
+              <w:left w:val="none" w:color="FFFFFF" w:sz="0"/>
+              <w:bottom w:val="single" w:color="EDF1F3" w:sz="4"/>
+              <w:right w:val="none" w:color="FFFFFF" w:sz="0"/>
+            </w:tcBorders>
+            <w:shd w:fill="FDF3E6" w:color="auto" w:val="clear"/>
+            <w:tcMar>
+              <w:top w:type="dxa" w:w="76"/>
+              <w:left w:type="dxa" w:w="130"/>
+              <w:bottom w:type="dxa" w:w="76"/>
+              <w:right w:type="dxa" w:w="130"/>
+            </w:tcMar>
+            <w:vAlign w:val="center"/>
+          </w:tcPr>
+          <w:p>
+            <w:pPr>
+              <w:spacing w:after="0" w:before="0" w:line="250" w:lineRule="auto"/>
+              <w:jc w:val="left"/>
+            </w:pPr>
+            <w:r>
+              <w:rPr>
+                <w:rFonts w:ascii="Yu Gothic" w:cs="Yu Gothic" w:eastAsia="Yu Gothic" w:hAnsi="Yu Gothic"/>
+                <w:b/>
+                <w:bCs/>
+                <w:i w:val="false"/>
+                <w:iCs w:val="false"/>
+                <w:color w:val="22303A"/>
+                <w:sz w:val="17"/>
+                <w:szCs w:val="17"/>
+              </w:rPr>
+              <w:t xml:space="preserve">9月13日(日)まで</w:t>
+            </w:r>
+          </w:p>
+        </w:tc>
+        <w:tc>
+          <w:tcPr>
+            <w:tcW w:type="dxa" w:w="3300"/>
+            <w:tcBorders>
+              <w:top w:val="none" w:color="FFFFFF" w:sz="0"/>
+              <w:left w:val="none" w:color="FFFFFF" w:sz="0"/>
+              <w:bottom w:val="single" w:color="EDF1F3" w:sz="4"/>
+              <w:right w:val="none" w:color="FFFFFF" w:sz="0"/>
+            </w:tcBorders>
+            <w:shd w:fill="FAFBFA" w:color="auto" w:val="clear"/>
+            <w:tcMar>
+              <w:top w:type="dxa" w:w="76"/>
+              <w:left w:type="dxa" w:w="130"/>
+              <w:bottom w:type="dxa" w:w="76"/>
+              <w:right w:type="dxa" w:w="130"/>
+            </w:tcMar>
+            <w:vAlign w:val="center"/>
+          </w:tcPr>
+          <w:p>
+            <w:pPr>
+              <w:spacing w:after="0" w:before="0" w:line="250" w:lineRule="auto"/>
+              <w:jc w:val="left"/>
+            </w:pPr>
+            <w:r>
+              <w:rPr>
+                <w:rFonts w:ascii="Yu Gothic" w:cs="Yu Gothic" w:eastAsia="Yu Gothic" w:hAnsi="Yu Gothic"/>
+                <w:b w:val="false"/>
+                <w:bCs w:val="false"/>
+                <w:i w:val="false"/>
+                <w:iCs w:val="false"/>
+                <w:color w:val="46565F"/>
+                <w:sz w:val="17"/>
+                <w:szCs w:val="17"/>
+              </w:rPr>
+              <w:t xml:space="preserve">子ども2名の乗車券をどうするか決める</w:t>
+            </w:r>
+          </w:p>
+        </w:tc>
+        <w:tc>
+          <w:tcPr>
+            <w:tcW w:type="dxa" w:w="4546"/>
+            <w:tcBorders>
+              <w:top w:val="none" w:color="FFFFFF" w:sz="0"/>
+              <w:left w:val="none" w:color="FFFFFF" w:sz="0"/>
+              <w:bottom w:val="single" w:color="EDF1F3" w:sz="4"/>
+              <w:right w:val="none" w:color="FFFFFF" w:sz="0"/>
+            </w:tcBorders>
+            <w:shd w:fill="FAFBFA" w:color="auto" w:val="clear"/>
+            <w:tcMar>
+              <w:top w:type="dxa" w:w="76"/>
+              <w:left w:type="dxa" w:w="130"/>
+              <w:bottom w:type="dxa" w:w="76"/>
+              <w:right w:type="dxa" w:w="130"/>
+            </w:tcMar>
+            <w:vAlign w:val="center"/>
+          </w:tcPr>
+          <w:p>
+            <w:pPr>
+              <w:spacing w:after="0" w:before="0" w:line="250" w:lineRule="auto"/>
+              <w:jc w:val="left"/>
+            </w:pPr>
+            <w:r>
+              <w:rPr>
+                <w:rFonts w:ascii="Yu Gothic" w:cs="Yu Gothic" w:eastAsia="Yu Gothic" w:hAnsi="Yu Gothic"/>
+                <w:b w:val="false"/>
+                <w:bCs w:val="false"/>
+                <w:i w:val="false"/>
+                <w:iCs w:val="false"/>
+                <w:color w:val="46565F"/>
+                <w:sz w:val="17"/>
+                <w:szCs w:val="17"/>
+              </w:rPr>
+              <w:t xml:space="preserve">小児ICが使えるか駅で確認。使えなければ当日きっぷ（片道400円×2名）</w:t>
+            </w:r>
+          </w:p>
+        </w:tc>
+      </w:tr>
+      <w:tr>
+        <w:trPr>
+          <w:cantSplit/>
+        </w:trPr>
+        <w:tc>
+          <w:tcPr>
+            <w:tcW w:type="dxa" w:w="1900"/>
+            <w:tcBorders>
+              <w:top w:val="none" w:color="FFFFFF" w:sz="0"/>
+              <w:left w:val="none" w:color="FFFFFF" w:sz="0"/>
+              <w:bottom w:val="single" w:color="EDF1F3" w:sz="4"/>
+              <w:right w:val="none" w:color="FFFFFF" w:sz="0"/>
+            </w:tcBorders>
+            <w:shd w:fill="FDF3E6" w:color="auto" w:val="clear"/>
+            <w:tcMar>
+              <w:top w:type="dxa" w:w="76"/>
+              <w:left w:type="dxa" w:w="130"/>
+              <w:bottom w:type="dxa" w:w="76"/>
+              <w:right w:type="dxa" w:w="130"/>
+            </w:tcMar>
+            <w:vAlign w:val="center"/>
+          </w:tcPr>
+          <w:p>
+            <w:pPr>
+              <w:spacing w:after="0" w:before="0" w:line="250" w:lineRule="auto"/>
+              <w:jc w:val="left"/>
+            </w:pPr>
+            <w:r>
+              <w:rPr>
+                <w:rFonts w:ascii="Yu Gothic" w:cs="Yu Gothic" w:eastAsia="Yu Gothic" w:hAnsi="Yu Gothic"/>
+                <w:b/>
+                <w:bCs/>
+                <w:i w:val="false"/>
+                <w:iCs w:val="false"/>
+                <w:color w:val="22303A"/>
+                <w:sz w:val="17"/>
+                <w:szCs w:val="17"/>
+              </w:rPr>
+              <w:t xml:space="preserve">9月13日(日)まで</w:t>
+            </w:r>
+          </w:p>
+        </w:tc>
+        <w:tc>
+          <w:tcPr>
+            <w:tcW w:type="dxa" w:w="3300"/>
+            <w:tcBorders>
+              <w:top w:val="none" w:color="FFFFFF" w:sz="0"/>
+              <w:left w:val="none" w:color="FFFFFF" w:sz="0"/>
+              <w:bottom w:val="single" w:color="EDF1F3" w:sz="4"/>
+              <w:right w:val="none" w:color="FFFFFF" w:sz="0"/>
+            </w:tcBorders>
+            <w:shd w:fill="FFFFFF" w:color="auto" w:val="clear"/>
+            <w:tcMar>
+              <w:top w:type="dxa" w:w="76"/>
+              <w:left w:type="dxa" w:w="130"/>
+              <w:bottom w:type="dxa" w:w="76"/>
+              <w:right w:type="dxa" w:w="130"/>
+            </w:tcMar>
+            <w:vAlign w:val="center"/>
+          </w:tcPr>
+          <w:p>
+            <w:pPr>
+              <w:spacing w:after="0" w:before="0" w:line="250" w:lineRule="auto"/>
+              <w:jc w:val="left"/>
+            </w:pPr>
+            <w:r>
+              <w:rPr>
+                <w:rFonts w:ascii="Yu Gothic" w:cs="Yu Gothic" w:eastAsia="Yu Gothic" w:hAnsi="Yu Gothic"/>
+                <w:b w:val="false"/>
+                <w:bCs w:val="false"/>
+                <w:i w:val="false"/>
+                <w:iCs w:val="false"/>
+                <w:color w:val="46565F"/>
+                <w:sz w:val="17"/>
+                <w:szCs w:val="17"/>
+              </w:rPr>
+              <w:t xml:space="preserve">虫取り網と虫かごを買う</w:t>
+            </w:r>
+          </w:p>
+        </w:tc>
+        <w:tc>
+          <w:tcPr>
+            <w:tcW w:type="dxa" w:w="4546"/>
+            <w:tcBorders>
+              <w:top w:val="none" w:color="FFFFFF" w:sz="0"/>
+              <w:left w:val="none" w:color="FFFFFF" w:sz="0"/>
+              <w:bottom w:val="single" w:color="EDF1F3" w:sz="4"/>
+              <w:right w:val="none" w:color="FFFFFF" w:sz="0"/>
+            </w:tcBorders>
+            <w:shd w:fill="FFFFFF" w:color="auto" w:val="clear"/>
+            <w:tcMar>
+              <w:top w:type="dxa" w:w="76"/>
+              <w:left w:type="dxa" w:w="130"/>
+              <w:bottom w:type="dxa" w:w="76"/>
+              <w:right w:type="dxa" w:w="130"/>
+            </w:tcMar>
+            <w:vAlign w:val="center"/>
+          </w:tcPr>
+          <w:p>
+            <w:pPr>
+              <w:spacing w:after="0" w:before="0" w:line="250" w:lineRule="auto"/>
+              <w:jc w:val="left"/>
+            </w:pPr>
+            <w:r>
+              <w:rPr>
+                <w:rFonts w:ascii="Yu Gothic" w:cs="Yu Gothic" w:eastAsia="Yu Gothic" w:hAnsi="Yu Gothic"/>
+                <w:b w:val="false"/>
+                <w:bCs w:val="false"/>
+                <w:i w:val="false"/>
+                <w:iCs w:val="false"/>
+                <w:color w:val="46565F"/>
+                <w:sz w:val="17"/>
+                <w:szCs w:val="17"/>
+              </w:rPr>
+              <w:t xml:space="preserve">和希用。100円ショップで十分です</w:t>
+            </w:r>
+          </w:p>
+        </w:tc>
+      </w:tr>
+      <w:tr>
+        <w:trPr>
+          <w:cantSplit/>
+        </w:trPr>
+        <w:tc>
+          <w:tcPr>
+            <w:tcW w:type="dxa" w:w="1900"/>
+            <w:tcBorders>
+              <w:top w:val="none" w:color="FFFFFF" w:sz="0"/>
+              <w:left w:val="none" w:color="FFFFFF" w:sz="0"/>
+              <w:bottom w:val="single" w:color="EDF1F3" w:sz="4"/>
+              <w:right w:val="none" w:color="FFFFFF" w:sz="0"/>
+            </w:tcBorders>
+            <w:shd w:fill="FDF3E6" w:color="auto" w:val="clear"/>
+            <w:tcMar>
+              <w:top w:type="dxa" w:w="76"/>
+              <w:left w:type="dxa" w:w="130"/>
+              <w:bottom w:type="dxa" w:w="76"/>
+              <w:right w:type="dxa" w:w="130"/>
+            </w:tcMar>
+            <w:vAlign w:val="center"/>
+          </w:tcPr>
+          <w:p>
+            <w:pPr>
+              <w:spacing w:after="0" w:before="0" w:line="250" w:lineRule="auto"/>
+              <w:jc w:val="left"/>
+            </w:pPr>
+            <w:r>
+              <w:rPr>
+                <w:rFonts w:ascii="Yu Gothic" w:cs="Yu Gothic" w:eastAsia="Yu Gothic" w:hAnsi="Yu Gothic"/>
+                <w:b/>
+                <w:bCs/>
+                <w:i w:val="false"/>
+                <w:iCs w:val="false"/>
+                <w:color w:val="22303A"/>
+                <w:sz w:val="17"/>
+                <w:szCs w:val="17"/>
+              </w:rPr>
+              <w:t xml:space="preserve">9月17日(木)まで</w:t>
+            </w:r>
+          </w:p>
+        </w:tc>
+        <w:tc>
+          <w:tcPr>
+            <w:tcW w:type="dxa" w:w="3300"/>
+            <w:tcBorders>
+              <w:top w:val="none" w:color="FFFFFF" w:sz="0"/>
+              <w:left w:val="none" w:color="FFFFFF" w:sz="0"/>
+              <w:bottom w:val="single" w:color="EDF1F3" w:sz="4"/>
+              <w:right w:val="none" w:color="FFFFFF" w:sz="0"/>
+            </w:tcBorders>
+            <w:shd w:fill="FAFBFA" w:color="auto" w:val="clear"/>
+            <w:tcMar>
+              <w:top w:type="dxa" w:w="76"/>
+              <w:left w:type="dxa" w:w="130"/>
+              <w:bottom w:type="dxa" w:w="76"/>
+              <w:right w:type="dxa" w:w="130"/>
+            </w:tcMar>
+            <w:vAlign w:val="center"/>
+          </w:tcPr>
+          <w:p>
+            <w:pPr>
+              <w:spacing w:after="0" w:before="0" w:line="250" w:lineRule="auto"/>
+              <w:jc w:val="left"/>
+            </w:pPr>
+            <w:r>
+              <w:rPr>
+                <w:rFonts w:ascii="Yu Gothic" w:cs="Yu Gothic" w:eastAsia="Yu Gothic" w:hAnsi="Yu Gothic"/>
+                <w:b w:val="false"/>
+                <w:bCs w:val="false"/>
+                <w:i w:val="false"/>
+                <w:iCs w:val="false"/>
+                <w:color w:val="46565F"/>
+                <w:sz w:val="17"/>
+                <w:szCs w:val="17"/>
+              </w:rPr>
+              <w:t xml:space="preserve">PICAのキャンセル無料期限</w:t>
+            </w:r>
+          </w:p>
+        </w:tc>
+        <w:tc>
+          <w:tcPr>
+            <w:tcW w:type="dxa" w:w="4546"/>
+            <w:tcBorders>
+              <w:top w:val="none" w:color="FFFFFF" w:sz="0"/>
+              <w:left w:val="none" w:color="FFFFFF" w:sz="0"/>
+              <w:bottom w:val="single" w:color="EDF1F3" w:sz="4"/>
+              <w:right w:val="none" w:color="FFFFFF" w:sz="0"/>
+            </w:tcBorders>
+            <w:shd w:fill="FAFBFA" w:color="auto" w:val="clear"/>
+            <w:tcMar>
+              <w:top w:type="dxa" w:w="76"/>
+              <w:left w:type="dxa" w:w="130"/>
+              <w:bottom w:type="dxa" w:w="76"/>
+              <w:right w:type="dxa" w:w="130"/>
+            </w:tcMar>
+            <w:vAlign w:val="center"/>
+          </w:tcPr>
+          <w:p>
+            <w:pPr>
+              <w:spacing w:after="0" w:before="0" w:line="250" w:lineRule="auto"/>
+              <w:jc w:val="left"/>
+            </w:pPr>
+            <w:r>
+              <w:rPr>
+                <w:rFonts w:ascii="Yu Gothic" w:cs="Yu Gothic" w:eastAsia="Yu Gothic" w:hAnsi="Yu Gothic"/>
+                <w:b w:val="false"/>
+                <w:bCs w:val="false"/>
+                <w:i w:val="false"/>
+                <w:iCs w:val="false"/>
+                <w:color w:val="46565F"/>
+                <w:sz w:val="17"/>
+                <w:szCs w:val="17"/>
+              </w:rPr>
+              <w:t xml:space="preserve">この日を過ぎるとキャンセル料がかかります。行程の最終確認を</w:t>
+            </w:r>
+          </w:p>
+        </w:tc>
+      </w:tr>
+      <w:tr>
+        <w:trPr>
+          <w:cantSplit/>
+        </w:trPr>
+        <w:tc>
+          <w:tcPr>
+            <w:tcW w:type="dxa" w:w="1900"/>
+            <w:tcBorders>
+              <w:top w:val="none" w:color="FFFFFF" w:sz="0"/>
+              <w:left w:val="none" w:color="FFFFFF" w:sz="0"/>
+              <w:bottom w:val="single" w:color="EDF1F3" w:sz="4"/>
+              <w:right w:val="none" w:color="FFFFFF" w:sz="0"/>
+            </w:tcBorders>
+            <w:shd w:fill="FDF3E6" w:color="auto" w:val="clear"/>
+            <w:tcMar>
+              <w:top w:type="dxa" w:w="76"/>
+              <w:left w:type="dxa" w:w="130"/>
+              <w:bottom w:type="dxa" w:w="76"/>
+              <w:right w:type="dxa" w:w="130"/>
+            </w:tcMar>
+            <w:vAlign w:val="center"/>
+          </w:tcPr>
+          <w:p>
+            <w:pPr>
+              <w:spacing w:after="0" w:before="0" w:line="250" w:lineRule="auto"/>
+              <w:jc w:val="left"/>
+            </w:pPr>
+            <w:r>
+              <w:rPr>
+                <w:rFonts w:ascii="Yu Gothic" w:cs="Yu Gothic" w:eastAsia="Yu Gothic" w:hAnsi="Yu Gothic"/>
+                <w:b/>
+                <w:bCs/>
+                <w:i w:val="false"/>
+                <w:iCs w:val="false"/>
+                <w:color w:val="22303A"/>
+                <w:sz w:val="17"/>
+                <w:szCs w:val="17"/>
+              </w:rPr>
+              <w:t xml:space="preserve">9月17日(木)まで</w:t>
+            </w:r>
+          </w:p>
+        </w:tc>
+        <w:tc>
+          <w:tcPr>
+            <w:tcW w:type="dxa" w:w="3300"/>
+            <w:tcBorders>
+              <w:top w:val="none" w:color="FFFFFF" w:sz="0"/>
+              <w:left w:val="none" w:color="FFFFFF" w:sz="0"/>
+              <w:bottom w:val="single" w:color="EDF1F3" w:sz="4"/>
+              <w:right w:val="none" w:color="FFFFFF" w:sz="0"/>
+            </w:tcBorders>
+            <w:shd w:fill="FFFFFF" w:color="auto" w:val="clear"/>
+            <w:tcMar>
+              <w:top w:type="dxa" w:w="76"/>
+              <w:left w:type="dxa" w:w="130"/>
+              <w:bottom w:type="dxa" w:w="76"/>
+              <w:right w:type="dxa" w:w="130"/>
+            </w:tcMar>
+            <w:vAlign w:val="center"/>
+          </w:tcPr>
+          <w:p>
+            <w:pPr>
+              <w:spacing w:after="0" w:before="0" w:line="250" w:lineRule="auto"/>
+              <w:jc w:val="left"/>
+            </w:pPr>
+            <w:r>
+              <w:rPr>
+                <w:rFonts w:ascii="Yu Gothic" w:cs="Yu Gothic" w:eastAsia="Yu Gothic" w:hAnsi="Yu Gothic"/>
+                <w:b w:val="false"/>
+                <w:bCs w:val="false"/>
+                <w:i w:val="false"/>
+                <w:iCs w:val="false"/>
+                <w:color w:val="46565F"/>
+                <w:sz w:val="17"/>
+                <w:szCs w:val="17"/>
+              </w:rPr>
+              <w:t xml:space="preserve">ご両親の合流地点を決める</w:t>
+            </w:r>
+          </w:p>
+        </w:tc>
+        <w:tc>
+          <w:tcPr>
+            <w:tcW w:type="dxa" w:w="4546"/>
+            <w:tcBorders>
+              <w:top w:val="none" w:color="FFFFFF" w:sz="0"/>
+              <w:left w:val="none" w:color="FFFFFF" w:sz="0"/>
+              <w:bottom w:val="single" w:color="EDF1F3" w:sz="4"/>
+              <w:right w:val="none" w:color="FFFFFF" w:sz="0"/>
+            </w:tcBorders>
+            <w:shd w:fill="FFFFFF" w:color="auto" w:val="clear"/>
+            <w:tcMar>
+              <w:top w:type="dxa" w:w="76"/>
+              <w:left w:type="dxa" w:w="130"/>
+              <w:bottom w:type="dxa" w:w="76"/>
+              <w:right w:type="dxa" w:w="130"/>
+            </w:tcMar>
+            <w:vAlign w:val="center"/>
+          </w:tcPr>
+          <w:p>
+            <w:pPr>
+              <w:spacing w:after="0" w:before="0" w:line="250" w:lineRule="auto"/>
+              <w:jc w:val="left"/>
+            </w:pPr>
+            <w:r>
+              <w:rPr>
+                <w:rFonts w:ascii="Yu Gothic" w:cs="Yu Gothic" w:eastAsia="Yu Gothic" w:hAnsi="Yu Gothic"/>
+                <w:b w:val="false"/>
+                <w:bCs w:val="false"/>
+                <w:i w:val="false"/>
+                <w:iCs w:val="false"/>
+                <w:color w:val="46565F"/>
+                <w:sz w:val="17"/>
+                <w:szCs w:val="17"/>
+              </w:rPr>
+              <w:t xml:space="preserve">木場からご一緒か、池袋の特急ホームで合流か。決まったらこのしおりに追記します</w:t>
+            </w:r>
+          </w:p>
+        </w:tc>
+      </w:tr>
+      <w:tr>
+        <w:trPr>
+          <w:cantSplit/>
+        </w:trPr>
+        <w:tc>
+          <w:tcPr>
+            <w:tcW w:type="dxa" w:w="1900"/>
+            <w:tcBorders>
+              <w:top w:val="none" w:color="FFFFFF" w:sz="0"/>
+              <w:left w:val="none" w:color="FFFFFF" w:sz="0"/>
+              <w:bottom w:val="single" w:color="EDF1F3" w:sz="4"/>
+              <w:right w:val="none" w:color="FFFFFF" w:sz="0"/>
+            </w:tcBorders>
+            <w:shd w:fill="FDF3E6" w:color="auto" w:val="clear"/>
+            <w:tcMar>
+              <w:top w:type="dxa" w:w="76"/>
+              <w:left w:type="dxa" w:w="130"/>
+              <w:bottom w:type="dxa" w:w="76"/>
+              <w:right w:type="dxa" w:w="130"/>
+            </w:tcMar>
+            <w:vAlign w:val="center"/>
+          </w:tcPr>
+          <w:p>
+            <w:pPr>
+              <w:spacing w:after="0" w:before="0" w:line="250" w:lineRule="auto"/>
+              <w:jc w:val="left"/>
+            </w:pPr>
+            <w:r>
+              <w:rPr>
+                <w:rFonts w:ascii="Yu Gothic" w:cs="Yu Gothic" w:eastAsia="Yu Gothic" w:hAnsi="Yu Gothic"/>
+                <w:b/>
+                <w:bCs/>
+                <w:i w:val="false"/>
+                <w:iCs w:val="false"/>
+                <w:color w:val="22303A"/>
+                <w:sz w:val="17"/>
+                <w:szCs w:val="17"/>
+              </w:rPr>
+              <w:t xml:space="preserve">9月20日(日)</w:t>
+            </w:r>
+          </w:p>
+        </w:tc>
+        <w:tc>
+          <w:tcPr>
+            <w:tcW w:type="dxa" w:w="3300"/>
+            <w:tcBorders>
+              <w:top w:val="none" w:color="FFFFFF" w:sz="0"/>
+              <w:left w:val="none" w:color="FFFFFF" w:sz="0"/>
+              <w:bottom w:val="single" w:color="EDF1F3" w:sz="4"/>
+              <w:right w:val="none" w:color="FFFFFF" w:sz="0"/>
+            </w:tcBorders>
+            <w:shd w:fill="FAFBFA" w:color="auto" w:val="clear"/>
+            <w:tcMar>
+              <w:top w:type="dxa" w:w="76"/>
+              <w:left w:type="dxa" w:w="130"/>
+              <w:bottom w:type="dxa" w:w="76"/>
+              <w:right w:type="dxa" w:w="130"/>
+            </w:tcMar>
+            <w:vAlign w:val="center"/>
+          </w:tcPr>
+          <w:p>
+            <w:pPr>
+              <w:spacing w:after="0" w:before="0" w:line="250" w:lineRule="auto"/>
+              <w:jc w:val="left"/>
+            </w:pPr>
+            <w:r>
+              <w:rPr>
+                <w:rFonts w:ascii="Yu Gothic" w:cs="Yu Gothic" w:eastAsia="Yu Gothic" w:hAnsi="Yu Gothic"/>
+                <w:b w:val="false"/>
+                <w:bCs w:val="false"/>
+                <w:i w:val="false"/>
+                <w:iCs w:val="false"/>
+                <w:color w:val="46565F"/>
+                <w:sz w:val="17"/>
+                <w:szCs w:val="17"/>
+              </w:rPr>
+              <w:t xml:space="preserve">Smoozの「購入内容の確認」を大人2名のスマホで開けるようにする</w:t>
+            </w:r>
+          </w:p>
+        </w:tc>
+        <w:tc>
+          <w:tcPr>
+            <w:tcW w:type="dxa" w:w="4546"/>
+            <w:tcBorders>
+              <w:top w:val="none" w:color="FFFFFF" w:sz="0"/>
+              <w:left w:val="none" w:color="FFFFFF" w:sz="0"/>
+              <w:bottom w:val="single" w:color="EDF1F3" w:sz="4"/>
+              <w:right w:val="none" w:color="FFFFFF" w:sz="0"/>
+            </w:tcBorders>
+            <w:shd w:fill="FAFBFA" w:color="auto" w:val="clear"/>
+            <w:tcMar>
+              <w:top w:type="dxa" w:w="76"/>
+              <w:left w:type="dxa" w:w="130"/>
+              <w:bottom w:type="dxa" w:w="76"/>
+              <w:right w:type="dxa" w:w="130"/>
+            </w:tcMar>
+            <w:vAlign w:val="center"/>
+          </w:tcPr>
+          <w:p>
+            <w:pPr>
+              <w:spacing w:after="0" w:before="0" w:line="250" w:lineRule="auto"/>
+              <w:jc w:val="left"/>
+            </w:pPr>
+            <w:r>
+              <w:rPr>
+                <w:rFonts w:ascii="Yu Gothic" w:cs="Yu Gothic" w:eastAsia="Yu Gothic" w:hAnsi="Yu Gothic"/>
+                <w:b w:val="false"/>
+                <w:bCs w:val="false"/>
+                <w:i w:val="false"/>
+                <w:iCs w:val="false"/>
+                <w:color w:val="46565F"/>
+                <w:sz w:val="17"/>
+                <w:szCs w:val="17"/>
+              </w:rPr>
+              <w:t xml:space="preserve">車内で求められたらこの画面を見せます。メールの画面や印刷したものでは乗れません</w:t>
+            </w:r>
+          </w:p>
+        </w:tc>
+      </w:tr>
+      <w:tr>
+        <w:trPr>
+          <w:cantSplit/>
+        </w:trPr>
+        <w:tc>
+          <w:tcPr>
+            <w:tcW w:type="dxa" w:w="1900"/>
+            <w:tcBorders>
+              <w:top w:val="none" w:color="FFFFFF" w:sz="0"/>
+              <w:left w:val="none" w:color="FFFFFF" w:sz="0"/>
+              <w:bottom w:val="single" w:color="EDF1F3" w:sz="4"/>
+              <w:right w:val="none" w:color="FFFFFF" w:sz="0"/>
+            </w:tcBorders>
+            <w:shd w:fill="FDF3E6" w:color="auto" w:val="clear"/>
+            <w:tcMar>
+              <w:top w:type="dxa" w:w="76"/>
+              <w:left w:type="dxa" w:w="130"/>
+              <w:bottom w:type="dxa" w:w="76"/>
+              <w:right w:type="dxa" w:w="130"/>
+            </w:tcMar>
+            <w:vAlign w:val="center"/>
+          </w:tcPr>
+          <w:p>
+            <w:pPr>
+              <w:spacing w:after="0" w:before="0" w:line="250" w:lineRule="auto"/>
+              <w:jc w:val="left"/>
+            </w:pPr>
+            <w:r>
+              <w:rPr>
+                <w:rFonts w:ascii="Yu Gothic" w:cs="Yu Gothic" w:eastAsia="Yu Gothic" w:hAnsi="Yu Gothic"/>
+                <w:b/>
+                <w:bCs/>
+                <w:i w:val="false"/>
+                <w:iCs w:val="false"/>
+                <w:color w:val="22303A"/>
+                <w:sz w:val="17"/>
+                <w:szCs w:val="17"/>
+              </w:rPr>
+              <w:t xml:space="preserve">9月20日(日)</w:t>
+            </w:r>
+          </w:p>
+        </w:tc>
+        <w:tc>
+          <w:tcPr>
+            <w:tcW w:type="dxa" w:w="3300"/>
+            <w:tcBorders>
+              <w:top w:val="none" w:color="FFFFFF" w:sz="0"/>
+              <w:left w:val="none" w:color="FFFFFF" w:sz="0"/>
+              <w:bottom w:val="single" w:color="EDF1F3" w:sz="4"/>
+              <w:right w:val="none" w:color="FFFFFF" w:sz="0"/>
+            </w:tcBorders>
+            <w:shd w:fill="FFFFFF" w:color="auto" w:val="clear"/>
+            <w:tcMar>
+              <w:top w:type="dxa" w:w="76"/>
+              <w:left w:type="dxa" w:w="130"/>
+              <w:bottom w:type="dxa" w:w="76"/>
+              <w:right w:type="dxa" w:w="130"/>
+            </w:tcMar>
+            <w:vAlign w:val="center"/>
+          </w:tcPr>
+          <w:p>
+            <w:pPr>
+              <w:spacing w:after="0" w:before="0" w:line="250" w:lineRule="auto"/>
+              <w:jc w:val="left"/>
+            </w:pPr>
+            <w:r>
+              <w:rPr>
+                <w:rFonts w:ascii="Yu Gothic" w:cs="Yu Gothic" w:eastAsia="Yu Gothic" w:hAnsi="Yu Gothic"/>
+                <w:b w:val="false"/>
+                <w:bCs w:val="false"/>
+                <w:i w:val="false"/>
+                <w:iCs w:val="false"/>
+                <w:color w:val="46565F"/>
+                <w:sz w:val="17"/>
+                <w:szCs w:val="17"/>
+              </w:rPr>
+              <w:t xml:space="preserve">着替えを人数分＋子どもは2組ずつ用意する</w:t>
+            </w:r>
+          </w:p>
+        </w:tc>
+        <w:tc>
+          <w:tcPr>
+            <w:tcW w:type="dxa" w:w="4546"/>
+            <w:tcBorders>
+              <w:top w:val="none" w:color="FFFFFF" w:sz="0"/>
+              <w:left w:val="none" w:color="FFFFFF" w:sz="0"/>
+              <w:bottom w:val="single" w:color="EDF1F3" w:sz="4"/>
+              <w:right w:val="none" w:color="FFFFFF" w:sz="0"/>
+            </w:tcBorders>
+            <w:shd w:fill="FFFFFF" w:color="auto" w:val="clear"/>
+            <w:tcMar>
+              <w:top w:type="dxa" w:w="76"/>
+              <w:left w:type="dxa" w:w="130"/>
+              <w:bottom w:type="dxa" w:w="76"/>
+              <w:right w:type="dxa" w:w="130"/>
+            </w:tcMar>
+            <w:vAlign w:val="center"/>
+          </w:tcPr>
+          <w:p>
+            <w:pPr>
+              <w:spacing w:after="0" w:before="0" w:line="250" w:lineRule="auto"/>
+              <w:jc w:val="left"/>
+            </w:pPr>
+            <w:r>
+              <w:rPr>
+                <w:rFonts w:ascii="Yu Gothic" w:cs="Yu Gothic" w:eastAsia="Yu Gothic" w:hAnsi="Yu Gothic"/>
+                <w:b w:val="false"/>
+                <w:bCs w:val="false"/>
+                <w:i w:val="false"/>
+                <w:iCs w:val="false"/>
+                <w:color w:val="46565F"/>
+                <w:sz w:val="17"/>
+                <w:szCs w:val="17"/>
+              </w:rPr>
+              <w:t xml:space="preserve">マスつかみで必ず濡れます。濡れたもの用のビニール袋も</w:t>
+            </w:r>
+          </w:p>
+        </w:tc>
+      </w:tr>
+      <w:tr>
+        <w:trPr>
+          <w:cantSplit/>
+        </w:trPr>
+        <w:tc>
+          <w:tcPr>
+            <w:tcW w:type="dxa" w:w="1900"/>
+            <w:tcBorders>
+              <w:top w:val="none" w:color="FFFFFF" w:sz="0"/>
+              <w:left w:val="none" w:color="FFFFFF" w:sz="0"/>
+              <w:bottom w:val="single" w:color="EDF1F3" w:sz="4"/>
+              <w:right w:val="none" w:color="FFFFFF" w:sz="0"/>
+            </w:tcBorders>
+            <w:shd w:fill="FDF3E6" w:color="auto" w:val="clear"/>
+            <w:tcMar>
+              <w:top w:type="dxa" w:w="76"/>
+              <w:left w:type="dxa" w:w="130"/>
+              <w:bottom w:type="dxa" w:w="76"/>
+              <w:right w:type="dxa" w:w="130"/>
+            </w:tcMar>
+            <w:vAlign w:val="center"/>
+          </w:tcPr>
+          <w:p>
+            <w:pPr>
+              <w:spacing w:after="0" w:before="0" w:line="250" w:lineRule="auto"/>
+              <w:jc w:val="left"/>
+            </w:pPr>
+            <w:r>
+              <w:rPr>
+                <w:rFonts w:ascii="Yu Gothic" w:cs="Yu Gothic" w:eastAsia="Yu Gothic" w:hAnsi="Yu Gothic"/>
+                <w:b/>
+                <w:bCs/>
+                <w:i w:val="false"/>
+                <w:iCs w:val="false"/>
+                <w:color w:val="22303A"/>
+                <w:sz w:val="17"/>
+                <w:szCs w:val="17"/>
+              </w:rPr>
+              <w:t xml:space="preserve">9月20日(日)</w:t>
+            </w:r>
+          </w:p>
+        </w:tc>
+        <w:tc>
+          <w:tcPr>
+            <w:tcW w:type="dxa" w:w="3300"/>
+            <w:tcBorders>
+              <w:top w:val="none" w:color="FFFFFF" w:sz="0"/>
+              <w:left w:val="none" w:color="FFFFFF" w:sz="0"/>
+              <w:bottom w:val="single" w:color="EDF1F3" w:sz="4"/>
+              <w:right w:val="none" w:color="FFFFFF" w:sz="0"/>
+            </w:tcBorders>
+            <w:shd w:fill="FAFBFA" w:color="auto" w:val="clear"/>
+            <w:tcMar>
+              <w:top w:type="dxa" w:w="76"/>
+              <w:left w:type="dxa" w:w="130"/>
+              <w:bottom w:type="dxa" w:w="76"/>
+              <w:right w:type="dxa" w:w="130"/>
+            </w:tcMar>
+            <w:vAlign w:val="center"/>
+          </w:tcPr>
+          <w:p>
+            <w:pPr>
+              <w:spacing w:after="0" w:before="0" w:line="250" w:lineRule="auto"/>
+              <w:jc w:val="left"/>
+            </w:pPr>
+            <w:r>
+              <w:rPr>
+                <w:rFonts w:ascii="Yu Gothic" w:cs="Yu Gothic" w:eastAsia="Yu Gothic" w:hAnsi="Yu Gothic"/>
+                <w:b w:val="false"/>
+                <w:bCs w:val="false"/>
+                <w:i w:val="false"/>
+                <w:iCs w:val="false"/>
+                <w:color w:val="46565F"/>
+                <w:sz w:val="17"/>
+                <w:szCs w:val="17"/>
+              </w:rPr>
+              <w:t xml:space="preserve">スマホ・カメラ・モバイルバッテリーを充電する</w:t>
+            </w:r>
+          </w:p>
+        </w:tc>
+        <w:tc>
+          <w:tcPr>
+            <w:tcW w:type="dxa" w:w="4546"/>
+            <w:tcBorders>
+              <w:top w:val="none" w:color="FFFFFF" w:sz="0"/>
+              <w:left w:val="none" w:color="FFFFFF" w:sz="0"/>
+              <w:bottom w:val="single" w:color="EDF1F3" w:sz="4"/>
+              <w:right w:val="none" w:color="FFFFFF" w:sz="0"/>
+            </w:tcBorders>
+            <w:shd w:fill="FAFBFA" w:color="auto" w:val="clear"/>
+            <w:tcMar>
+              <w:top w:type="dxa" w:w="76"/>
+              <w:left w:type="dxa" w:w="130"/>
+              <w:bottom w:type="dxa" w:w="76"/>
+              <w:right w:type="dxa" w:w="130"/>
+            </w:tcMar>
+            <w:vAlign w:val="center"/>
+          </w:tcPr>
+          <w:p>
+            <w:pPr>
+              <w:spacing w:after="0" w:before="0" w:line="250" w:lineRule="auto"/>
+              <w:jc w:val="left"/>
+            </w:pPr>
+            <w:r>
+              <w:rPr>
+                <w:rFonts w:ascii="Yu Gothic" w:cs="Yu Gothic" w:eastAsia="Yu Gothic" w:hAnsi="Yu Gothic"/>
+                <w:b w:val="false"/>
+                <w:bCs w:val="false"/>
+                <w:i w:val="false"/>
+                <w:iCs w:val="false"/>
+                <w:color w:val="46565F"/>
+                <w:sz w:val="17"/>
+                <w:szCs w:val="17"/>
+              </w:rPr>
+              <w:t xml:space="preserve">写真をたくさん撮る旅です</w:t>
+            </w:r>
+          </w:p>
+        </w:tc>
+      </w:tr>
+      <w:tr>
+        <w:trPr>
+          <w:cantSplit/>
+        </w:trPr>
+        <w:tc>
+          <w:tcPr>
+            <w:tcW w:type="dxa" w:w="1900"/>
+            <w:tcBorders>
+              <w:top w:val="none" w:color="FFFFFF" w:sz="0"/>
+              <w:left w:val="none" w:color="FFFFFF" w:sz="0"/>
+              <w:bottom w:val="single" w:color="EDF1F3" w:sz="4"/>
+              <w:right w:val="none" w:color="FFFFFF" w:sz="0"/>
+            </w:tcBorders>
+            <w:shd w:fill="FDF3E6" w:color="auto" w:val="clear"/>
+            <w:tcMar>
+              <w:top w:type="dxa" w:w="76"/>
+              <w:left w:type="dxa" w:w="130"/>
+              <w:bottom w:type="dxa" w:w="76"/>
+              <w:right w:type="dxa" w:w="130"/>
+            </w:tcMar>
+            <w:vAlign w:val="center"/>
+          </w:tcPr>
+          <w:p>
+            <w:pPr>
+              <w:spacing w:after="0" w:before="0" w:line="250" w:lineRule="auto"/>
+              <w:jc w:val="left"/>
+            </w:pPr>
+            <w:r>
+              <w:rPr>
+                <w:rFonts w:ascii="Yu Gothic" w:cs="Yu Gothic" w:eastAsia="Yu Gothic" w:hAnsi="Yu Gothic"/>
+                <w:b/>
+                <w:bCs/>
+                <w:i w:val="false"/>
+                <w:iCs w:val="false"/>
+                <w:color w:val="22303A"/>
+                <w:sz w:val="17"/>
+                <w:szCs w:val="17"/>
+              </w:rPr>
+              <w:t xml:space="preserve">出発直前</w:t>
+            </w:r>
+          </w:p>
+        </w:tc>
+        <w:tc>
+          <w:tcPr>
+            <w:tcW w:type="dxa" w:w="3300"/>
+            <w:tcBorders>
+              <w:top w:val="none" w:color="FFFFFF" w:sz="0"/>
+              <w:left w:val="none" w:color="FFFFFF" w:sz="0"/>
+              <w:bottom w:val="single" w:color="EDF1F3" w:sz="4"/>
+              <w:right w:val="none" w:color="FFFFFF" w:sz="0"/>
+            </w:tcBorders>
+            <w:shd w:fill="FFFFFF" w:color="auto" w:val="clear"/>
+            <w:tcMar>
+              <w:top w:type="dxa" w:w="76"/>
+              <w:left w:type="dxa" w:w="130"/>
+              <w:bottom w:type="dxa" w:w="76"/>
+              <w:right w:type="dxa" w:w="130"/>
+            </w:tcMar>
+            <w:vAlign w:val="center"/>
+          </w:tcPr>
+          <w:p>
+            <w:pPr>
+              <w:spacing w:after="0" w:before="0" w:line="250" w:lineRule="auto"/>
+              <w:jc w:val="left"/>
+            </w:pPr>
+            <w:r>
+              <w:rPr>
+                <w:rFonts w:ascii="Yu Gothic" w:cs="Yu Gothic" w:eastAsia="Yu Gothic" w:hAnsi="Yu Gothic"/>
+                <w:b w:val="false"/>
+                <w:bCs w:val="false"/>
+                <w:i w:val="false"/>
+                <w:iCs w:val="false"/>
+                <w:color w:val="46565F"/>
+                <w:sz w:val="17"/>
+                <w:szCs w:val="17"/>
+              </w:rPr>
+              <w:t xml:space="preserve">天気を見る</w:t>
+            </w:r>
+          </w:p>
+        </w:tc>
+        <w:tc>
+          <w:tcPr>
+            <w:tcW w:type="dxa" w:w="4546"/>
+            <w:tcBorders>
+              <w:top w:val="none" w:color="FFFFFF" w:sz="0"/>
+              <w:left w:val="none" w:color="FFFFFF" w:sz="0"/>
+              <w:bottom w:val="single" w:color="EDF1F3" w:sz="4"/>
+              <w:right w:val="none" w:color="FFFFFF" w:sz="0"/>
+            </w:tcBorders>
+            <w:shd w:fill="FFFFFF" w:color="auto" w:val="clear"/>
+            <w:tcMar>
+              <w:top w:type="dxa" w:w="76"/>
+              <w:left w:type="dxa" w:w="130"/>
+              <w:bottom w:type="dxa" w:w="76"/>
+              <w:right w:type="dxa" w:w="130"/>
+            </w:tcMar>
+            <w:vAlign w:val="center"/>
+          </w:tcPr>
+          <w:p>
+            <w:pPr>
+              <w:spacing w:after="0" w:before="0" w:line="250" w:lineRule="auto"/>
+              <w:jc w:val="left"/>
+            </w:pPr>
+            <w:r>
+              <w:rPr>
+                <w:rFonts w:ascii="Yu Gothic" w:cs="Yu Gothic" w:eastAsia="Yu Gothic" w:hAnsi="Yu Gothic"/>
+                <w:b w:val="false"/>
+                <w:bCs w:val="false"/>
+                <w:i w:val="false"/>
+                <w:iCs w:val="false"/>
+                <w:color w:val="46565F"/>
+                <w:sz w:val="17"/>
+                <w:szCs w:val="17"/>
+              </w:rPr>
+              <w:t xml:space="preserve">秋雨前線と台風の動向。雨なら2日目をジオパーク館などに差し替え</w:t>
+            </w:r>
+          </w:p>
+        </w:tc>
+      </w:tr>
+    </w:tbl>
+    <w:p>
+      <w:pPr>
+        <w:spacing w:after="140" w:before="0" w:line="20"/>
+      </w:pPr>
+    </w:p>
+    <w:tbl>
+      <w:tblPr>
+        <w:tblW w:type="dxa" w:w="9746"/>
+        <w:tblBorders>
+          <w:top w:val="none" w:color="FFFFFF" w:sz="0"/>
+          <w:left w:val="none" w:color="FFFFFF" w:sz="0"/>
+          <w:bottom w:val="none" w:color="FFFFFF" w:sz="0"/>
+          <w:right w:val="none" w:color="FFFFFF" w:sz="0"/>
+          <w:insideH w:val="none" w:color="FFFFFF" w:sz="0"/>
+          <w:insideV w:val="none" w:color="FFFFFF" w:sz="0"/>
+        </w:tblBorders>
+        <w:tblLayout w:type="fixed"/>
+      </w:tblPr>
+      <w:tblGrid>
+        <w:gridCol w:w="9746"/>
+      </w:tblGrid>
+      <w:tr>
+        <w:tc>
+          <w:tcPr>
+            <w:tcW w:type="dxa" w:w="9746"/>
+            <w:tcBorders>
+              <w:top w:val="none" w:color="FFFFFF" w:sz="0"/>
+              <w:left w:val="single" w:color="A85A11" w:sz="18"/>
+              <w:bottom w:val="none" w:color="FFFFFF" w:sz="0"/>
+              <w:right w:val="none" w:color="FFFFFF" w:sz="0"/>
+            </w:tcBorders>
+            <w:shd w:fill="FDF3E6" w:color="auto" w:val="clear"/>
+            <w:tcMar>
+              <w:top w:type="dxa" w:w="130"/>
+              <w:left w:type="dxa" w:w="200"/>
+              <w:bottom w:type="dxa" w:w="130"/>
+              <w:right w:type="dxa" w:w="200"/>
+            </w:tcMar>
+            <w:vAlign w:val="top"/>
+          </w:tcPr>
+          <w:p>
+            <w:pPr>
+              <w:spacing w:after="55" w:before="0" w:line="255" w:lineRule="auto"/>
+              <w:ind w:left="120" w:hanging="190"/>
+              <w:jc w:val="left"/>
+            </w:pPr>
+            <w:r>
+              <w:rPr>
+                <w:rFonts w:ascii="Yu Gothic" w:cs="Yu Gothic" w:eastAsia="Yu Gothic" w:hAnsi="Yu Gothic"/>
+                <w:b/>
+                <w:bCs/>
+                <w:i w:val="false"/>
+                <w:iCs w:val="false"/>
+                <w:color w:val="A85A11"/>
+                <w:sz w:val="17"/>
+                <w:szCs w:val="17"/>
+              </w:rPr>
+              <w:t xml:space="preserve">・</w:t>
+            </w:r>
+            <w:r>
+              <w:rPr>
+                <w:rFonts w:ascii="Yu Gothic" w:cs="Yu Gothic" w:eastAsia="Yu Gothic" w:hAnsi="Yu Gothic"/>
+                <w:b w:val="false"/>
+                <w:bCs w:val="false"/>
+                <w:i w:val="false"/>
+                <w:iCs w:val="false"/>
+                <w:color w:val="46565F"/>
+                <w:sz w:val="17"/>
+                <w:szCs w:val="17"/>
+              </w:rPr>
+              <w:t xml:space="preserve">いちばん急ぐのはタクシーです。9月21日はシルバーウィークの3日目で、直前だと車が出払います。</w:t>
+            </w:r>
+          </w:p>
+          <w:p>
+            <w:pPr>
+              <w:spacing w:after="55" w:before="0" w:line="255" w:lineRule="auto"/>
+              <w:ind w:left="120" w:hanging="190"/>
+              <w:jc w:val="left"/>
+            </w:pPr>
+            <w:r>
+              <w:rPr>
+                <w:rFonts w:ascii="Yu Gothic" w:cs="Yu Gothic" w:eastAsia="Yu Gothic" w:hAnsi="Yu Gothic"/>
+                <w:b/>
+                <w:bCs/>
+                <w:i w:val="false"/>
+                <w:iCs w:val="false"/>
+                <w:color w:val="A85A11"/>
+                <w:sz w:val="17"/>
+                <w:szCs w:val="17"/>
+              </w:rPr>
+              <w:t xml:space="preserve">・</w:t>
+            </w:r>
+            <w:r>
+              <w:rPr>
+                <w:rFonts w:ascii="Yu Gothic" w:cs="Yu Gothic" w:eastAsia="Yu Gothic" w:hAnsi="Yu Gothic"/>
+                <w:b w:val="false"/>
+                <w:bCs w:val="false"/>
+                <w:i w:val="false"/>
+                <w:iCs w:val="false"/>
+                <w:color w:val="46565F"/>
+                <w:sz w:val="17"/>
+                <w:szCs w:val="17"/>
+              </w:rPr>
+              <w:t xml:space="preserve">小松沢への電話は3件を1回でまとめて聞くと早いです。受付は9:00〜17:00。</w:t>
+            </w:r>
+          </w:p>
+          <w:p>
+            <w:pPr>
+              <w:spacing w:after="0" w:before="0" w:line="255" w:lineRule="auto"/>
+              <w:ind w:left="120" w:hanging="190"/>
+              <w:jc w:val="left"/>
+            </w:pPr>
+            <w:r>
+              <w:rPr>
+                <w:rFonts w:ascii="Yu Gothic" w:cs="Yu Gothic" w:eastAsia="Yu Gothic" w:hAnsi="Yu Gothic"/>
+                <w:b/>
+                <w:bCs/>
+                <w:i w:val="false"/>
+                <w:iCs w:val="false"/>
+                <w:color w:val="A85A11"/>
+                <w:sz w:val="17"/>
+                <w:szCs w:val="17"/>
+              </w:rPr>
+              <w:t xml:space="preserve">・</w:t>
+            </w:r>
+            <w:r>
+              <w:rPr>
+                <w:rFonts w:ascii="Yu Gothic" w:cs="Yu Gothic" w:eastAsia="Yu Gothic" w:hAnsi="Yu Gothic"/>
+                <w:b w:val="false"/>
+                <w:bCs w:val="false"/>
+                <w:i w:val="false"/>
+                <w:iCs w:val="false"/>
+                <w:color w:val="46565F"/>
+                <w:sz w:val="17"/>
+                <w:szCs w:val="17"/>
+              </w:rPr>
+              <w:t xml:space="preserve">特急券は往復6名ぶん購入済みなので、切符まわりで残っているのは乗車券だけです。</w:t>
+            </w:r>
+          </w:p>
+        </w:tc>
+      </w:tr>
+    </w:tbl>
+    <w:p>
+      <w:pPr>
+        <w:pageBreakBefore/>
+        <w:spacing w:after="0" w:before="0" w:line="20"/>
+      </w:pPr>
+    </w:p>
+    <w:p>
+      <w:pPr>
+        <w:keepNext/>
+        <w:pBdr>
+          <w:bottom w:val="single" w:color="A85A11" w:sz="6" w:space="4"/>
+        </w:pBdr>
+        <w:spacing w:after="90" w:before="190" w:line="264" w:lineRule="auto"/>
+        <w:jc w:val="left"/>
+      </w:pPr>
+      <w:r>
+        <w:rPr>
+          <w:rFonts w:ascii="Yu Gothic" w:cs="Yu Gothic" w:eastAsia="Yu Gothic" w:hAnsi="Yu Gothic"/>
+          <w:b/>
+          <w:bCs/>
+          <w:i w:val="false"/>
+          <w:iCs w:val="false"/>
+          <w:color w:val="A85A11"/>
+          <w:sz w:val="21"/>
+          <w:szCs w:val="21"/>
+        </w:rPr>
+        <w:t xml:space="preserve">(2) 電話で確認すること</w:t>
+      </w:r>
+    </w:p>
+    <w:p>
+      <w:pPr>
+        <w:spacing w:after="120" w:before="0" w:line="265" w:lineRule="auto"/>
+        <w:jc w:val="left"/>
+      </w:pPr>
+      <w:r>
+        <w:rPr>
+          <w:rFonts w:ascii="Yu Gothic" w:cs="Yu Gothic" w:eastAsia="Yu Gothic" w:hAnsi="Yu Gothic"/>
+          <w:b w:val="false"/>
+          <w:bCs w:val="false"/>
+          <w:i w:val="false"/>
+          <w:iCs w:val="false"/>
+          <w:color w:val="46565F"/>
+          <w:sz w:val="18"/>
+          <w:szCs w:val="18"/>
+        </w:rPr>
+        <w:t xml:space="preserve">電話で聞けばすぐ済むものばかりです。農園への電話ついでに、まとめて聞いてしまうのが早いです。</w:t>
       </w:r>
     </w:p>
     <w:tbl>
@@ -23812,7 +27318,7 @@
                 <w:sz w:val="17"/>
                 <w:szCs w:val="17"/>
               </w:rPr>
-              <w:t xml:space="preserve">特急の復路</w:t>
+              <w:t xml:space="preserve">浩希くんの食事</w:t>
             </w:r>
           </w:p>
         </w:tc>
@@ -23850,7 +27356,7 @@
                 <w:sz w:val="17"/>
                 <w:szCs w:val="17"/>
               </w:rPr>
-              <w:t xml:space="preserve">9/22 西武秩父→池袋 の特急券がまだ未購入</w:t>
+              <w:t xml:space="preserve">BBQ・朝食とも5名分。3歳以下はプラン外なので取り分けか持参か</w:t>
             </w:r>
           </w:p>
         </w:tc>
@@ -23888,7 +27394,7 @@
                 <w:sz w:val="17"/>
                 <w:szCs w:val="17"/>
               </w:rPr>
-              <w:t xml:space="preserve">Smooz</w:t>
+              <w:t xml:space="preserve">PICA秩父 0494-22-8111</w:t>
             </w:r>
           </w:p>
         </w:tc>
@@ -23931,7 +27437,7 @@
                 <w:sz w:val="17"/>
                 <w:szCs w:val="17"/>
               </w:rPr>
-              <w:t xml:space="preserve">子ども2名の席</w:t>
+              <w:t xml:space="preserve">タクシーの手配</w:t>
             </w:r>
           </w:p>
         </w:tc>
@@ -23969,7 +27475,7 @@
                 <w:sz w:val="17"/>
                 <w:szCs w:val="17"/>
               </w:rPr>
-              <w:t xml:space="preserve">席を取るなら、同じ列車をもう1件購入する必要あり（人数変更は不可）</w:t>
+              <w:t xml:space="preserve">6名なのでジャンボ1台か普通車2台。予約と概算運賃</w:t>
             </w:r>
           </w:p>
         </w:tc>
@@ -24007,7 +27513,7 @@
                 <w:sz w:val="17"/>
                 <w:szCs w:val="17"/>
               </w:rPr>
-              <w:t xml:space="preserve">Smooz</w:t>
+              <w:t xml:space="preserve">秩父丸通タクシー 0120-02-3633</w:t>
             </w:r>
           </w:p>
         </w:tc>
@@ -24050,7 +27556,7 @@
                 <w:sz w:val="17"/>
                 <w:szCs w:val="17"/>
               </w:rPr>
-              <w:t xml:space="preserve">浩希くんの食事</w:t>
+              <w:t xml:space="preserve">乗車券の用意</w:t>
             </w:r>
           </w:p>
         </w:tc>
@@ -24088,7 +27594,7 @@
                 <w:sz w:val="17"/>
                 <w:szCs w:val="17"/>
               </w:rPr>
-              <w:t xml:space="preserve">BBQ・朝食とも5名分。3歳以下はプラン外なので取り分けか持参か</w:t>
+              <w:t xml:space="preserve">Smoozは特急券のみ。大人4名はIC、子ども2名は駅で相談</w:t>
             </w:r>
           </w:p>
         </w:tc>
@@ -24126,7 +27632,7 @@
                 <w:sz w:val="17"/>
                 <w:szCs w:val="17"/>
               </w:rPr>
-              <w:t xml:space="preserve">PICA秩父 0494-22-8111</w:t>
+              <w:t xml:space="preserve">西武の駅窓口</w:t>
             </w:r>
           </w:p>
         </w:tc>
@@ -24169,7 +27675,7 @@
                 <w:sz w:val="17"/>
                 <w:szCs w:val="17"/>
               </w:rPr>
-              <w:t xml:space="preserve">タクシーの手配</w:t>
+              <w:t xml:space="preserve">ご両親の合流地点</w:t>
             </w:r>
           </w:p>
         </w:tc>
@@ -24207,7 +27713,7 @@
                 <w:sz w:val="17"/>
                 <w:szCs w:val="17"/>
               </w:rPr>
-              <w:t xml:space="preserve">6名なのでジャンボ1台か普通車2台。予約と概算運賃</w:t>
+              <w:t xml:space="preserve">木場からご一緒か、池袋で合流か</w:t>
             </w:r>
           </w:p>
         </w:tc>
@@ -24245,7 +27751,7 @@
                 <w:sz w:val="17"/>
                 <w:szCs w:val="17"/>
               </w:rPr>
-              <w:t xml:space="preserve">秩父丸通タクシー 0120-02-3633</w:t>
+              <w:t xml:space="preserve">—</w:t>
             </w:r>
           </w:p>
         </w:tc>
@@ -24288,7 +27794,7 @@
                 <w:sz w:val="17"/>
                 <w:szCs w:val="17"/>
               </w:rPr>
-              <w:t xml:space="preserve">ご両親の合流地点</w:t>
+              <w:t xml:space="preserve">さつまいも掘り</w:t>
             </w:r>
           </w:p>
         </w:tc>
@@ -24326,7 +27832,7 @@
                 <w:sz w:val="17"/>
                 <w:szCs w:val="17"/>
               </w:rPr>
-              <w:t xml:space="preserve">木場からご一緒か、池袋で合流か</w:t>
+              <w:t xml:space="preserve">9/21に実施しているか（公式は「9月下旬〜」）</w:t>
             </w:r>
           </w:p>
         </w:tc>
@@ -24364,7 +27870,7 @@
                 <w:sz w:val="17"/>
                 <w:szCs w:val="17"/>
               </w:rPr>
-              <w:t xml:space="preserve">—</w:t>
+              <w:t xml:space="preserve">小松沢 0494-24-0412</w:t>
             </w:r>
           </w:p>
         </w:tc>
@@ -24407,7 +27913,7 @@
                 <w:sz w:val="17"/>
                 <w:szCs w:val="17"/>
               </w:rPr>
-              <w:t xml:space="preserve">さつまいも掘り</w:t>
+              <w:t xml:space="preserve">送迎バスの臨時便</w:t>
             </w:r>
           </w:p>
         </w:tc>
@@ -24445,7 +27951,7 @@
                 <w:sz w:val="17"/>
                 <w:szCs w:val="17"/>
               </w:rPr>
-              <w:t xml:space="preserve">9/21に実施しているか（公式は「9月下旬〜」）</w:t>
+              <w:t xml:space="preserve">シルバーウィークの増発があるか</w:t>
             </w:r>
           </w:p>
         </w:tc>
@@ -24526,7 +28032,7 @@
                 <w:sz w:val="17"/>
                 <w:szCs w:val="17"/>
               </w:rPr>
-              <w:t xml:space="preserve">送迎バスの臨時便</w:t>
+              <w:t xml:space="preserve">マスつかみの当日開催</w:t>
             </w:r>
           </w:p>
         </w:tc>
@@ -24564,7 +28070,7 @@
                 <w:sz w:val="17"/>
                 <w:szCs w:val="17"/>
               </w:rPr>
-              <w:t xml:space="preserve">シルバーウィークの増発があるか</w:t>
+              <w:t xml:space="preserve">営業カレンダーのアイコンは「ぶどう狩り」表示のため念のため</w:t>
             </w:r>
           </w:p>
         </w:tc>
@@ -24645,7 +28151,7 @@
                 <w:sz w:val="17"/>
                 <w:szCs w:val="17"/>
               </w:rPr>
-              <w:t xml:space="preserve">マスつかみの当日開催</w:t>
+              <w:t xml:space="preserve">PICAの荷物預かり</w:t>
             </w:r>
           </w:p>
         </w:tc>
@@ -24683,7 +28189,7 @@
                 <w:sz w:val="17"/>
                 <w:szCs w:val="17"/>
               </w:rPr>
-              <w:t xml:space="preserve">営業カレンダーのアイコンは「ぶどう狩り」表示のため念のため</w:t>
+              <w:t xml:space="preserve">チェックアウト後に預かってもらえるか</w:t>
             </w:r>
           </w:p>
         </w:tc>
@@ -24721,7 +28227,7 @@
                 <w:sz w:val="17"/>
                 <w:szCs w:val="17"/>
               </w:rPr>
-              <w:t xml:space="preserve">小松沢 0494-24-0412</w:t>
+              <w:t xml:space="preserve">PICA秩父 0494-22-8111</w:t>
             </w:r>
           </w:p>
         </w:tc>
@@ -24764,7 +28270,7 @@
                 <w:sz w:val="17"/>
                 <w:szCs w:val="17"/>
               </w:rPr>
-              <w:t xml:space="preserve">PICAの荷物預かり</w:t>
+              <w:t xml:space="preserve">特急の時刻</w:t>
             </w:r>
           </w:p>
         </w:tc>
@@ -24802,7 +28308,7 @@
                 <w:sz w:val="17"/>
                 <w:szCs w:val="17"/>
               </w:rPr>
-              <w:t xml:space="preserve">チェックアウト後に預かってもらえるか</w:t>
+              <w:t xml:space="preserve">2025年3月時点のダイヤ。改正で変わっている可能性</w:t>
             </w:r>
           </w:p>
         </w:tc>
@@ -24840,7 +28346,7 @@
                 <w:sz w:val="17"/>
                 <w:szCs w:val="17"/>
               </w:rPr>
-              <w:t xml:space="preserve">PICA秩父 0494-22-8111</w:t>
+              <w:t xml:space="preserve">西武鉄道／Smooz</w:t>
             </w:r>
           </w:p>
         </w:tc>
@@ -24883,7 +28389,7 @@
                 <w:sz w:val="17"/>
                 <w:szCs w:val="17"/>
               </w:rPr>
-              <w:t xml:space="preserve">特急の時刻</w:t>
+              <w:t xml:space="preserve">スカイトレイン</w:t>
             </w:r>
           </w:p>
         </w:tc>
@@ -24921,7 +28427,7 @@
                 <w:sz w:val="17"/>
                 <w:szCs w:val="17"/>
               </w:rPr>
-              <w:t xml:space="preserve">2025年3月時点のダイヤ。改正で変わっている可能性</w:t>
+              <w:t xml:space="preserve">9/22（火・国民の休日）に動くか</w:t>
             </w:r>
           </w:p>
         </w:tc>
@@ -24959,7 +28465,7 @@
                 <w:sz w:val="17"/>
                 <w:szCs w:val="17"/>
               </w:rPr>
-              <w:t xml:space="preserve">西武鉄道／Smooz</w:t>
+              <w:t xml:space="preserve">ミューズパーク管理事務所</w:t>
             </w:r>
           </w:p>
         </w:tc>
@@ -25002,7 +28508,7 @@
                 <w:sz w:val="17"/>
                 <w:szCs w:val="17"/>
               </w:rPr>
-              <w:t xml:space="preserve">スカイトレイン</w:t>
+              <w:t xml:space="preserve">天気</w:t>
             </w:r>
           </w:p>
         </w:tc>
@@ -25040,7 +28546,7 @@
                 <w:sz w:val="17"/>
                 <w:szCs w:val="17"/>
               </w:rPr>
-              <w:t xml:space="preserve">9/22（火・国民の休日）に動くか</w:t>
+              <w:t xml:space="preserve">秋雨前線と台風の動向</w:t>
             </w:r>
           </w:p>
         </w:tc>
@@ -25054,125 +28560,6 @@
               <w:right w:val="none" w:color="FFFFFF" w:sz="0"/>
             </w:tcBorders>
             <w:shd w:fill="FFFFFF" w:color="auto" w:val="clear"/>
-            <w:tcMar>
-              <w:top w:type="dxa" w:w="76"/>
-              <w:left w:type="dxa" w:w="130"/>
-              <w:bottom w:type="dxa" w:w="76"/>
-              <w:right w:type="dxa" w:w="130"/>
-            </w:tcMar>
-            <w:vAlign w:val="center"/>
-          </w:tcPr>
-          <w:p>
-            <w:pPr>
-              <w:spacing w:after="0" w:before="0" w:line="250" w:lineRule="auto"/>
-              <w:jc w:val="left"/>
-            </w:pPr>
-            <w:r>
-              <w:rPr>
-                <w:rFonts w:ascii="Yu Gothic" w:cs="Yu Gothic" w:eastAsia="Yu Gothic" w:hAnsi="Yu Gothic"/>
-                <w:b w:val="false"/>
-                <w:bCs w:val="false"/>
-                <w:i w:val="false"/>
-                <w:iCs w:val="false"/>
-                <w:color w:val="46565F"/>
-                <w:sz w:val="17"/>
-                <w:szCs w:val="17"/>
-              </w:rPr>
-              <w:t xml:space="preserve">ミューズパーク管理事務所</w:t>
-            </w:r>
-          </w:p>
-        </w:tc>
-      </w:tr>
-      <w:tr>
-        <w:trPr>
-          <w:cantSplit/>
-        </w:trPr>
-        <w:tc>
-          <w:tcPr>
-            <w:tcW w:type="dxa" w:w="2600"/>
-            <w:tcBorders>
-              <w:top w:val="none" w:color="FFFFFF" w:sz="0"/>
-              <w:left w:val="none" w:color="FFFFFF" w:sz="0"/>
-              <w:bottom w:val="single" w:color="EDF1F3" w:sz="4"/>
-              <w:right w:val="none" w:color="FFFFFF" w:sz="0"/>
-            </w:tcBorders>
-            <w:shd w:fill="FDF3E6" w:color="auto" w:val="clear"/>
-            <w:tcMar>
-              <w:top w:type="dxa" w:w="76"/>
-              <w:left w:type="dxa" w:w="130"/>
-              <w:bottom w:type="dxa" w:w="76"/>
-              <w:right w:type="dxa" w:w="130"/>
-            </w:tcMar>
-            <w:vAlign w:val="center"/>
-          </w:tcPr>
-          <w:p>
-            <w:pPr>
-              <w:spacing w:after="0" w:before="0" w:line="250" w:lineRule="auto"/>
-              <w:jc w:val="left"/>
-            </w:pPr>
-            <w:r>
-              <w:rPr>
-                <w:rFonts w:ascii="Yu Gothic" w:cs="Yu Gothic" w:eastAsia="Yu Gothic" w:hAnsi="Yu Gothic"/>
-                <w:b/>
-                <w:bCs/>
-                <w:i w:val="false"/>
-                <w:iCs w:val="false"/>
-                <w:color w:val="22303A"/>
-                <w:sz w:val="17"/>
-                <w:szCs w:val="17"/>
-              </w:rPr>
-              <w:t xml:space="preserve">天気</w:t>
-            </w:r>
-          </w:p>
-        </w:tc>
-        <w:tc>
-          <w:tcPr>
-            <w:tcW w:type="dxa" w:w="4400"/>
-            <w:tcBorders>
-              <w:top w:val="none" w:color="FFFFFF" w:sz="0"/>
-              <w:left w:val="none" w:color="FFFFFF" w:sz="0"/>
-              <w:bottom w:val="single" w:color="EDF1F3" w:sz="4"/>
-              <w:right w:val="none" w:color="FFFFFF" w:sz="0"/>
-            </w:tcBorders>
-            <w:shd w:fill="FAFBFA" w:color="auto" w:val="clear"/>
-            <w:tcMar>
-              <w:top w:type="dxa" w:w="76"/>
-              <w:left w:type="dxa" w:w="130"/>
-              <w:bottom w:type="dxa" w:w="76"/>
-              <w:right w:type="dxa" w:w="130"/>
-            </w:tcMar>
-            <w:vAlign w:val="center"/>
-          </w:tcPr>
-          <w:p>
-            <w:pPr>
-              <w:spacing w:after="0" w:before="0" w:line="250" w:lineRule="auto"/>
-              <w:jc w:val="left"/>
-            </w:pPr>
-            <w:r>
-              <w:rPr>
-                <w:rFonts w:ascii="Yu Gothic" w:cs="Yu Gothic" w:eastAsia="Yu Gothic" w:hAnsi="Yu Gothic"/>
-                <w:b w:val="false"/>
-                <w:bCs w:val="false"/>
-                <w:i w:val="false"/>
-                <w:iCs w:val="false"/>
-                <w:color w:val="46565F"/>
-                <w:sz w:val="17"/>
-                <w:szCs w:val="17"/>
-              </w:rPr>
-              <w:t xml:space="preserve">秋雨前線と台風の動向</w:t>
-            </w:r>
-          </w:p>
-        </w:tc>
-        <w:tc>
-          <w:tcPr>
-            <w:tcW w:type="dxa" w:w="2746"/>
-            <w:tcBorders>
-              <w:top w:val="none" w:color="FFFFFF" w:sz="0"/>
-              <w:left w:val="none" w:color="FFFFFF" w:sz="0"/>
-              <w:bottom w:val="single" w:color="EDF1F3" w:sz="4"/>
-              <w:right w:val="none" w:color="FFFFFF" w:sz="0"/>
-            </w:tcBorders>
-            <w:shd w:fill="FAFBFA" w:color="auto" w:val="clear"/>
             <w:tcMar>
               <w:top w:type="dxa" w:w="76"/>
               <w:left w:type="dxa" w:w="130"/>
@@ -25210,7 +28597,11 @@
     </w:p>
     <w:p>
       <w:pPr>
-        <w:spacing w:after="90" w:before="0" w:line="260" w:lineRule="auto"/>
+        <w:keepNext/>
+        <w:pBdr>
+          <w:bottom w:val="single" w:color="DCE3E6" w:sz="6" w:space="4"/>
+        </w:pBdr>
+        <w:spacing w:after="90" w:before="190" w:line="264" w:lineRule="auto"/>
         <w:jc w:val="left"/>
       </w:pPr>
       <w:r>
@@ -25220,11 +28611,11 @@
           <w:bCs/>
           <w:i w:val="false"/>
           <w:iCs w:val="false"/>
-          <w:color w:val="2C5F3F"/>
-          <w:sz w:val="19"/>
-          <w:szCs w:val="19"/>
+          <w:color w:val="3E7D55"/>
+          <w:sz w:val="21"/>
+          <w:szCs w:val="21"/>
         </w:rPr>
-        <w:t xml:space="preserve">しおり作成時点で確認が取れたもの</w:t>
+        <w:t xml:space="preserve">(3) しおり作成時点で確認が取れたもの</w:t>
       </w:r>
     </w:p>
     <w:tbl>
@@ -27145,6 +30536,244 @@
                 <w:szCs w:val="17"/>
               </w:rPr>
               <w:t xml:space="preserve">確認済（購入完了メール）</w:t>
+            </w:r>
+          </w:p>
+        </w:tc>
+      </w:tr>
+      <w:tr>
+        <w:trPr>
+          <w:cantSplit/>
+        </w:trPr>
+        <w:tc>
+          <w:tcPr>
+            <w:tcW w:type="dxa" w:w="2600"/>
+            <w:tcBorders>
+              <w:top w:val="none" w:color="FFFFFF" w:sz="0"/>
+              <w:left w:val="none" w:color="FFFFFF" w:sz="0"/>
+              <w:bottom w:val="single" w:color="EDF1F3" w:sz="4"/>
+              <w:right w:val="none" w:color="FFFFFF" w:sz="0"/>
+            </w:tcBorders>
+            <w:shd w:fill="EAF3ED" w:color="auto" w:val="clear"/>
+            <w:tcMar>
+              <w:top w:type="dxa" w:w="76"/>
+              <w:left w:type="dxa" w:w="130"/>
+              <w:bottom w:type="dxa" w:w="76"/>
+              <w:right w:type="dxa" w:w="130"/>
+            </w:tcMar>
+            <w:vAlign w:val="center"/>
+          </w:tcPr>
+          <w:p>
+            <w:pPr>
+              <w:spacing w:after="0" w:before="0" w:line="250" w:lineRule="auto"/>
+              <w:jc w:val="left"/>
+            </w:pPr>
+            <w:r>
+              <w:rPr>
+                <w:rFonts w:ascii="Yu Gothic" w:cs="Yu Gothic" w:eastAsia="Yu Gothic" w:hAnsi="Yu Gothic"/>
+                <w:b/>
+                <w:bCs/>
+                <w:i w:val="false"/>
+                <w:iCs w:val="false"/>
+                <w:color w:val="22303A"/>
+                <w:sz w:val="17"/>
+                <w:szCs w:val="17"/>
+              </w:rPr>
+              <w:t xml:space="preserve">特急券</w:t>
+            </w:r>
+          </w:p>
+        </w:tc>
+        <w:tc>
+          <w:tcPr>
+            <w:tcW w:type="dxa" w:w="4400"/>
+            <w:tcBorders>
+              <w:top w:val="none" w:color="FFFFFF" w:sz="0"/>
+              <w:left w:val="none" w:color="FFFFFF" w:sz="0"/>
+              <w:bottom w:val="single" w:color="EDF1F3" w:sz="4"/>
+              <w:right w:val="none" w:color="FFFFFF" w:sz="0"/>
+            </w:tcBorders>
+            <w:shd w:fill="FAFBFA" w:color="auto" w:val="clear"/>
+            <w:tcMar>
+              <w:top w:type="dxa" w:w="76"/>
+              <w:left w:type="dxa" w:w="130"/>
+              <w:bottom w:type="dxa" w:w="76"/>
+              <w:right w:type="dxa" w:w="130"/>
+            </w:tcMar>
+            <w:vAlign w:val="center"/>
+          </w:tcPr>
+          <w:p>
+            <w:pPr>
+              <w:spacing w:after="0" w:before="0" w:line="250" w:lineRule="auto"/>
+              <w:jc w:val="left"/>
+            </w:pPr>
+            <w:r>
+              <w:rPr>
+                <w:rFonts w:ascii="Yu Gothic" w:cs="Yu Gothic" w:eastAsia="Yu Gothic" w:hAnsi="Yu Gothic"/>
+                <w:b w:val="false"/>
+                <w:bCs w:val="false"/>
+                <w:i w:val="false"/>
+                <w:iCs w:val="false"/>
+                <w:color w:val="46565F"/>
+                <w:sz w:val="17"/>
+                <w:szCs w:val="17"/>
+              </w:rPr>
+              <w:t xml:space="preserve">往復とも6名ぶん購入済（合計9,000円）</w:t>
+            </w:r>
+          </w:p>
+        </w:tc>
+        <w:tc>
+          <w:tcPr>
+            <w:tcW w:type="dxa" w:w="2746"/>
+            <w:tcBorders>
+              <w:top w:val="none" w:color="FFFFFF" w:sz="0"/>
+              <w:left w:val="none" w:color="FFFFFF" w:sz="0"/>
+              <w:bottom w:val="single" w:color="EDF1F3" w:sz="4"/>
+              <w:right w:val="none" w:color="FFFFFF" w:sz="0"/>
+            </w:tcBorders>
+            <w:shd w:fill="FAFBFA" w:color="auto" w:val="clear"/>
+            <w:tcMar>
+              <w:top w:type="dxa" w:w="76"/>
+              <w:left w:type="dxa" w:w="130"/>
+              <w:bottom w:type="dxa" w:w="76"/>
+              <w:right w:type="dxa" w:w="130"/>
+            </w:tcMar>
+            <w:vAlign w:val="center"/>
+          </w:tcPr>
+          <w:p>
+            <w:pPr>
+              <w:spacing w:after="0" w:before="0" w:line="250" w:lineRule="auto"/>
+              <w:jc w:val="left"/>
+            </w:pPr>
+            <w:r>
+              <w:rPr>
+                <w:rFonts w:ascii="Yu Gothic" w:cs="Yu Gothic" w:eastAsia="Yu Gothic" w:hAnsi="Yu Gothic"/>
+                <w:b w:val="false"/>
+                <w:bCs w:val="false"/>
+                <w:i w:val="false"/>
+                <w:iCs w:val="false"/>
+                <w:color w:val="46565F"/>
+                <w:sz w:val="17"/>
+                <w:szCs w:val="17"/>
+              </w:rPr>
+              <w:t xml:space="preserve">確認済</w:t>
+            </w:r>
+          </w:p>
+        </w:tc>
+      </w:tr>
+      <w:tr>
+        <w:trPr>
+          <w:cantSplit/>
+        </w:trPr>
+        <w:tc>
+          <w:tcPr>
+            <w:tcW w:type="dxa" w:w="2600"/>
+            <w:tcBorders>
+              <w:top w:val="none" w:color="FFFFFF" w:sz="0"/>
+              <w:left w:val="none" w:color="FFFFFF" w:sz="0"/>
+              <w:bottom w:val="single" w:color="EDF1F3" w:sz="4"/>
+              <w:right w:val="none" w:color="FFFFFF" w:sz="0"/>
+            </w:tcBorders>
+            <w:shd w:fill="EAF3ED" w:color="auto" w:val="clear"/>
+            <w:tcMar>
+              <w:top w:type="dxa" w:w="76"/>
+              <w:left w:type="dxa" w:w="130"/>
+              <w:bottom w:type="dxa" w:w="76"/>
+              <w:right w:type="dxa" w:w="130"/>
+            </w:tcMar>
+            <w:vAlign w:val="center"/>
+          </w:tcPr>
+          <w:p>
+            <w:pPr>
+              <w:spacing w:after="0" w:before="0" w:line="250" w:lineRule="auto"/>
+              <w:jc w:val="left"/>
+            </w:pPr>
+            <w:r>
+              <w:rPr>
+                <w:rFonts w:ascii="Yu Gothic" w:cs="Yu Gothic" w:eastAsia="Yu Gothic" w:hAnsi="Yu Gothic"/>
+                <w:b/>
+                <w:bCs/>
+                <w:i w:val="false"/>
+                <w:iCs w:val="false"/>
+                <w:color w:val="22303A"/>
+                <w:sz w:val="17"/>
+                <w:szCs w:val="17"/>
+              </w:rPr>
+              <w:t xml:space="preserve">車内での提示</w:t>
+            </w:r>
+          </w:p>
+        </w:tc>
+        <w:tc>
+          <w:tcPr>
+            <w:tcW w:type="dxa" w:w="4400"/>
+            <w:tcBorders>
+              <w:top w:val="none" w:color="FFFFFF" w:sz="0"/>
+              <w:left w:val="none" w:color="FFFFFF" w:sz="0"/>
+              <w:bottom w:val="single" w:color="EDF1F3" w:sz="4"/>
+              <w:right w:val="none" w:color="FFFFFF" w:sz="0"/>
+            </w:tcBorders>
+            <w:shd w:fill="FFFFFF" w:color="auto" w:val="clear"/>
+            <w:tcMar>
+              <w:top w:type="dxa" w:w="76"/>
+              <w:left w:type="dxa" w:w="130"/>
+              <w:bottom w:type="dxa" w:w="76"/>
+              <w:right w:type="dxa" w:w="130"/>
+            </w:tcMar>
+            <w:vAlign w:val="center"/>
+          </w:tcPr>
+          <w:p>
+            <w:pPr>
+              <w:spacing w:after="0" w:before="0" w:line="250" w:lineRule="auto"/>
+              <w:jc w:val="left"/>
+            </w:pPr>
+            <w:r>
+              <w:rPr>
+                <w:rFonts w:ascii="Yu Gothic" w:cs="Yu Gothic" w:eastAsia="Yu Gothic" w:hAnsi="Yu Gothic"/>
+                <w:b w:val="false"/>
+                <w:bCs w:val="false"/>
+                <w:i w:val="false"/>
+                <w:iCs w:val="false"/>
+                <w:color w:val="46565F"/>
+                <w:sz w:val="17"/>
+                <w:szCs w:val="17"/>
+              </w:rPr>
+              <w:t xml:space="preserve">求められたらSmoozの「購入内容の確認」画面を提示。メールの画面や印刷では不可</w:t>
+            </w:r>
+          </w:p>
+        </w:tc>
+        <w:tc>
+          <w:tcPr>
+            <w:tcW w:type="dxa" w:w="2746"/>
+            <w:tcBorders>
+              <w:top w:val="none" w:color="FFFFFF" w:sz="0"/>
+              <w:left w:val="none" w:color="FFFFFF" w:sz="0"/>
+              <w:bottom w:val="single" w:color="EDF1F3" w:sz="4"/>
+              <w:right w:val="none" w:color="FFFFFF" w:sz="0"/>
+            </w:tcBorders>
+            <w:shd w:fill="FFFFFF" w:color="auto" w:val="clear"/>
+            <w:tcMar>
+              <w:top w:type="dxa" w:w="76"/>
+              <w:left w:type="dxa" w:w="130"/>
+              <w:bottom w:type="dxa" w:w="76"/>
+              <w:right w:type="dxa" w:w="130"/>
+            </w:tcMar>
+            <w:vAlign w:val="center"/>
+          </w:tcPr>
+          <w:p>
+            <w:pPr>
+              <w:spacing w:after="0" w:before="0" w:line="250" w:lineRule="auto"/>
+              <w:jc w:val="left"/>
+            </w:pPr>
+            <w:r>
+              <w:rPr>
+                <w:rFonts w:ascii="Yu Gothic" w:cs="Yu Gothic" w:eastAsia="Yu Gothic" w:hAnsi="Yu Gothic"/>
+                <w:b w:val="false"/>
+                <w:bCs w:val="false"/>
+                <w:i w:val="false"/>
+                <w:iCs w:val="false"/>
+                <w:color w:val="46565F"/>
+                <w:sz w:val="17"/>
+                <w:szCs w:val="17"/>
+              </w:rPr>
+              <w:t xml:space="preserve">確認済</w:t>
             </w:r>
           </w:p>
         </w:tc>

--- a/dist/秩父ファミリー旅行しおり_ver02.docx
+++ b/dist/秩父ファミリー旅行しおり_ver02.docx
@@ -3446,7 +3446,7 @@
                 <w:sz w:val="17"/>
                 <w:szCs w:val="17"/>
               </w:rPr>
-              <w:t xml:space="preserve">Smoozで買ったのは特急券だけです。乗車券（大人 池袋⇔西武秩父 800円）は別に必要です。</w:t>
+              <w:t xml:space="preserve">Smoozで買ったのは特急券だけです。乗車券は別に必要です（大人IC：往路 池袋→横瀬 781円／復路 西武秩父→池袋 800円）。</w:t>
             </w:r>
           </w:p>
           <w:p>
@@ -3539,7 +3539,7 @@
           <w:sz w:val="19"/>
           <w:szCs w:val="19"/>
         </w:rPr>
-        <w:t xml:space="preserve">子どもの席を取るかどうか</w:t>
+        <w:t xml:space="preserve">子どもの運賃と特急料金</w:t>
       </w:r>
     </w:p>
     <w:tbl>
@@ -3556,8 +3556,8 @@
         <w:tblLayout w:type="fixed"/>
       </w:tblPr>
       <w:tblGrid>
-        <w:gridCol w:w="2600"/>
-        <w:gridCol w:w="7146"/>
+        <w:gridCol w:w="2900"/>
+        <w:gridCol w:w="6846"/>
       </w:tblGrid>
       <w:tr>
         <w:trPr>
@@ -3565,7 +3565,7 @@
         </w:trPr>
         <w:tc>
           <w:tcPr>
-            <w:tcW w:type="dxa" w:w="2600"/>
+            <w:tcW w:type="dxa" w:w="2900"/>
             <w:tcBorders>
               <w:top w:val="none" w:color="FFFFFF" w:sz="0"/>
               <w:left w:val="none" w:color="FFFFFF" w:sz="0"/>
@@ -3603,7 +3603,7 @@
         </w:tc>
         <w:tc>
           <w:tcPr>
-            <w:tcW w:type="dxa" w:w="7146"/>
+            <w:tcW w:type="dxa" w:w="6846"/>
             <w:tcBorders>
               <w:top w:val="none" w:color="FFFFFF" w:sz="0"/>
               <w:left w:val="none" w:color="FFFFFF" w:sz="0"/>
@@ -3646,7 +3646,7 @@
         </w:trPr>
         <w:tc>
           <w:tcPr>
-            <w:tcW w:type="dxa" w:w="2600"/>
+            <w:tcW w:type="dxa" w:w="2900"/>
             <w:tcBorders>
               <w:top w:val="none" w:color="FFFFFF" w:sz="0"/>
               <w:left w:val="none" w:color="FFFFFF" w:sz="0"/>
@@ -3678,13 +3678,13 @@
                 <w:sz w:val="17"/>
                 <w:szCs w:val="17"/>
               </w:rPr>
-              <w:t xml:space="preserve">席が要るかどうかの基準</w:t>
-            </w:r>
-          </w:p>
-        </w:tc>
-        <w:tc>
-          <w:tcPr>
-            <w:tcW w:type="dxa" w:w="7146"/>
+              <w:t xml:space="preserve">西武鉄道の年齢区分</w:t>
+            </w:r>
+          </w:p>
+        </w:tc>
+        <w:tc>
+          <w:tcPr>
+            <w:tcW w:type="dxa" w:w="6846"/>
             <w:tcBorders>
               <w:top w:val="none" w:color="FFFFFF" w:sz="0"/>
               <w:left w:val="none" w:color="FFFFFF" w:sz="0"/>
@@ -3716,7 +3716,7 @@
                 <w:sz w:val="17"/>
                 <w:szCs w:val="17"/>
               </w:rPr>
-              <w:t xml:space="preserve">年齢ではなく「席を使うかどうか」。膝の上なら0円、席を1つ使うなら小児料金</w:t>
+              <w:t xml:space="preserve">大人＝12才以上／小児＝6〜11才（小学生）／幼児＝1〜5才。和希も浩希も「幼児」です</w:t>
             </w:r>
           </w:p>
         </w:tc>
@@ -3727,7 +3727,7 @@
         </w:trPr>
         <w:tc>
           <w:tcPr>
-            <w:tcW w:type="dxa" w:w="2600"/>
+            <w:tcW w:type="dxa" w:w="2900"/>
             <w:tcBorders>
               <w:top w:val="none" w:color="FFFFFF" w:sz="0"/>
               <w:left w:val="none" w:color="FFFFFF" w:sz="0"/>
@@ -3759,13 +3759,13 @@
                 <w:sz w:val="17"/>
                 <w:szCs w:val="17"/>
               </w:rPr>
-              <w:t xml:space="preserve">小児の特急料金</w:t>
-            </w:r>
-          </w:p>
-        </w:tc>
-        <w:tc>
-          <w:tcPr>
-            <w:tcW w:type="dxa" w:w="7146"/>
+              <w:t xml:space="preserve">幼児は原則タダ</w:t>
+            </w:r>
+          </w:p>
+        </w:tc>
+        <w:tc>
+          <w:tcPr>
+            <w:tcW w:type="dxa" w:w="6846"/>
             <w:tcBorders>
               <w:top w:val="none" w:color="FFFFFF" w:sz="0"/>
               <w:left w:val="none" w:color="FFFFFF" w:sz="0"/>
@@ -3797,7 +3797,7 @@
                 <w:sz w:val="17"/>
                 <w:szCs w:val="17"/>
               </w:rPr>
-              <w:t xml:space="preserve">大人900円の半額で450円（片道・1人）。今回はこれを4枚購入済み</w:t>
+              <w:t xml:space="preserve">大人1人につき幼児2人まで無料。大人4名いるので、本来なら2人とも0円で乗れます</w:t>
             </w:r>
           </w:p>
         </w:tc>
@@ -3808,7 +3808,7 @@
         </w:trPr>
         <w:tc>
           <w:tcPr>
-            <w:tcW w:type="dxa" w:w="2600"/>
+            <w:tcW w:type="dxa" w:w="2900"/>
             <w:tcBorders>
               <w:top w:val="none" w:color="FFFFFF" w:sz="0"/>
               <w:left w:val="none" w:color="FFFFFF" w:sz="0"/>
@@ -3840,13 +3840,13 @@
                 <w:sz w:val="17"/>
                 <w:szCs w:val="17"/>
               </w:rPr>
-              <w:t xml:space="preserve">小児の乗車券</w:t>
-            </w:r>
-          </w:p>
-        </w:tc>
-        <w:tc>
-          <w:tcPr>
-            <w:tcW w:type="dxa" w:w="7146"/>
+              <w:t xml:space="preserve">ただし席を取ると有料</w:t>
+            </w:r>
+          </w:p>
+        </w:tc>
+        <w:tc>
+          <w:tcPr>
+            <w:tcW w:type="dxa" w:w="6846"/>
             <w:tcBorders>
               <w:top w:val="none" w:color="FFFFFF" w:sz="0"/>
               <w:left w:val="none" w:color="FFFFFF" w:sz="0"/>
@@ -3878,7 +3878,7 @@
                 <w:sz w:val="17"/>
                 <w:szCs w:val="17"/>
               </w:rPr>
-              <w:t xml:space="preserve">2026年3月から西武線のIC小児運賃は1乗車50円均一。きっぷだと400円</w:t>
+              <w:t xml:space="preserve">西武の規則に「特急列車・座席指定列車の座席を幼児だけで使用されるとき」は小児運賃・料金が必要とあります</w:t>
             </w:r>
           </w:p>
         </w:tc>
@@ -3889,7 +3889,7 @@
         </w:trPr>
         <w:tc>
           <w:tcPr>
-            <w:tcW w:type="dxa" w:w="2600"/>
+            <w:tcW w:type="dxa" w:w="2900"/>
             <w:tcBorders>
               <w:top w:val="none" w:color="FFFFFF" w:sz="0"/>
               <w:left w:val="none" w:color="FFFFFF" w:sz="0"/>
@@ -3921,13 +3921,13 @@
                 <w:sz w:val="17"/>
                 <w:szCs w:val="17"/>
               </w:rPr>
-              <w:t xml:space="preserve">注意</w:t>
-            </w:r>
-          </w:p>
-        </w:tc>
-        <w:tc>
-          <w:tcPr>
-            <w:tcW w:type="dxa" w:w="7146"/>
+              <w:t xml:space="preserve">ここが大事</w:t>
+            </w:r>
+          </w:p>
+        </w:tc>
+        <w:tc>
+          <w:tcPr>
+            <w:tcW w:type="dxa" w:w="6846"/>
             <w:tcBorders>
               <w:top w:val="none" w:color="FFFFFF" w:sz="0"/>
               <w:left w:val="none" w:color="FFFFFF" w:sz="0"/>
@@ -3959,7 +3959,473 @@
                 <w:sz w:val="17"/>
                 <w:szCs w:val="17"/>
               </w:rPr>
-              <w:t xml:space="preserve">幼児は小児用PASMOを作れないため、IC50円がそのまま使えるかは駅で確認を</w:t>
+              <w:t xml:space="preserve">必要になるのは特急料金だけではなく、乗車券（運賃）も含めた両方です</w:t>
+            </w:r>
+          </w:p>
+        </w:tc>
+      </w:tr>
+      <w:tr>
+        <w:trPr>
+          <w:cantSplit/>
+        </w:trPr>
+        <w:tc>
+          <w:tcPr>
+            <w:tcW w:type="dxa" w:w="2900"/>
+            <w:tcBorders>
+              <w:top w:val="none" w:color="FFFFFF" w:sz="0"/>
+              <w:left w:val="none" w:color="FFFFFF" w:sz="0"/>
+              <w:bottom w:val="single" w:color="EDF1F3" w:sz="4"/>
+              <w:right w:val="none" w:color="FFFFFF" w:sz="0"/>
+            </w:tcBorders>
+            <w:shd w:fill="F7F3E9" w:color="auto" w:val="clear"/>
+            <w:tcMar>
+              <w:top w:type="dxa" w:w="76"/>
+              <w:left w:type="dxa" w:w="130"/>
+              <w:bottom w:type="dxa" w:w="76"/>
+              <w:right w:type="dxa" w:w="130"/>
+            </w:tcMar>
+            <w:vAlign w:val="center"/>
+          </w:tcPr>
+          <w:p>
+            <w:pPr>
+              <w:spacing w:after="0" w:before="0" w:line="250" w:lineRule="auto"/>
+              <w:jc w:val="left"/>
+            </w:pPr>
+            <w:r>
+              <w:rPr>
+                <w:rFonts w:ascii="Yu Gothic" w:cs="Yu Gothic" w:eastAsia="Yu Gothic" w:hAnsi="Yu Gothic"/>
+                <w:b/>
+                <w:bCs/>
+                <w:i w:val="false"/>
+                <w:iCs w:val="false"/>
+                <w:color w:val="22303A"/>
+                <w:sz w:val="17"/>
+                <w:szCs w:val="17"/>
+              </w:rPr>
+              <w:t xml:space="preserve">小児の特急料金</w:t>
+            </w:r>
+          </w:p>
+        </w:tc>
+        <w:tc>
+          <w:tcPr>
+            <w:tcW w:type="dxa" w:w="6846"/>
+            <w:tcBorders>
+              <w:top w:val="none" w:color="FFFFFF" w:sz="0"/>
+              <w:left w:val="none" w:color="FFFFFF" w:sz="0"/>
+              <w:bottom w:val="single" w:color="EDF1F3" w:sz="4"/>
+              <w:right w:val="none" w:color="FFFFFF" w:sz="0"/>
+            </w:tcBorders>
+            <w:shd w:fill="FFFFFF" w:color="auto" w:val="clear"/>
+            <w:tcMar>
+              <w:top w:type="dxa" w:w="76"/>
+              <w:left w:type="dxa" w:w="130"/>
+              <w:bottom w:type="dxa" w:w="76"/>
+              <w:right w:type="dxa" w:w="130"/>
+            </w:tcMar>
+            <w:vAlign w:val="center"/>
+          </w:tcPr>
+          <w:p>
+            <w:pPr>
+              <w:spacing w:after="0" w:before="0" w:line="250" w:lineRule="auto"/>
+              <w:jc w:val="left"/>
+            </w:pPr>
+            <w:r>
+              <w:rPr>
+                <w:rFonts w:ascii="Yu Gothic" w:cs="Yu Gothic" w:eastAsia="Yu Gothic" w:hAnsi="Yu Gothic"/>
+                <w:b w:val="false"/>
+                <w:bCs w:val="false"/>
+                <w:i w:val="false"/>
+                <w:iCs w:val="false"/>
+                <w:color w:val="46565F"/>
+                <w:sz w:val="17"/>
+                <w:szCs w:val="17"/>
+              </w:rPr>
+              <w:t xml:space="preserve">大人900円の半額で450円（片道・1人）。往復4枚とも購入済み</w:t>
+            </w:r>
+          </w:p>
+        </w:tc>
+      </w:tr>
+      <w:tr>
+        <w:trPr>
+          <w:cantSplit/>
+        </w:trPr>
+        <w:tc>
+          <w:tcPr>
+            <w:tcW w:type="dxa" w:w="2900"/>
+            <w:tcBorders>
+              <w:top w:val="none" w:color="FFFFFF" w:sz="0"/>
+              <w:left w:val="none" w:color="FFFFFF" w:sz="0"/>
+              <w:bottom w:val="single" w:color="EDF1F3" w:sz="4"/>
+              <w:right w:val="none" w:color="FFFFFF" w:sz="0"/>
+            </w:tcBorders>
+            <w:shd w:fill="F7F3E9" w:color="auto" w:val="clear"/>
+            <w:tcMar>
+              <w:top w:type="dxa" w:w="76"/>
+              <w:left w:type="dxa" w:w="130"/>
+              <w:bottom w:type="dxa" w:w="76"/>
+              <w:right w:type="dxa" w:w="130"/>
+            </w:tcMar>
+            <w:vAlign w:val="center"/>
+          </w:tcPr>
+          <w:p>
+            <w:pPr>
+              <w:spacing w:after="0" w:before="0" w:line="250" w:lineRule="auto"/>
+              <w:jc w:val="left"/>
+            </w:pPr>
+            <w:r>
+              <w:rPr>
+                <w:rFonts w:ascii="Yu Gothic" w:cs="Yu Gothic" w:eastAsia="Yu Gothic" w:hAnsi="Yu Gothic"/>
+                <w:b/>
+                <w:bCs/>
+                <w:i w:val="false"/>
+                <w:iCs w:val="false"/>
+                <w:color w:val="22303A"/>
+                <w:sz w:val="17"/>
+                <w:szCs w:val="17"/>
+              </w:rPr>
+              <w:t xml:space="preserve">小児の乗車券</w:t>
+            </w:r>
+          </w:p>
+        </w:tc>
+        <w:tc>
+          <w:tcPr>
+            <w:tcW w:type="dxa" w:w="6846"/>
+            <w:tcBorders>
+              <w:top w:val="none" w:color="FFFFFF" w:sz="0"/>
+              <w:left w:val="none" w:color="FFFFFF" w:sz="0"/>
+              <w:bottom w:val="single" w:color="EDF1F3" w:sz="4"/>
+              <w:right w:val="none" w:color="FFFFFF" w:sz="0"/>
+            </w:tcBorders>
+            <w:shd w:fill="FAFBFA" w:color="auto" w:val="clear"/>
+            <w:tcMar>
+              <w:top w:type="dxa" w:w="76"/>
+              <w:left w:type="dxa" w:w="130"/>
+              <w:bottom w:type="dxa" w:w="76"/>
+              <w:right w:type="dxa" w:w="130"/>
+            </w:tcMar>
+            <w:vAlign w:val="center"/>
+          </w:tcPr>
+          <w:p>
+            <w:pPr>
+              <w:spacing w:after="0" w:before="0" w:line="250" w:lineRule="auto"/>
+              <w:jc w:val="left"/>
+            </w:pPr>
+            <w:r>
+              <w:rPr>
+                <w:rFonts w:ascii="Yu Gothic" w:cs="Yu Gothic" w:eastAsia="Yu Gothic" w:hAnsi="Yu Gothic"/>
+                <w:b w:val="false"/>
+                <w:bCs w:val="false"/>
+                <w:i w:val="false"/>
+                <w:iCs w:val="false"/>
+                <w:color w:val="46565F"/>
+                <w:sz w:val="17"/>
+                <w:szCs w:val="17"/>
+              </w:rPr>
+              <w:t xml:space="preserve">きっぷなら片道400円（大人790〜800円の半額を10円単位に切り上げ）。小児用ICカードなら西武線内は一律50円</w:t>
+            </w:r>
+          </w:p>
+        </w:tc>
+      </w:tr>
+      <w:tr>
+        <w:trPr>
+          <w:cantSplit/>
+        </w:trPr>
+        <w:tc>
+          <w:tcPr>
+            <w:tcW w:type="dxa" w:w="2900"/>
+            <w:tcBorders>
+              <w:top w:val="none" w:color="FFFFFF" w:sz="0"/>
+              <w:left w:val="none" w:color="FFFFFF" w:sz="0"/>
+              <w:bottom w:val="single" w:color="EDF1F3" w:sz="4"/>
+              <w:right w:val="none" w:color="FFFFFF" w:sz="0"/>
+            </w:tcBorders>
+            <w:shd w:fill="F7F3E9" w:color="auto" w:val="clear"/>
+            <w:tcMar>
+              <w:top w:type="dxa" w:w="76"/>
+              <w:left w:type="dxa" w:w="130"/>
+              <w:bottom w:type="dxa" w:w="76"/>
+              <w:right w:type="dxa" w:w="130"/>
+            </w:tcMar>
+            <w:vAlign w:val="center"/>
+          </w:tcPr>
+          <w:p>
+            <w:pPr>
+              <w:spacing w:after="0" w:before="0" w:line="250" w:lineRule="auto"/>
+              <w:jc w:val="left"/>
+            </w:pPr>
+            <w:r>
+              <w:rPr>
+                <w:rFonts w:ascii="Yu Gothic" w:cs="Yu Gothic" w:eastAsia="Yu Gothic" w:hAnsi="Yu Gothic"/>
+                <w:b/>
+                <w:bCs/>
+                <w:i w:val="false"/>
+                <w:iCs w:val="false"/>
+                <w:color w:val="22303A"/>
+                <w:sz w:val="17"/>
+                <w:szCs w:val="17"/>
+              </w:rPr>
+              <w:t xml:space="preserve">小児用ICカードについて</w:t>
+            </w:r>
+          </w:p>
+        </w:tc>
+        <w:tc>
+          <w:tcPr>
+            <w:tcW w:type="dxa" w:w="6846"/>
+            <w:tcBorders>
+              <w:top w:val="none" w:color="FFFFFF" w:sz="0"/>
+              <w:left w:val="none" w:color="FFFFFF" w:sz="0"/>
+              <w:bottom w:val="single" w:color="EDF1F3" w:sz="4"/>
+              <w:right w:val="none" w:color="FFFFFF" w:sz="0"/>
+            </w:tcBorders>
+            <w:shd w:fill="FFFFFF" w:color="auto" w:val="clear"/>
+            <w:tcMar>
+              <w:top w:type="dxa" w:w="76"/>
+              <w:left w:type="dxa" w:w="130"/>
+              <w:bottom w:type="dxa" w:w="76"/>
+              <w:right w:type="dxa" w:w="130"/>
+            </w:tcMar>
+            <w:vAlign w:val="center"/>
+          </w:tcPr>
+          <w:p>
+            <w:pPr>
+              <w:spacing w:after="0" w:before="0" w:line="250" w:lineRule="auto"/>
+              <w:jc w:val="left"/>
+            </w:pPr>
+            <w:r>
+              <w:rPr>
+                <w:rFonts w:ascii="Yu Gothic" w:cs="Yu Gothic" w:eastAsia="Yu Gothic" w:hAnsi="Yu Gothic"/>
+                <w:b w:val="false"/>
+                <w:bCs w:val="false"/>
+                <w:i w:val="false"/>
+                <w:iCs w:val="false"/>
+                <w:color w:val="46565F"/>
+                <w:sz w:val="17"/>
+                <w:szCs w:val="17"/>
+              </w:rPr>
+              <w:t xml:space="preserve">公式に下限年齢の定めはなく、有効期限は12才になる年度の3月31日まで。駅事務室で年齢確認書類とデポジット500円が必要</w:t>
+            </w:r>
+          </w:p>
+        </w:tc>
+      </w:tr>
+      <w:tr>
+        <w:trPr>
+          <w:cantSplit/>
+        </w:trPr>
+        <w:tc>
+          <w:tcPr>
+            <w:tcW w:type="dxa" w:w="2900"/>
+            <w:tcBorders>
+              <w:top w:val="none" w:color="FFFFFF" w:sz="0"/>
+              <w:left w:val="none" w:color="FFFFFF" w:sz="0"/>
+              <w:bottom w:val="single" w:color="EDF1F3" w:sz="4"/>
+              <w:right w:val="none" w:color="FFFFFF" w:sz="0"/>
+            </w:tcBorders>
+            <w:shd w:fill="F7F3E9" w:color="auto" w:val="clear"/>
+            <w:tcMar>
+              <w:top w:type="dxa" w:w="76"/>
+              <w:left w:type="dxa" w:w="130"/>
+              <w:bottom w:type="dxa" w:w="76"/>
+              <w:right w:type="dxa" w:w="130"/>
+            </w:tcMar>
+            <w:vAlign w:val="center"/>
+          </w:tcPr>
+          <w:p>
+            <w:pPr>
+              <w:spacing w:after="0" w:before="0" w:line="250" w:lineRule="auto"/>
+              <w:jc w:val="left"/>
+            </w:pPr>
+            <w:r>
+              <w:rPr>
+                <w:rFonts w:ascii="Yu Gothic" w:cs="Yu Gothic" w:eastAsia="Yu Gothic" w:hAnsi="Yu Gothic"/>
+                <w:b/>
+                <w:bCs/>
+                <w:i w:val="false"/>
+                <w:iCs w:val="false"/>
+                <w:color w:val="22303A"/>
+                <w:sz w:val="17"/>
+                <w:szCs w:val="17"/>
+              </w:rPr>
+              <w:t xml:space="preserve">メトロ区間は無料のまま</w:t>
+            </w:r>
+          </w:p>
+        </w:tc>
+        <w:tc>
+          <w:tcPr>
+            <w:tcW w:type="dxa" w:w="6846"/>
+            <w:tcBorders>
+              <w:top w:val="none" w:color="FFFFFF" w:sz="0"/>
+              <w:left w:val="none" w:color="FFFFFF" w:sz="0"/>
+              <w:bottom w:val="single" w:color="EDF1F3" w:sz="4"/>
+              <w:right w:val="none" w:color="FFFFFF" w:sz="0"/>
+            </w:tcBorders>
+            <w:shd w:fill="FAFBFA" w:color="auto" w:val="clear"/>
+            <w:tcMar>
+              <w:top w:type="dxa" w:w="76"/>
+              <w:left w:type="dxa" w:w="130"/>
+              <w:bottom w:type="dxa" w:w="76"/>
+              <w:right w:type="dxa" w:w="130"/>
+            </w:tcMar>
+            <w:vAlign w:val="center"/>
+          </w:tcPr>
+          <w:p>
+            <w:pPr>
+              <w:spacing w:after="0" w:before="0" w:line="250" w:lineRule="auto"/>
+              <w:jc w:val="left"/>
+            </w:pPr>
+            <w:r>
+              <w:rPr>
+                <w:rFonts w:ascii="Yu Gothic" w:cs="Yu Gothic" w:eastAsia="Yu Gothic" w:hAnsi="Yu Gothic"/>
+                <w:b w:val="false"/>
+                <w:bCs w:val="false"/>
+                <w:i w:val="false"/>
+                <w:iCs w:val="false"/>
+                <w:color w:val="46565F"/>
+                <w:sz w:val="17"/>
+                <w:szCs w:val="17"/>
+              </w:rPr>
+              <w:t xml:space="preserve">木場⇔池袋は席を取らないので、2人とも幼児として無料です</w:t>
+            </w:r>
+          </w:p>
+        </w:tc>
+      </w:tr>
+    </w:tbl>
+    <w:p>
+      <w:pPr>
+        <w:spacing w:after="130" w:before="0" w:line="20"/>
+      </w:pPr>
+    </w:p>
+    <w:tbl>
+      <w:tblPr>
+        <w:tblW w:type="dxa" w:w="9746"/>
+        <w:tblBorders>
+          <w:top w:val="none" w:color="FFFFFF" w:sz="0"/>
+          <w:left w:val="none" w:color="FFFFFF" w:sz="0"/>
+          <w:bottom w:val="none" w:color="FFFFFF" w:sz="0"/>
+          <w:right w:val="none" w:color="FFFFFF" w:sz="0"/>
+          <w:insideH w:val="none" w:color="FFFFFF" w:sz="0"/>
+          <w:insideV w:val="none" w:color="FFFFFF" w:sz="0"/>
+        </w:tblBorders>
+        <w:tblLayout w:type="fixed"/>
+      </w:tblPr>
+      <w:tblGrid>
+        <w:gridCol w:w="9746"/>
+      </w:tblGrid>
+      <w:tr>
+        <w:tc>
+          <w:tcPr>
+            <w:tcW w:type="dxa" w:w="9746"/>
+            <w:tcBorders>
+              <w:top w:val="none" w:color="FFFFFF" w:sz="0"/>
+              <w:left w:val="single" w:color="3E7D55" w:sz="18"/>
+              <w:bottom w:val="none" w:color="FFFFFF" w:sz="0"/>
+              <w:right w:val="none" w:color="FFFFFF" w:sz="0"/>
+            </w:tcBorders>
+            <w:shd w:fill="EAF3ED" w:color="auto" w:val="clear"/>
+            <w:tcMar>
+              <w:top w:type="dxa" w:w="130"/>
+              <w:left w:type="dxa" w:w="200"/>
+              <w:bottom w:type="dxa" w:w="130"/>
+              <w:right w:type="dxa" w:w="200"/>
+            </w:tcMar>
+            <w:vAlign w:val="top"/>
+          </w:tcPr>
+          <w:p>
+            <w:pPr>
+              <w:spacing w:after="55" w:before="0" w:line="255" w:lineRule="auto"/>
+              <w:ind w:left="120" w:hanging="190"/>
+              <w:jc w:val="left"/>
+            </w:pPr>
+            <w:r>
+              <w:rPr>
+                <w:rFonts w:ascii="Yu Gothic" w:cs="Yu Gothic" w:eastAsia="Yu Gothic" w:hAnsi="Yu Gothic"/>
+                <w:b/>
+                <w:bCs/>
+                <w:i w:val="false"/>
+                <w:iCs w:val="false"/>
+                <w:color w:val="3E7D55"/>
+                <w:sz w:val="17"/>
+                <w:szCs w:val="17"/>
+              </w:rPr>
+              <w:t xml:space="preserve">・</w:t>
+            </w:r>
+            <w:r>
+              <w:rPr>
+                <w:rFonts w:ascii="Yu Gothic" w:cs="Yu Gothic" w:eastAsia="Yu Gothic" w:hAnsi="Yu Gothic"/>
+                <w:b w:val="false"/>
+                <w:bCs w:val="false"/>
+                <w:i w:val="false"/>
+                <w:iCs w:val="false"/>
+                <w:color w:val="46565F"/>
+                <w:sz w:val="17"/>
+                <w:szCs w:val="17"/>
+              </w:rPr>
+              <w:t xml:space="preserve">要するに「席を1つ使う」と決めた時点で、その子は運賃も料金も小児あつかいになります。膝の上に乗せていれば両方とも0円でした。</w:t>
+            </w:r>
+          </w:p>
+          <w:p>
+            <w:pPr>
+              <w:spacing w:after="55" w:before="0" w:line="255" w:lineRule="auto"/>
+              <w:ind w:left="120" w:hanging="190"/>
+              <w:jc w:val="left"/>
+            </w:pPr>
+            <w:r>
+              <w:rPr>
+                <w:rFonts w:ascii="Yu Gothic" w:cs="Yu Gothic" w:eastAsia="Yu Gothic" w:hAnsi="Yu Gothic"/>
+                <w:b/>
+                <w:bCs/>
+                <w:i w:val="false"/>
+                <w:iCs w:val="false"/>
+                <w:color w:val="3E7D55"/>
+                <w:sz w:val="17"/>
+                <w:szCs w:val="17"/>
+              </w:rPr>
+              <w:t xml:space="preserve">・</w:t>
+            </w:r>
+            <w:r>
+              <w:rPr>
+                <w:rFonts w:ascii="Yu Gothic" w:cs="Yu Gothic" w:eastAsia="Yu Gothic" w:hAnsi="Yu Gothic"/>
+                <w:b w:val="false"/>
+                <w:bCs w:val="false"/>
+                <w:i w:val="false"/>
+                <w:iCs w:val="false"/>
+                <w:color w:val="46565F"/>
+                <w:sz w:val="17"/>
+                <w:szCs w:val="17"/>
+              </w:rPr>
+              <w:t xml:space="preserve">76分の乗車で4才と2才を膝に乗せ続けるのは現実的ではないので、席を取った判断は妥当です。追加で要るのは乗車券だけ、最大でも1,600円です。</w:t>
+            </w:r>
+          </w:p>
+          <w:p>
+            <w:pPr>
+              <w:spacing w:after="0" w:before="0" w:line="255" w:lineRule="auto"/>
+              <w:ind w:left="120" w:hanging="190"/>
+              <w:jc w:val="left"/>
+            </w:pPr>
+            <w:r>
+              <w:rPr>
+                <w:rFonts w:ascii="Yu Gothic" w:cs="Yu Gothic" w:eastAsia="Yu Gothic" w:hAnsi="Yu Gothic"/>
+                <w:b/>
+                <w:bCs/>
+                <w:i w:val="false"/>
+                <w:iCs w:val="false"/>
+                <w:color w:val="3E7D55"/>
+                <w:sz w:val="17"/>
+                <w:szCs w:val="17"/>
+              </w:rPr>
+              <w:t xml:space="preserve">・</w:t>
+            </w:r>
+            <w:r>
+              <w:rPr>
+                <w:rFonts w:ascii="Yu Gothic" w:cs="Yu Gothic" w:eastAsia="Yu Gothic" w:hAnsi="Yu Gothic"/>
+                <w:b w:val="false"/>
+                <w:bCs w:val="false"/>
+                <w:i w:val="false"/>
+                <w:iCs w:val="false"/>
+                <w:color w:val="46565F"/>
+                <w:sz w:val="17"/>
+                <w:szCs w:val="17"/>
+              </w:rPr>
+              <w:t xml:space="preserve">小児きっぷは券売機の「小児」ボタンで買えます。当日の朝、池袋の西武の券売機で2枚買えば済みます。</w:t>
             </w:r>
           </w:p>
         </w:tc>
@@ -6942,7 +7408,7 @@
                 <w:sz w:val="16"/>
                 <w:szCs w:val="16"/>
               </w:rPr>
-              <w:t xml:space="preserve">木場 → 池袋　260円（IC・大人）／和希・浩希は幼児のため無料</w:t>
+              <w:t xml:space="preserve">木場 → 池袋　大人 IC 252円／きっぷ 260円　※和希・浩希は幼児のため無料</w:t>
             </w:r>
           </w:p>
           <w:p>
@@ -21453,7 +21919,7 @@
                 <w:sz w:val="17"/>
                 <w:szCs w:val="17"/>
               </w:rPr>
-              <w:t xml:space="preserve">乗車券（池袋⇔西武秩父）</w:t>
+              <w:t xml:space="preserve">乗車券（往路 池袋→横瀬／復路 西武秩父→池袋）</w:t>
             </w:r>
           </w:p>
         </w:tc>
@@ -21529,7 +21995,7 @@
                 <w:sz w:val="17"/>
                 <w:szCs w:val="17"/>
               </w:rPr>
-              <w:t xml:space="preserve">Smoozは特急券のみ。大人はIC、子どもは駅で相談</w:t>
+              <w:t xml:space="preserve">Smoozは特急券のみ。大人はICでそのまま。子ども2名は席を使うので小児きっぷ400円×2枚×往復が必要</w:t>
             </w:r>
           </w:p>
         </w:tc>
@@ -22649,7 +23115,7 @@
                 <w:sz w:val="17"/>
                 <w:szCs w:val="17"/>
               </w:rPr>
-              <w:t xml:space="preserve">乗車券 池袋⇔西武秩父（大人4名）</w:t>
+              <w:t xml:space="preserve">乗車券 大人4名（往復）</w:t>
             </w:r>
           </w:p>
         </w:tc>
@@ -22687,7 +23153,7 @@
                 <w:sz w:val="17"/>
                 <w:szCs w:val="17"/>
               </w:rPr>
-              <w:t xml:space="preserve">6,400円</w:t>
+              <w:t xml:space="preserve">6,324円</w:t>
             </w:r>
           </w:p>
         </w:tc>
@@ -22725,7 +23191,7 @@
                 <w:sz w:val="17"/>
                 <w:szCs w:val="17"/>
               </w:rPr>
-              <w:t xml:space="preserve">800円×4名×往復。Smoozは特急券のみなので別途</w:t>
+              <w:t xml:space="preserve">IC。往路 池袋→横瀬 781円×4／復路 西武秩父→池袋 800円×4</w:t>
             </w:r>
           </w:p>
         </w:tc>
@@ -22844,7 +23310,7 @@
                 <w:sz w:val="17"/>
                 <w:szCs w:val="17"/>
               </w:rPr>
-              <w:t xml:space="preserve">IC小児50円均一なら200円、きっぷなら1,600円。要確認</w:t>
+              <w:t xml:space="preserve">小児きっぷなら400円×2名×往復＝1,600円。小児用ICなら50円×2名×往復＝200円</w:t>
             </w:r>
           </w:p>
         </w:tc>
@@ -22925,7 +23391,7 @@
                 <w:sz w:val="17"/>
                 <w:szCs w:val="17"/>
               </w:rPr>
-              <w:t xml:space="preserve">約1,040〜2,080円</w:t>
+              <w:t xml:space="preserve">約1,008〜2,016円</w:t>
             </w:r>
           </w:p>
         </w:tc>
@@ -22963,7 +23429,7 @@
                 <w:sz w:val="17"/>
                 <w:szCs w:val="17"/>
               </w:rPr>
-              <w:t xml:space="preserve">260円×人数×2回。ご両親の合流地点次第</w:t>
+              <w:t xml:space="preserve">IC252円×大人の人数×2回。子ども2名は幼児で無料。ご両親の合流地点次第</w:t>
             </w:r>
           </w:p>
         </w:tc>
@@ -24437,6 +24903,39 @@
             </w:tcMar>
             <w:vAlign w:val="top"/>
           </w:tcPr>
+          <w:p>
+            <w:pPr>
+              <w:spacing w:after="55" w:before="0" w:line="255" w:lineRule="auto"/>
+              <w:ind w:left="120" w:hanging="190"/>
+              <w:jc w:val="left"/>
+            </w:pPr>
+            <w:r>
+              <w:rPr>
+                <w:rFonts w:ascii="Yu Gothic" w:cs="Yu Gothic" w:eastAsia="Yu Gothic" w:hAnsi="Yu Gothic"/>
+                <w:b/>
+                <w:bCs/>
+                <w:i w:val="false"/>
+                <w:iCs w:val="false"/>
+                <w:color w:val="9A7218"/>
+                <w:sz w:val="17"/>
+                <w:szCs w:val="17"/>
+              </w:rPr>
+              <w:t xml:space="preserve">・</w:t>
+            </w:r>
+            <w:r>
+              <w:rPr>
+                <w:rFonts w:ascii="Yu Gothic" w:cs="Yu Gothic" w:eastAsia="Yu Gothic" w:hAnsi="Yu Gothic"/>
+                <w:b w:val="false"/>
+                <w:bCs w:val="false"/>
+                <w:i w:val="false"/>
+                <w:iCs w:val="false"/>
+                <w:color w:val="46565F"/>
+                <w:sz w:val="17"/>
+                <w:szCs w:val="17"/>
+              </w:rPr>
+              <w:t xml:space="preserve">子ども2名の乗車券は、当日きっぷで買えば合計1,600円。小児用ICカードを作れば200円で済みますが、駅事務室で年齢確認書類とデポジット500円×2枚が要ります。</w:t>
+            </w:r>
+          </w:p>
           <w:p>
             <w:pPr>
               <w:spacing w:after="55" w:before="0" w:line="255" w:lineRule="auto"/>
@@ -26038,7 +26537,7 @@
                 <w:sz w:val="17"/>
                 <w:szCs w:val="17"/>
               </w:rPr>
-              <w:t xml:space="preserve">9月13日(日)まで</w:t>
+              <w:t xml:space="preserve">当日でも可</w:t>
             </w:r>
           </w:p>
         </w:tc>
@@ -26076,7 +26575,7 @@
                 <w:sz w:val="17"/>
                 <w:szCs w:val="17"/>
               </w:rPr>
-              <w:t xml:space="preserve">子ども2名の乗車券をどうするか決める</w:t>
+              <w:t xml:space="preserve">子ども2名の小児きっぷを買う</w:t>
             </w:r>
           </w:p>
         </w:tc>
@@ -26114,7 +26613,7 @@
                 <w:sz w:val="17"/>
                 <w:szCs w:val="17"/>
               </w:rPr>
-              <w:t xml:space="preserve">小児ICが使えるか駅で確認。使えなければ当日きっぷ（片道400円×2名）</w:t>
+              <w:t xml:space="preserve">席を使うので乗車券も必要です。券売機の「小児」ボタンで片道400円×2枚。往路は池袋、復路は西武秩父で</w:t>
             </w:r>
           </w:p>
         </w:tc>
@@ -29864,7 +30363,7 @@
                 <w:sz w:val="17"/>
                 <w:szCs w:val="17"/>
               </w:rPr>
-              <w:t xml:space="preserve">特急ラビューの運賃</w:t>
+              <w:t xml:space="preserve">西武の大人運賃</w:t>
             </w:r>
           </w:p>
         </w:tc>
@@ -29902,7 +30401,7 @@
                 <w:sz w:val="17"/>
                 <w:szCs w:val="17"/>
               </w:rPr>
-              <w:t xml:space="preserve">池袋⇔西武秩父 大人1,700円（乗車券800＋特急900）</w:t>
+              <w:t xml:space="preserve">2026年3月14日改定後のIC運賃で 池袋→横瀬 781円／池袋→西武秩父 800円（公式運賃表で確認）</w:t>
             </w:r>
           </w:p>
         </w:tc>
@@ -30021,7 +30520,7 @@
                 <w:sz w:val="17"/>
                 <w:szCs w:val="17"/>
               </w:rPr>
-              <w:t xml:space="preserve">木場⇔池袋 260円（IC・大人）。幼児は大人1人につき2人まで無料</w:t>
+              <w:t xml:space="preserve">木場⇔池袋は12〜19km区分で大人 IC252円／きっぷ260円。幼児は大人1人につき2人まで無料</w:t>
             </w:r>
           </w:p>
         </w:tc>
@@ -30259,7 +30758,7 @@
                 <w:sz w:val="17"/>
                 <w:szCs w:val="17"/>
               </w:rPr>
-              <w:t xml:space="preserve">席を使う場合のみ必要。小児は大人の半額で450円（片道）</w:t>
+              <w:t xml:space="preserve">席を使う場合のみ必要。小児は大人の半額で450円（片道）。往復4枚購入済み</w:t>
             </w:r>
           </w:p>
         </w:tc>
@@ -30378,7 +30877,7 @@
                 <w:sz w:val="17"/>
                 <w:szCs w:val="17"/>
               </w:rPr>
-              <w:t xml:space="preserve">2026年3月からIC小児運賃が1乗車50円均一（乗車券のみ。特急料金は別）</w:t>
+              <w:t xml:space="preserve">小児用ICカードなら区間に関わらず一律50円。きっぷは大人運賃の半額（10円未満切り上げ）で片道400円</w:t>
             </w:r>
           </w:p>
         </w:tc>
@@ -30459,7 +30958,7 @@
                 <w:sz w:val="17"/>
                 <w:szCs w:val="17"/>
               </w:rPr>
-              <w:t xml:space="preserve">Smoozの乗車変更</w:t>
+              <w:t xml:space="preserve">幼児が席を使うとき</w:t>
             </w:r>
           </w:p>
         </w:tc>
@@ -30497,7 +30996,7 @@
                 <w:sz w:val="17"/>
                 <w:szCs w:val="17"/>
               </w:rPr>
-              <w:t xml:space="preserve">人数の変更はできない。追加は別途購入</w:t>
+              <w:t xml:space="preserve">西武の規則で「小児運賃・料金が必要」。特急券だけでなく乗車券も要る（公式の年令区分ページで確認）</w:t>
             </w:r>
           </w:p>
         </w:tc>
@@ -30535,7 +31034,7 @@
                 <w:sz w:val="17"/>
                 <w:szCs w:val="17"/>
               </w:rPr>
-              <w:t xml:space="preserve">確認済（購入完了メール）</w:t>
+              <w:t xml:space="preserve">確認済</w:t>
             </w:r>
           </w:p>
         </w:tc>
@@ -30578,7 +31077,7 @@
                 <w:sz w:val="17"/>
                 <w:szCs w:val="17"/>
               </w:rPr>
-              <w:t xml:space="preserve">特急券</w:t>
+              <w:t xml:space="preserve">Smoozの乗車変更</w:t>
             </w:r>
           </w:p>
         </w:tc>
@@ -30616,7 +31115,7 @@
                 <w:sz w:val="17"/>
                 <w:szCs w:val="17"/>
               </w:rPr>
-              <w:t xml:space="preserve">往復とも6名ぶん購入済（合計9,000円）</w:t>
+              <w:t xml:space="preserve">人数の変更はできない。追加は別途購入</w:t>
             </w:r>
           </w:p>
         </w:tc>
@@ -30654,7 +31153,7 @@
                 <w:sz w:val="17"/>
                 <w:szCs w:val="17"/>
               </w:rPr>
-              <w:t xml:space="preserve">確認済</w:t>
+              <w:t xml:space="preserve">確認済（購入完了メール）</w:t>
             </w:r>
           </w:p>
         </w:tc>
@@ -30697,6 +31196,125 @@
                 <w:sz w:val="17"/>
                 <w:szCs w:val="17"/>
               </w:rPr>
+              <w:t xml:space="preserve">特急券</w:t>
+            </w:r>
+          </w:p>
+        </w:tc>
+        <w:tc>
+          <w:tcPr>
+            <w:tcW w:type="dxa" w:w="4400"/>
+            <w:tcBorders>
+              <w:top w:val="none" w:color="FFFFFF" w:sz="0"/>
+              <w:left w:val="none" w:color="FFFFFF" w:sz="0"/>
+              <w:bottom w:val="single" w:color="EDF1F3" w:sz="4"/>
+              <w:right w:val="none" w:color="FFFFFF" w:sz="0"/>
+            </w:tcBorders>
+            <w:shd w:fill="FFFFFF" w:color="auto" w:val="clear"/>
+            <w:tcMar>
+              <w:top w:type="dxa" w:w="76"/>
+              <w:left w:type="dxa" w:w="130"/>
+              <w:bottom w:type="dxa" w:w="76"/>
+              <w:right w:type="dxa" w:w="130"/>
+            </w:tcMar>
+            <w:vAlign w:val="center"/>
+          </w:tcPr>
+          <w:p>
+            <w:pPr>
+              <w:spacing w:after="0" w:before="0" w:line="250" w:lineRule="auto"/>
+              <w:jc w:val="left"/>
+            </w:pPr>
+            <w:r>
+              <w:rPr>
+                <w:rFonts w:ascii="Yu Gothic" w:cs="Yu Gothic" w:eastAsia="Yu Gothic" w:hAnsi="Yu Gothic"/>
+                <w:b w:val="false"/>
+                <w:bCs w:val="false"/>
+                <w:i w:val="false"/>
+                <w:iCs w:val="false"/>
+                <w:color w:val="46565F"/>
+                <w:sz w:val="17"/>
+                <w:szCs w:val="17"/>
+              </w:rPr>
+              <w:t xml:space="preserve">往復とも6名ぶん購入済（合計9,000円）</w:t>
+            </w:r>
+          </w:p>
+        </w:tc>
+        <w:tc>
+          <w:tcPr>
+            <w:tcW w:type="dxa" w:w="2746"/>
+            <w:tcBorders>
+              <w:top w:val="none" w:color="FFFFFF" w:sz="0"/>
+              <w:left w:val="none" w:color="FFFFFF" w:sz="0"/>
+              <w:bottom w:val="single" w:color="EDF1F3" w:sz="4"/>
+              <w:right w:val="none" w:color="FFFFFF" w:sz="0"/>
+            </w:tcBorders>
+            <w:shd w:fill="FFFFFF" w:color="auto" w:val="clear"/>
+            <w:tcMar>
+              <w:top w:type="dxa" w:w="76"/>
+              <w:left w:type="dxa" w:w="130"/>
+              <w:bottom w:type="dxa" w:w="76"/>
+              <w:right w:type="dxa" w:w="130"/>
+            </w:tcMar>
+            <w:vAlign w:val="center"/>
+          </w:tcPr>
+          <w:p>
+            <w:pPr>
+              <w:spacing w:after="0" w:before="0" w:line="250" w:lineRule="auto"/>
+              <w:jc w:val="left"/>
+            </w:pPr>
+            <w:r>
+              <w:rPr>
+                <w:rFonts w:ascii="Yu Gothic" w:cs="Yu Gothic" w:eastAsia="Yu Gothic" w:hAnsi="Yu Gothic"/>
+                <w:b w:val="false"/>
+                <w:bCs w:val="false"/>
+                <w:i w:val="false"/>
+                <w:iCs w:val="false"/>
+                <w:color w:val="46565F"/>
+                <w:sz w:val="17"/>
+                <w:szCs w:val="17"/>
+              </w:rPr>
+              <w:t xml:space="preserve">確認済</w:t>
+            </w:r>
+          </w:p>
+        </w:tc>
+      </w:tr>
+      <w:tr>
+        <w:trPr>
+          <w:cantSplit/>
+        </w:trPr>
+        <w:tc>
+          <w:tcPr>
+            <w:tcW w:type="dxa" w:w="2600"/>
+            <w:tcBorders>
+              <w:top w:val="none" w:color="FFFFFF" w:sz="0"/>
+              <w:left w:val="none" w:color="FFFFFF" w:sz="0"/>
+              <w:bottom w:val="single" w:color="EDF1F3" w:sz="4"/>
+              <w:right w:val="none" w:color="FFFFFF" w:sz="0"/>
+            </w:tcBorders>
+            <w:shd w:fill="EAF3ED" w:color="auto" w:val="clear"/>
+            <w:tcMar>
+              <w:top w:type="dxa" w:w="76"/>
+              <w:left w:type="dxa" w:w="130"/>
+              <w:bottom w:type="dxa" w:w="76"/>
+              <w:right w:type="dxa" w:w="130"/>
+            </w:tcMar>
+            <w:vAlign w:val="center"/>
+          </w:tcPr>
+          <w:p>
+            <w:pPr>
+              <w:spacing w:after="0" w:before="0" w:line="250" w:lineRule="auto"/>
+              <w:jc w:val="left"/>
+            </w:pPr>
+            <w:r>
+              <w:rPr>
+                <w:rFonts w:ascii="Yu Gothic" w:cs="Yu Gothic" w:eastAsia="Yu Gothic" w:hAnsi="Yu Gothic"/>
+                <w:b/>
+                <w:bCs/>
+                <w:i w:val="false"/>
+                <w:iCs w:val="false"/>
+                <w:color w:val="22303A"/>
+                <w:sz w:val="17"/>
+                <w:szCs w:val="17"/>
+              </w:rPr>
               <w:t xml:space="preserve">車内での提示</w:t>
             </w:r>
           </w:p>
@@ -30710,7 +31328,7 @@
               <w:bottom w:val="single" w:color="EDF1F3" w:sz="4"/>
               <w:right w:val="none" w:color="FFFFFF" w:sz="0"/>
             </w:tcBorders>
-            <w:shd w:fill="FFFFFF" w:color="auto" w:val="clear"/>
+            <w:shd w:fill="FAFBFA" w:color="auto" w:val="clear"/>
             <w:tcMar>
               <w:top w:type="dxa" w:w="76"/>
               <w:left w:type="dxa" w:w="130"/>
@@ -30748,7 +31366,7 @@
               <w:bottom w:val="single" w:color="EDF1F3" w:sz="4"/>
               <w:right w:val="none" w:color="FFFFFF" w:sz="0"/>
             </w:tcBorders>
-            <w:shd w:fill="FFFFFF" w:color="auto" w:val="clear"/>
+            <w:shd w:fill="FAFBFA" w:color="auto" w:val="clear"/>
             <w:tcMar>
               <w:top w:type="dxa" w:w="76"/>
               <w:left w:type="dxa" w:w="130"/>
